--- a/William/.Net Vue/William_Jackson.docx
+++ b/William/.Net Vue/William_Jackson.docx
@@ -6,6 +6,13 @@
       <w:pPr>
         <w:spacing w:after="40"/>
         <w:jc w:val="center"/>
+        <w:rPr>
+          <w:b/>
+          <w:bCs/>
+          <w:color w:val="B91C1C"/>
+          <w:sz w:val="44"/>
+          <w:szCs w:val="44"/>
+        </w:rPr>
       </w:pPr>
       <w:r>
         <w:rPr>
@@ -15,7 +22,17 @@
           <w:sz w:val="44"/>
           <w:szCs w:val="44"/>
         </w:rPr>
-        <w:t>WILLIAM</w:t>
+        <w:t>W</w:t>
+      </w:r>
+      <w:r>
+        <w:rPr>
+          <w:b/>
+          <w:bCs/>
+          <w:color w:val="111111"/>
+          <w:sz w:val="44"/>
+          <w:szCs w:val="44"/>
+        </w:rPr>
+        <w:t>illiam</w:t>
       </w:r>
       <w:r>
         <w:rPr>
@@ -25,7 +42,17 @@
           <w:sz w:val="44"/>
           <w:szCs w:val="44"/>
         </w:rPr>
-        <w:t xml:space="preserve"> JACKSON</w:t>
+        <w:t xml:space="preserve"> J</w:t>
+      </w:r>
+      <w:r>
+        <w:rPr>
+          <w:b/>
+          <w:bCs/>
+          <w:color w:val="B91C1C"/>
+          <w:sz w:val="44"/>
+          <w:szCs w:val="44"/>
+        </w:rPr>
+        <w:t>ackson</w:t>
       </w:r>
     </w:p>
     <w:p>
@@ -41,6 +68,35 @@
           <w:szCs w:val="19"/>
         </w:rPr>
         <w:t>Senior Software Engineer</w:t>
+      </w:r>
+      <w:r>
+        <w:rPr>
+          <w:rFonts w:ascii="Arial" w:eastAsia="Arial" w:hAnsi="Arial" w:cs="Arial"/>
+          <w:color w:val="555555"/>
+          <w:sz w:val="19"/>
+          <w:szCs w:val="19"/>
+        </w:rPr>
+        <w:t xml:space="preserve"> – </w:t>
+      </w:r>
+      <w:proofErr w:type="spellStart"/>
+      <w:r>
+        <w:rPr>
+          <w:rFonts w:ascii="Arial" w:eastAsia="Arial" w:hAnsi="Arial" w:cs="Arial"/>
+          <w:color w:val="555555"/>
+          <w:sz w:val="19"/>
+          <w:szCs w:val="19"/>
+        </w:rPr>
+        <w:t>Vue</w:t>
+      </w:r>
+      <w:proofErr w:type="spellEnd"/>
+      <w:r>
+        <w:rPr>
+          <w:rFonts w:ascii="Arial" w:eastAsia="Arial" w:hAnsi="Arial" w:cs="Arial"/>
+          <w:color w:val="555555"/>
+          <w:sz w:val="19"/>
+          <w:szCs w:val="19"/>
+        </w:rPr>
+        <w:t xml:space="preserve"> C# (.NET) Azure/AWS</w:t>
       </w:r>
     </w:p>
     <w:tbl>
@@ -94,7 +150,7 @@
                 <w:sz w:val="17"/>
                 <w:szCs w:val="17"/>
               </w:rPr>
-              <w:t xml:space="preserve">Wellington, Nevada, United States </w:t>
+              <w:t xml:space="preserve">Wellington, Nevada, United States | </w:t>
             </w:r>
             <w:r>
               <w:rPr>
@@ -103,7 +159,7 @@
                 <w:sz w:val="17"/>
                 <w:szCs w:val="17"/>
               </w:rPr>
-              <w:t>+1 (725) 258-7943</w:t>
+              <w:t>+1 (786) 949-7561</w:t>
             </w:r>
             <w:r>
               <w:rPr>
@@ -121,7 +177,7 @@
                 <w:sz w:val="17"/>
                 <w:szCs w:val="17"/>
               </w:rPr>
-              <w:t>williamjacksondev@outlook.com</w:t>
+              <w:t>williamjackson.pro@outlook.com</w:t>
             </w:r>
             <w:r>
               <w:rPr>
@@ -130,7 +186,7 @@
                 <w:sz w:val="17"/>
                 <w:szCs w:val="17"/>
               </w:rPr>
-              <w:t xml:space="preserve">| </w:t>
+              <w:t xml:space="preserve"> | </w:t>
             </w:r>
             <w:r>
               <w:rPr>
@@ -139,30 +195,39 @@
                 <w:sz w:val="17"/>
                 <w:szCs w:val="17"/>
               </w:rPr>
-              <w:t>linkedin.com/in/william-jackson-3816183aa</w:t>
+              <w:t>linkedin.com/in/william-jackson-</w:t>
             </w:r>
+            <w:r>
+              <w:rPr>
+                <w:rFonts w:ascii="Arial" w:eastAsia="Arial" w:hAnsi="Arial" w:cs="Arial"/>
+                <w:color w:val="FFFFFF"/>
+                <w:sz w:val="17"/>
+                <w:szCs w:val="17"/>
+              </w:rPr>
+              <w:t>75b9343b6</w:t>
+            </w:r>
+            <w:bookmarkStart w:id="0" w:name="_GoBack"/>
+            <w:bookmarkEnd w:id="0"/>
           </w:p>
         </w:tc>
       </w:tr>
     </w:tbl>
     <w:p>
       <w:pPr>
-        <w:spacing w:after="120"/>
-      </w:pPr>
-    </w:p>
-    <w:p>
-      <w:pPr>
         <w:pBdr>
           <w:bottom w:val="single" w:sz="6" w:space="0" w:color="B91C1C"/>
         </w:pBdr>
         <w:spacing w:before="120" w:after="80"/>
+        <w:rPr>
+          <w:sz w:val="24"/>
+        </w:rPr>
       </w:pPr>
       <w:r>
         <w:rPr>
           <w:b/>
           <w:bCs/>
           <w:color w:val="111111"/>
-          <w:sz w:val="21"/>
+          <w:sz w:val="24"/>
           <w:szCs w:val="21"/>
         </w:rPr>
         <w:t>PROFESSIONAL SUMMARY</w:t>
@@ -175,287 +240,171 @@
         <w:jc w:val="both"/>
         <w:rPr>
           <w:rFonts w:ascii="Arial" w:hAnsi="Arial" w:cs="Arial"/>
-          <w:sz w:val="16"/>
-        </w:rPr>
-      </w:pPr>
-      <w:proofErr w:type="gramStart"/>
-      <w:r>
-        <w:rPr>
-          <w:rFonts w:ascii="Arial" w:hAnsi="Arial" w:cs="Arial"/>
-          <w:sz w:val="20"/>
-        </w:rPr>
-        <w:t xml:space="preserve">Senior full-stack engineer with ~10 years of experience building </w:t>
-      </w:r>
-      <w:r>
-        <w:rPr>
-          <w:rStyle w:val="Strong"/>
-          <w:rFonts w:ascii="Arial" w:hAnsi="Arial" w:cs="Arial"/>
-          <w:sz w:val="20"/>
-        </w:rPr>
-        <w:t>Vue.js</w:t>
-      </w:r>
-      <w:r>
-        <w:rPr>
-          <w:rFonts w:ascii="Arial" w:hAnsi="Arial" w:cs="Arial"/>
-          <w:sz w:val="20"/>
-        </w:rPr>
-        <w:t xml:space="preserve"> frontends and </w:t>
-      </w:r>
-      <w:r>
-        <w:rPr>
-          <w:rStyle w:val="Strong"/>
-          <w:rFonts w:ascii="Arial" w:hAnsi="Arial" w:cs="Arial"/>
-          <w:sz w:val="20"/>
-        </w:rPr>
-        <w:t>C#/.NET</w:t>
-      </w:r>
-      <w:r>
-        <w:rPr>
-          <w:rFonts w:ascii="Arial" w:hAnsi="Arial" w:cs="Arial"/>
-          <w:sz w:val="20"/>
-        </w:rPr>
-        <w:t xml:space="preserve"> (</w:t>
-      </w:r>
-      <w:r>
-        <w:rPr>
-          <w:rStyle w:val="Strong"/>
-          <w:rFonts w:ascii="Arial" w:hAnsi="Arial" w:cs="Arial"/>
-          <w:sz w:val="20"/>
-        </w:rPr>
-        <w:t>ASP.NET Core</w:t>
-      </w:r>
-      <w:r>
-        <w:rPr>
-          <w:rFonts w:ascii="Arial" w:hAnsi="Arial" w:cs="Arial"/>
-          <w:sz w:val="20"/>
-        </w:rPr>
-        <w:t xml:space="preserve"> Web APIs) on </w:t>
-      </w:r>
-      <w:r>
-        <w:rPr>
-          <w:rStyle w:val="Strong"/>
-          <w:rFonts w:ascii="Arial" w:hAnsi="Arial" w:cs="Arial"/>
-          <w:sz w:val="20"/>
-        </w:rPr>
-        <w:t>AWS-first</w:t>
-      </w:r>
-      <w:r>
-        <w:rPr>
-          <w:rFonts w:ascii="Arial" w:hAnsi="Arial" w:cs="Arial"/>
-          <w:sz w:val="20"/>
-        </w:rPr>
-        <w:t xml:space="preserve"> cloud architectures, with strong ownership across design, delivery, and operations.</w:t>
-      </w:r>
-      <w:proofErr w:type="gramEnd"/>
-      <w:r>
-        <w:rPr>
-          <w:rFonts w:ascii="Arial" w:hAnsi="Arial" w:cs="Arial"/>
-          <w:sz w:val="20"/>
-        </w:rPr>
-        <w:t xml:space="preserve"> </w:t>
-      </w:r>
-      <w:proofErr w:type="gramStart"/>
-      <w:r>
-        <w:rPr>
-          <w:rFonts w:ascii="Arial" w:hAnsi="Arial" w:cs="Arial"/>
-          <w:sz w:val="20"/>
-        </w:rPr>
-        <w:t xml:space="preserve">Proven in </w:t>
+          <w:sz w:val="14"/>
+        </w:rPr>
+      </w:pPr>
+      <w:r>
+        <w:rPr>
+          <w:sz w:val="22"/>
+        </w:rPr>
+        <w:t xml:space="preserve">Senior Software Engineer operating within </w:t>
       </w:r>
       <w:proofErr w:type="spellStart"/>
       <w:r>
         <w:rPr>
           <w:rStyle w:val="Strong"/>
-          <w:rFonts w:ascii="Arial" w:hAnsi="Arial" w:cs="Arial"/>
-          <w:sz w:val="20"/>
+          <w:sz w:val="22"/>
+        </w:rPr>
+        <w:t>SaaS</w:t>
+      </w:r>
+      <w:proofErr w:type="spellEnd"/>
+      <w:r>
+        <w:rPr>
+          <w:rStyle w:val="Strong"/>
+          <w:sz w:val="22"/>
+        </w:rPr>
+        <w:t xml:space="preserve">, </w:t>
+      </w:r>
+      <w:proofErr w:type="spellStart"/>
+      <w:r>
+        <w:rPr>
+          <w:rStyle w:val="Strong"/>
+          <w:sz w:val="22"/>
+        </w:rPr>
+        <w:t>fintech</w:t>
+      </w:r>
+      <w:proofErr w:type="spellEnd"/>
+      <w:r>
+        <w:rPr>
+          <w:rStyle w:val="Strong"/>
+          <w:sz w:val="22"/>
+        </w:rPr>
+        <w:t>, and data-intensive platforms</w:t>
+      </w:r>
+      <w:r>
+        <w:rPr>
+          <w:sz w:val="22"/>
+        </w:rPr>
+        <w:t xml:space="preserve">, delivering resilient full-stack systems using </w:t>
+      </w:r>
+      <w:r>
+        <w:rPr>
+          <w:rStyle w:val="Strong"/>
+          <w:sz w:val="22"/>
+        </w:rPr>
+        <w:t xml:space="preserve">Vue.js (2–3), </w:t>
+      </w:r>
+      <w:proofErr w:type="spellStart"/>
+      <w:r>
+        <w:rPr>
+          <w:rStyle w:val="Strong"/>
+          <w:sz w:val="22"/>
+        </w:rPr>
+        <w:t>TypeScript</w:t>
+      </w:r>
+      <w:proofErr w:type="spellEnd"/>
+      <w:r>
+        <w:rPr>
+          <w:rStyle w:val="Strong"/>
+          <w:sz w:val="22"/>
+        </w:rPr>
+        <w:t xml:space="preserve"> (3–5), and C#/.NET / ASP.NET Core (2–8)</w:t>
+      </w:r>
+      <w:r>
+        <w:rPr>
+          <w:sz w:val="22"/>
+        </w:rPr>
+        <w:t xml:space="preserve"> across cloud-native environments. Expertise spans </w:t>
+      </w:r>
+      <w:proofErr w:type="spellStart"/>
+      <w:r>
+        <w:rPr>
+          <w:rStyle w:val="Strong"/>
+          <w:sz w:val="22"/>
         </w:rPr>
         <w:t>microservices</w:t>
       </w:r>
       <w:proofErr w:type="spellEnd"/>
       <w:r>
         <w:rPr>
-          <w:rFonts w:ascii="Arial" w:hAnsi="Arial" w:cs="Arial"/>
-          <w:sz w:val="20"/>
+          <w:rStyle w:val="Strong"/>
+          <w:sz w:val="22"/>
+        </w:rPr>
+        <w:t>, event-driven architecture, and secure API ecosystems</w:t>
+      </w:r>
+      <w:r>
+        <w:rPr>
+          <w:sz w:val="22"/>
+        </w:rPr>
+        <w:t xml:space="preserve">, consistently improving system reliability by over </w:t>
+      </w:r>
+      <w:r>
+        <w:rPr>
+          <w:rStyle w:val="Strong"/>
+          <w:sz w:val="22"/>
+        </w:rPr>
+        <w:t xml:space="preserve">40% through </w:t>
+      </w:r>
+      <w:proofErr w:type="spellStart"/>
+      <w:r>
+        <w:rPr>
+          <w:rStyle w:val="Strong"/>
+          <w:sz w:val="22"/>
+        </w:rPr>
+        <w:t>observability</w:t>
+      </w:r>
+      <w:proofErr w:type="spellEnd"/>
+      <w:r>
+        <w:rPr>
+          <w:rStyle w:val="Strong"/>
+          <w:sz w:val="22"/>
         </w:rPr>
         <w:t xml:space="preserve">, </w:t>
       </w:r>
-      <w:r>
-        <w:rPr>
-          <w:rStyle w:val="Strong"/>
-          <w:rFonts w:ascii="Arial" w:hAnsi="Arial" w:cs="Arial"/>
-          <w:sz w:val="20"/>
-        </w:rPr>
-        <w:t>event-driven</w:t>
-      </w:r>
-      <w:r>
-        <w:rPr>
-          <w:rFonts w:ascii="Arial" w:hAnsi="Arial" w:cs="Arial"/>
-          <w:sz w:val="20"/>
-        </w:rPr>
-        <w:t xml:space="preserve"> workflows, secure </w:t>
-      </w:r>
-      <w:r>
-        <w:rPr>
-          <w:rStyle w:val="Strong"/>
-          <w:rFonts w:ascii="Arial" w:hAnsi="Arial" w:cs="Arial"/>
-          <w:sz w:val="20"/>
-        </w:rPr>
-        <w:t>API</w:t>
-      </w:r>
-      <w:r>
-        <w:rPr>
-          <w:rFonts w:ascii="Arial" w:hAnsi="Arial" w:cs="Arial"/>
-          <w:sz w:val="20"/>
-        </w:rPr>
-        <w:t xml:space="preserve"> design, and production </w:t>
-      </w:r>
       <w:proofErr w:type="spellStart"/>
       <w:r>
         <w:rPr>
           <w:rStyle w:val="Strong"/>
-          <w:rFonts w:ascii="Arial" w:hAnsi="Arial" w:cs="Arial"/>
-          <w:sz w:val="20"/>
-        </w:rPr>
-        <w:t>observability</w:t>
+          <w:sz w:val="22"/>
+        </w:rPr>
+        <w:t>idempotency</w:t>
       </w:r>
       <w:proofErr w:type="spellEnd"/>
       <w:r>
         <w:rPr>
-          <w:rFonts w:ascii="Arial" w:hAnsi="Arial" w:cs="Arial"/>
-          <w:sz w:val="20"/>
-        </w:rPr>
-        <w:t xml:space="preserve"> using </w:t>
+          <w:rStyle w:val="Strong"/>
+          <w:sz w:val="22"/>
+        </w:rPr>
+        <w:t>, and backpressure strategies</w:t>
+      </w:r>
+      <w:r>
+        <w:rPr>
+          <w:sz w:val="22"/>
+        </w:rPr>
+        <w:t xml:space="preserve">. Proven in modernizing legacy platforms into scalable distributed systems, implementing </w:t>
       </w:r>
       <w:proofErr w:type="spellStart"/>
       <w:r>
         <w:rPr>
           <w:rStyle w:val="Strong"/>
-          <w:rFonts w:ascii="Arial" w:hAnsi="Arial" w:cs="Arial"/>
-          <w:sz w:val="20"/>
+          <w:sz w:val="22"/>
         </w:rPr>
         <w:t>OpenTelemetry</w:t>
       </w:r>
       <w:proofErr w:type="spellEnd"/>
       <w:r>
         <w:rPr>
-          <w:rFonts w:ascii="Arial" w:hAnsi="Arial" w:cs="Arial"/>
-          <w:sz w:val="20"/>
-        </w:rPr>
-        <w:t xml:space="preserve">, </w:t>
-      </w:r>
-      <w:proofErr w:type="spellStart"/>
-      <w:r>
-        <w:rPr>
-          <w:rStyle w:val="Strong"/>
-          <w:rFonts w:ascii="Arial" w:hAnsi="Arial" w:cs="Arial"/>
-          <w:sz w:val="20"/>
-        </w:rPr>
-        <w:t>Datadog</w:t>
-      </w:r>
-      <w:proofErr w:type="spellEnd"/>
-      <w:r>
-        <w:rPr>
-          <w:rFonts w:ascii="Arial" w:hAnsi="Arial" w:cs="Arial"/>
-          <w:sz w:val="20"/>
-        </w:rPr>
-        <w:t xml:space="preserve">, </w:t>
-      </w:r>
-      <w:r>
-        <w:rPr>
-          <w:rStyle w:val="Strong"/>
-          <w:rFonts w:ascii="Arial" w:hAnsi="Arial" w:cs="Arial"/>
-          <w:sz w:val="20"/>
-        </w:rPr>
-        <w:t>Prometheus</w:t>
-      </w:r>
-      <w:r>
-        <w:rPr>
-          <w:rFonts w:ascii="Arial" w:hAnsi="Arial" w:cs="Arial"/>
-          <w:sz w:val="20"/>
-        </w:rPr>
-        <w:t xml:space="preserve">, and </w:t>
-      </w:r>
-      <w:proofErr w:type="spellStart"/>
-      <w:r>
-        <w:rPr>
-          <w:rStyle w:val="Strong"/>
-          <w:rFonts w:ascii="Arial" w:hAnsi="Arial" w:cs="Arial"/>
-          <w:sz w:val="20"/>
-        </w:rPr>
-        <w:t>Grafana</w:t>
-      </w:r>
-      <w:proofErr w:type="spellEnd"/>
-      <w:r>
-        <w:rPr>
-          <w:rFonts w:ascii="Arial" w:hAnsi="Arial" w:cs="Arial"/>
-          <w:sz w:val="20"/>
-        </w:rPr>
-        <w:t>.</w:t>
-      </w:r>
-      <w:proofErr w:type="gramEnd"/>
-      <w:r>
-        <w:rPr>
-          <w:rFonts w:ascii="Arial" w:hAnsi="Arial" w:cs="Arial"/>
-          <w:sz w:val="20"/>
-        </w:rPr>
-        <w:t xml:space="preserve"> </w:t>
-      </w:r>
-      <w:proofErr w:type="gramStart"/>
-      <w:r>
-        <w:rPr>
-          <w:rFonts w:ascii="Arial" w:hAnsi="Arial" w:cs="Arial"/>
-          <w:sz w:val="20"/>
-        </w:rPr>
-        <w:t xml:space="preserve">Experienced modernizing legacy systems, improving </w:t>
-      </w:r>
-      <w:r>
-        <w:rPr>
-          <w:rStyle w:val="Strong"/>
-          <w:rFonts w:ascii="Arial" w:hAnsi="Arial" w:cs="Arial"/>
-          <w:sz w:val="20"/>
-        </w:rPr>
-        <w:t>reliability</w:t>
-      </w:r>
-      <w:r>
-        <w:rPr>
-          <w:rFonts w:ascii="Arial" w:hAnsi="Arial" w:cs="Arial"/>
-          <w:sz w:val="20"/>
-        </w:rPr>
-        <w:t xml:space="preserve"> with SLO-driven monitoring, and driving delivery through disciplined </w:t>
-      </w:r>
-      <w:r>
-        <w:rPr>
-          <w:rStyle w:val="Strong"/>
-          <w:rFonts w:ascii="Arial" w:hAnsi="Arial" w:cs="Arial"/>
-          <w:sz w:val="20"/>
-        </w:rPr>
-        <w:t>CI/CD</w:t>
-      </w:r>
-      <w:r>
-        <w:rPr>
-          <w:rFonts w:ascii="Arial" w:hAnsi="Arial" w:cs="Arial"/>
-          <w:sz w:val="20"/>
-        </w:rPr>
-        <w:t xml:space="preserve"> and </w:t>
-      </w:r>
-      <w:proofErr w:type="spellStart"/>
-      <w:r>
-        <w:rPr>
-          <w:rStyle w:val="Strong"/>
-          <w:rFonts w:ascii="Arial" w:hAnsi="Arial" w:cs="Arial"/>
-          <w:sz w:val="20"/>
-        </w:rPr>
-        <w:t>IaC</w:t>
-      </w:r>
-      <w:proofErr w:type="spellEnd"/>
-      <w:r>
-        <w:rPr>
-          <w:rFonts w:ascii="Arial" w:hAnsi="Arial" w:cs="Arial"/>
-          <w:sz w:val="20"/>
-        </w:rPr>
-        <w:t>.</w:t>
-      </w:r>
-      <w:proofErr w:type="gramEnd"/>
+          <w:rStyle w:val="Strong"/>
+          <w:sz w:val="22"/>
+        </w:rPr>
+        <w:t>-driven monitoring</w:t>
+      </w:r>
+      <w:r>
+        <w:rPr>
+          <w:sz w:val="22"/>
+        </w:rPr>
+        <w:t>, and optimizing performance under high concurrency while ensuring secure, maintainable, and production-grade delivery.</w:t>
+      </w:r>
     </w:p>
     <w:p>
       <w:pPr>
@@ -463,13 +412,16 @@
           <w:bottom w:val="single" w:sz="6" w:space="0" w:color="B91C1C"/>
         </w:pBdr>
         <w:spacing w:before="120" w:after="80"/>
+        <w:rPr>
+          <w:sz w:val="24"/>
+        </w:rPr>
       </w:pPr>
       <w:r>
         <w:rPr>
           <w:b/>
           <w:bCs/>
           <w:color w:val="111111"/>
-          <w:sz w:val="21"/>
+          <w:sz w:val="24"/>
           <w:szCs w:val="21"/>
         </w:rPr>
         <w:t>SKILLS</w:t>
@@ -480,59 +432,74 @@
         <w:pStyle w:val="NormalWeb"/>
         <w:numPr>
           <w:ilvl w:val="0"/>
-          <w:numId w:val="9"/>
+          <w:numId w:val="28"/>
         </w:numPr>
+        <w:spacing w:before="0" w:beforeAutospacing="0" w:after="0" w:afterAutospacing="0"/>
         <w:jc w:val="both"/>
         <w:rPr>
-          <w:rFonts w:ascii="Arial" w:hAnsi="Arial" w:cs="Arial"/>
-          <w:sz w:val="18"/>
-        </w:rPr>
-      </w:pPr>
-      <w:r>
-        <w:rPr>
-          <w:rStyle w:val="Strong"/>
-          <w:rFonts w:ascii="Arial" w:hAnsi="Arial" w:cs="Arial"/>
-          <w:sz w:val="18"/>
-        </w:rPr>
-        <w:t>Frontend —</w:t>
-      </w:r>
-      <w:r>
-        <w:rPr>
-          <w:rFonts w:ascii="Arial" w:hAnsi="Arial" w:cs="Arial"/>
-          <w:sz w:val="18"/>
-        </w:rPr>
-        <w:t xml:space="preserve"> </w:t>
-      </w:r>
-      <w:r>
-        <w:rPr>
-          <w:rStyle w:val="Strong"/>
-          <w:rFonts w:ascii="Arial" w:hAnsi="Arial" w:cs="Arial"/>
-          <w:sz w:val="18"/>
-        </w:rPr>
-        <w:t>Vue.js</w:t>
-      </w:r>
-      <w:r>
-        <w:rPr>
-          <w:rFonts w:ascii="Arial" w:hAnsi="Arial" w:cs="Arial"/>
-          <w:sz w:val="18"/>
+          <w:sz w:val="22"/>
+        </w:rPr>
+      </w:pPr>
+      <w:r>
+        <w:rPr>
+          <w:rStyle w:val="Strong"/>
+          <w:sz w:val="22"/>
+        </w:rPr>
+        <w:t>Frontend</w:t>
+      </w:r>
+      <w:r>
+        <w:rPr>
+          <w:sz w:val="22"/>
+        </w:rPr>
+        <w:t xml:space="preserve"> — </w:t>
+      </w:r>
+      <w:r>
+        <w:rPr>
+          <w:rStyle w:val="Strong"/>
+          <w:sz w:val="22"/>
+        </w:rPr>
+        <w:t>Vue.js (2–3)</w:t>
+      </w:r>
+      <w:r>
+        <w:rPr>
+          <w:sz w:val="22"/>
         </w:rPr>
         <w:t xml:space="preserve">, </w:t>
       </w:r>
       <w:proofErr w:type="spellStart"/>
       <w:r>
         <w:rPr>
-          <w:rFonts w:ascii="Arial" w:hAnsi="Arial" w:cs="Arial"/>
-          <w:sz w:val="18"/>
+          <w:rStyle w:val="Strong"/>
+          <w:sz w:val="22"/>
         </w:rPr>
         <w:t>TypeScript</w:t>
       </w:r>
       <w:proofErr w:type="spellEnd"/>
       <w:r>
         <w:rPr>
-          <w:rFonts w:ascii="Arial" w:hAnsi="Arial" w:cs="Arial"/>
-          <w:sz w:val="18"/>
-        </w:rPr>
-        <w:t>, JavaScript, HTML5, CSS3, Tailwind CSS, Bootstrap, component design systems, accessibility, state management, SPA routing, performance profiling</w:t>
+          <w:rStyle w:val="Strong"/>
+          <w:sz w:val="22"/>
+        </w:rPr>
+        <w:t xml:space="preserve"> (3.8–5.x)</w:t>
+      </w:r>
+      <w:r>
+        <w:rPr>
+          <w:sz w:val="22"/>
+        </w:rPr>
+        <w:t xml:space="preserve">, </w:t>
+      </w:r>
+      <w:r>
+        <w:rPr>
+          <w:rStyle w:val="Strong"/>
+          <w:sz w:val="22"/>
+        </w:rPr>
+        <w:t>JavaScript (ES6+)</w:t>
+      </w:r>
+      <w:r>
+        <w:rPr>
+          <w:sz w:val="22"/>
+        </w:rPr>
+        <w:t>, HTML5, CSS3, Tailwind CSS, Bootstrap, component design systems, accessibility, state management, SPA routing, performance profiling</w:t>
       </w:r>
     </w:p>
     <w:p>
@@ -540,121 +507,120 @@
         <w:pStyle w:val="NormalWeb"/>
         <w:numPr>
           <w:ilvl w:val="0"/>
-          <w:numId w:val="9"/>
+          <w:numId w:val="28"/>
         </w:numPr>
+        <w:spacing w:before="0" w:beforeAutospacing="0" w:after="0" w:afterAutospacing="0"/>
         <w:jc w:val="both"/>
         <w:rPr>
-          <w:rFonts w:ascii="Arial" w:hAnsi="Arial" w:cs="Arial"/>
-          <w:sz w:val="18"/>
-        </w:rPr>
-      </w:pPr>
-      <w:r>
-        <w:rPr>
-          <w:rStyle w:val="Strong"/>
-          <w:rFonts w:ascii="Arial" w:hAnsi="Arial" w:cs="Arial"/>
-          <w:sz w:val="18"/>
-        </w:rPr>
-        <w:t>Backend &amp; APIs —</w:t>
-      </w:r>
-      <w:r>
-        <w:rPr>
-          <w:rFonts w:ascii="Arial" w:hAnsi="Arial" w:cs="Arial"/>
-          <w:sz w:val="18"/>
-        </w:rPr>
-        <w:t xml:space="preserve"> </w:t>
-      </w:r>
-      <w:r>
-        <w:rPr>
-          <w:rStyle w:val="Strong"/>
-          <w:rFonts w:ascii="Arial" w:hAnsi="Arial" w:cs="Arial"/>
-          <w:sz w:val="18"/>
-        </w:rPr>
-        <w:t>C#</w:t>
-      </w:r>
-      <w:r>
-        <w:rPr>
-          <w:rFonts w:ascii="Arial" w:hAnsi="Arial" w:cs="Arial"/>
-          <w:sz w:val="18"/>
+          <w:sz w:val="22"/>
+        </w:rPr>
+      </w:pPr>
+      <w:r>
+        <w:rPr>
+          <w:rStyle w:val="Strong"/>
+          <w:sz w:val="22"/>
+        </w:rPr>
+        <w:t>Backend &amp; APIs</w:t>
+      </w:r>
+      <w:r>
+        <w:rPr>
+          <w:sz w:val="22"/>
+        </w:rPr>
+        <w:t xml:space="preserve"> — </w:t>
+      </w:r>
+      <w:r>
+        <w:rPr>
+          <w:rStyle w:val="Strong"/>
+          <w:sz w:val="22"/>
+        </w:rPr>
+        <w:t>C# (7–12)</w:t>
+      </w:r>
+      <w:r>
+        <w:rPr>
+          <w:sz w:val="22"/>
         </w:rPr>
         <w:t xml:space="preserve">, </w:t>
       </w:r>
       <w:r>
         <w:rPr>
           <w:rStyle w:val="Strong"/>
-          <w:rFonts w:ascii="Arial" w:hAnsi="Arial" w:cs="Arial"/>
-          <w:sz w:val="18"/>
-        </w:rPr>
-        <w:t>.NET</w:t>
-      </w:r>
-      <w:r>
-        <w:rPr>
-          <w:rFonts w:ascii="Arial" w:hAnsi="Arial" w:cs="Arial"/>
-          <w:sz w:val="18"/>
+          <w:sz w:val="22"/>
+        </w:rPr>
+        <w:t>.NET Framework (4.6–4.8)</w:t>
+      </w:r>
+      <w:r>
+        <w:rPr>
+          <w:sz w:val="22"/>
         </w:rPr>
         <w:t xml:space="preserve">, </w:t>
       </w:r>
       <w:r>
         <w:rPr>
           <w:rStyle w:val="Strong"/>
-          <w:rFonts w:ascii="Arial" w:hAnsi="Arial" w:cs="Arial"/>
-          <w:sz w:val="18"/>
-        </w:rPr>
-        <w:t>ASP.NET Core</w:t>
-      </w:r>
-      <w:r>
-        <w:rPr>
-          <w:rFonts w:ascii="Arial" w:hAnsi="Arial" w:cs="Arial"/>
-          <w:sz w:val="18"/>
+          <w:sz w:val="22"/>
+        </w:rPr>
+        <w:t>ASP.NET Core (2.1–8)</w:t>
+      </w:r>
+      <w:r>
+        <w:rPr>
+          <w:sz w:val="22"/>
         </w:rPr>
         <w:t xml:space="preserve">, REST APIs, </w:t>
       </w:r>
       <w:proofErr w:type="spellStart"/>
       <w:r>
         <w:rPr>
-          <w:rFonts w:ascii="Arial" w:hAnsi="Arial" w:cs="Arial"/>
-          <w:sz w:val="18"/>
+          <w:sz w:val="22"/>
         </w:rPr>
         <w:t>microservices</w:t>
       </w:r>
       <w:proofErr w:type="spellEnd"/>
       <w:r>
         <w:rPr>
-          <w:rFonts w:ascii="Arial" w:hAnsi="Arial" w:cs="Arial"/>
-          <w:sz w:val="18"/>
+          <w:sz w:val="22"/>
         </w:rPr>
         <w:t xml:space="preserve">, background jobs, </w:t>
       </w:r>
       <w:proofErr w:type="spellStart"/>
       <w:r>
         <w:rPr>
-          <w:rFonts w:ascii="Arial" w:hAnsi="Arial" w:cs="Arial"/>
-          <w:sz w:val="18"/>
+          <w:sz w:val="22"/>
         </w:rPr>
         <w:t>WebSockets</w:t>
       </w:r>
       <w:proofErr w:type="spellEnd"/>
       <w:r>
         <w:rPr>
-          <w:rFonts w:ascii="Arial" w:hAnsi="Arial" w:cs="Arial"/>
-          <w:sz w:val="18"/>
+          <w:sz w:val="22"/>
         </w:rPr>
         <w:t xml:space="preserve">, API versioning, rate limiting, </w:t>
       </w:r>
       <w:proofErr w:type="spellStart"/>
       <w:r>
         <w:rPr>
-          <w:rFonts w:ascii="Arial" w:hAnsi="Arial" w:cs="Arial"/>
-          <w:sz w:val="18"/>
+          <w:sz w:val="22"/>
         </w:rPr>
         <w:t>idempotency</w:t>
       </w:r>
       <w:proofErr w:type="spellEnd"/>
       <w:r>
         <w:rPr>
-          <w:rFonts w:ascii="Arial" w:hAnsi="Arial" w:cs="Arial"/>
-          <w:sz w:val="18"/>
-        </w:rPr>
-        <w:t>, secure coding (OWASP-aligned)</w:t>
+          <w:sz w:val="22"/>
+        </w:rPr>
+        <w:t>, secure coding (</w:t>
+      </w:r>
+      <w:r>
+        <w:rPr>
+          <w:rStyle w:val="Strong"/>
+          <w:sz w:val="22"/>
+        </w:rPr>
+        <w:t>OWASP</w:t>
+      </w:r>
+      <w:r>
+        <w:rPr>
+          <w:sz w:val="22"/>
+        </w:rPr>
+        <w:t>-aligned)</w:t>
       </w:r>
     </w:p>
     <w:p>
@@ -662,243 +628,152 @@
         <w:pStyle w:val="NormalWeb"/>
         <w:numPr>
           <w:ilvl w:val="0"/>
-          <w:numId w:val="9"/>
+          <w:numId w:val="28"/>
         </w:numPr>
+        <w:spacing w:before="0" w:beforeAutospacing="0" w:after="0" w:afterAutospacing="0"/>
         <w:jc w:val="both"/>
         <w:rPr>
-          <w:rFonts w:ascii="Arial" w:hAnsi="Arial" w:cs="Arial"/>
-          <w:sz w:val="18"/>
-        </w:rPr>
-      </w:pPr>
-      <w:r>
-        <w:rPr>
-          <w:rStyle w:val="Strong"/>
-          <w:rFonts w:ascii="Arial" w:hAnsi="Arial" w:cs="Arial"/>
-          <w:sz w:val="18"/>
-        </w:rPr>
-        <w:t>Data, Messaging &amp; Search —</w:t>
-      </w:r>
-      <w:r>
-        <w:rPr>
-          <w:rFonts w:ascii="Arial" w:hAnsi="Arial" w:cs="Arial"/>
-          <w:sz w:val="18"/>
-        </w:rPr>
-        <w:t xml:space="preserve"> Relational: </w:t>
+          <w:sz w:val="22"/>
+        </w:rPr>
+      </w:pPr>
+      <w:r>
+        <w:rPr>
+          <w:rStyle w:val="Strong"/>
+          <w:sz w:val="22"/>
+        </w:rPr>
+        <w:t>Data, Messaging &amp; Search</w:t>
+      </w:r>
+      <w:r>
+        <w:rPr>
+          <w:sz w:val="22"/>
+        </w:rPr>
+        <w:t xml:space="preserve"> — </w:t>
       </w:r>
       <w:proofErr w:type="spellStart"/>
       <w:r>
         <w:rPr>
           <w:rStyle w:val="Strong"/>
-          <w:rFonts w:ascii="Arial" w:hAnsi="Arial" w:cs="Arial"/>
-          <w:sz w:val="18"/>
+          <w:sz w:val="22"/>
         </w:rPr>
         <w:t>PostgreSQL</w:t>
       </w:r>
       <w:proofErr w:type="spellEnd"/>
       <w:r>
         <w:rPr>
-          <w:rFonts w:ascii="Arial" w:hAnsi="Arial" w:cs="Arial"/>
-          <w:sz w:val="18"/>
+          <w:rStyle w:val="Strong"/>
+          <w:sz w:val="22"/>
+        </w:rPr>
+        <w:t xml:space="preserve"> (11–16)</w:t>
+      </w:r>
+      <w:r>
+        <w:rPr>
+          <w:sz w:val="22"/>
+        </w:rPr>
+        <w:t xml:space="preserve">, MySQL, SQL Server, </w:t>
+      </w:r>
+      <w:proofErr w:type="spellStart"/>
+      <w:r>
+        <w:rPr>
+          <w:rStyle w:val="Strong"/>
+          <w:sz w:val="22"/>
+        </w:rPr>
+        <w:t>Redis</w:t>
+      </w:r>
+      <w:proofErr w:type="spellEnd"/>
+      <w:r>
+        <w:rPr>
+          <w:rStyle w:val="Strong"/>
+          <w:sz w:val="22"/>
+        </w:rPr>
+        <w:t xml:space="preserve"> (5–7)</w:t>
+      </w:r>
+      <w:r>
+        <w:rPr>
+          <w:sz w:val="22"/>
         </w:rPr>
         <w:t xml:space="preserve">, </w:t>
       </w:r>
-      <w:r>
-        <w:rPr>
-          <w:rStyle w:val="Strong"/>
-          <w:rFonts w:ascii="Arial" w:hAnsi="Arial" w:cs="Arial"/>
-          <w:sz w:val="18"/>
-        </w:rPr>
-        <w:t>MySQL</w:t>
-      </w:r>
-      <w:r>
-        <w:rPr>
-          <w:rFonts w:ascii="Arial" w:hAnsi="Arial" w:cs="Arial"/>
-          <w:sz w:val="18"/>
+      <w:proofErr w:type="spellStart"/>
+      <w:r>
+        <w:rPr>
+          <w:sz w:val="22"/>
+        </w:rPr>
+        <w:t>MongoDB</w:t>
+      </w:r>
+      <w:proofErr w:type="spellEnd"/>
+      <w:r>
+        <w:rPr>
+          <w:sz w:val="22"/>
         </w:rPr>
         <w:t xml:space="preserve">, </w:t>
       </w:r>
-      <w:r>
-        <w:rPr>
-          <w:rStyle w:val="Strong"/>
-          <w:rFonts w:ascii="Arial" w:hAnsi="Arial" w:cs="Arial"/>
-          <w:sz w:val="18"/>
-        </w:rPr>
-        <w:t>SQL Server</w:t>
-      </w:r>
-      <w:r>
-        <w:rPr>
-          <w:rFonts w:ascii="Arial" w:hAnsi="Arial" w:cs="Arial"/>
-          <w:sz w:val="18"/>
-        </w:rPr>
-        <w:t xml:space="preserve"> • </w:t>
-      </w:r>
       <w:proofErr w:type="spellStart"/>
       <w:r>
         <w:rPr>
-          <w:rFonts w:ascii="Arial" w:hAnsi="Arial" w:cs="Arial"/>
-          <w:sz w:val="18"/>
-        </w:rPr>
-        <w:t>NoSQL</w:t>
+          <w:sz w:val="22"/>
+        </w:rPr>
+        <w:t>DynamoDB</w:t>
       </w:r>
       <w:proofErr w:type="spellEnd"/>
       <w:r>
         <w:rPr>
-          <w:rFonts w:ascii="Arial" w:hAnsi="Arial" w:cs="Arial"/>
-          <w:sz w:val="18"/>
-        </w:rPr>
-        <w:t xml:space="preserve">: </w:t>
+          <w:sz w:val="22"/>
+        </w:rPr>
+        <w:t xml:space="preserve">, </w:t>
+      </w:r>
+      <w:r>
+        <w:rPr>
+          <w:rStyle w:val="Strong"/>
+          <w:sz w:val="22"/>
+        </w:rPr>
+        <w:t>Kafka (2.x–3.x)</w:t>
+      </w:r>
+      <w:r>
+        <w:rPr>
+          <w:sz w:val="22"/>
+        </w:rPr>
+        <w:t xml:space="preserve">, </w:t>
       </w:r>
       <w:proofErr w:type="spellStart"/>
       <w:r>
         <w:rPr>
-          <w:rStyle w:val="Strong"/>
-          <w:rFonts w:ascii="Arial" w:hAnsi="Arial" w:cs="Arial"/>
-          <w:sz w:val="18"/>
-        </w:rPr>
-        <w:t>Redis</w:t>
+          <w:sz w:val="22"/>
+        </w:rPr>
+        <w:t>RabbitMQ</w:t>
       </w:r>
       <w:proofErr w:type="spellEnd"/>
       <w:r>
         <w:rPr>
-          <w:rFonts w:ascii="Arial" w:hAnsi="Arial" w:cs="Arial"/>
-          <w:sz w:val="18"/>
-        </w:rPr>
-        <w:t xml:space="preserve">, </w:t>
+          <w:sz w:val="22"/>
+        </w:rPr>
+        <w:t xml:space="preserve">, AWS SQS/SNS, </w:t>
       </w:r>
       <w:proofErr w:type="spellStart"/>
       <w:r>
         <w:rPr>
           <w:rStyle w:val="Strong"/>
-          <w:rFonts w:ascii="Arial" w:hAnsi="Arial" w:cs="Arial"/>
-          <w:sz w:val="18"/>
-        </w:rPr>
-        <w:t>MongoDB</w:t>
+          <w:sz w:val="22"/>
+        </w:rPr>
+        <w:t>Elasticsearch</w:t>
       </w:r>
       <w:proofErr w:type="spellEnd"/>
       <w:r>
         <w:rPr>
-          <w:rFonts w:ascii="Arial" w:hAnsi="Arial" w:cs="Arial"/>
-          <w:sz w:val="18"/>
-        </w:rPr>
-        <w:t xml:space="preserve">, </w:t>
+          <w:rStyle w:val="Strong"/>
+          <w:sz w:val="22"/>
+        </w:rPr>
+        <w:t xml:space="preserve"> (6–8)</w:t>
+      </w:r>
+      <w:r>
+        <w:rPr>
+          <w:sz w:val="22"/>
+        </w:rPr>
+        <w:t xml:space="preserve">, OpenSearch, Redshift, </w:t>
       </w:r>
       <w:proofErr w:type="spellStart"/>
       <w:r>
         <w:rPr>
-          <w:rStyle w:val="Strong"/>
-          <w:rFonts w:ascii="Arial" w:hAnsi="Arial" w:cs="Arial"/>
-          <w:sz w:val="18"/>
-        </w:rPr>
-        <w:t>DynamoDB</w:t>
-      </w:r>
-      <w:proofErr w:type="spellEnd"/>
-      <w:r>
-        <w:rPr>
-          <w:rFonts w:ascii="Arial" w:hAnsi="Arial" w:cs="Arial"/>
-          <w:sz w:val="18"/>
-        </w:rPr>
-        <w:t xml:space="preserve"> • Queues/streams: </w:t>
-      </w:r>
-      <w:r>
-        <w:rPr>
-          <w:rStyle w:val="Strong"/>
-          <w:rFonts w:ascii="Arial" w:hAnsi="Arial" w:cs="Arial"/>
-          <w:sz w:val="18"/>
-        </w:rPr>
-        <w:t>AWS SQS/SNS</w:t>
-      </w:r>
-      <w:r>
-        <w:rPr>
-          <w:rFonts w:ascii="Arial" w:hAnsi="Arial" w:cs="Arial"/>
-          <w:sz w:val="18"/>
-        </w:rPr>
-        <w:t xml:space="preserve">, </w:t>
-      </w:r>
-      <w:r>
-        <w:rPr>
-          <w:rStyle w:val="Strong"/>
-          <w:rFonts w:ascii="Arial" w:hAnsi="Arial" w:cs="Arial"/>
-          <w:sz w:val="18"/>
-        </w:rPr>
-        <w:t>Kafka</w:t>
-      </w:r>
-      <w:r>
-        <w:rPr>
-          <w:rFonts w:ascii="Arial" w:hAnsi="Arial" w:cs="Arial"/>
-          <w:sz w:val="18"/>
-        </w:rPr>
-        <w:t xml:space="preserve">, </w:t>
-      </w:r>
-      <w:proofErr w:type="spellStart"/>
-      <w:r>
-        <w:rPr>
-          <w:rStyle w:val="Strong"/>
-          <w:rFonts w:ascii="Arial" w:hAnsi="Arial" w:cs="Arial"/>
-          <w:sz w:val="18"/>
-        </w:rPr>
-        <w:t>RabbitMQ</w:t>
-      </w:r>
-      <w:proofErr w:type="spellEnd"/>
-      <w:r>
-        <w:rPr>
-          <w:rFonts w:ascii="Arial" w:hAnsi="Arial" w:cs="Arial"/>
-          <w:sz w:val="18"/>
-        </w:rPr>
-        <w:t xml:space="preserve"> • Search: </w:t>
-      </w:r>
-      <w:proofErr w:type="spellStart"/>
-      <w:r>
-        <w:rPr>
-          <w:rStyle w:val="Strong"/>
-          <w:rFonts w:ascii="Arial" w:hAnsi="Arial" w:cs="Arial"/>
-          <w:sz w:val="18"/>
-        </w:rPr>
-        <w:t>Elasticsearch</w:t>
-      </w:r>
-      <w:proofErr w:type="spellEnd"/>
-      <w:r>
-        <w:rPr>
-          <w:rFonts w:ascii="Arial" w:hAnsi="Arial" w:cs="Arial"/>
-          <w:sz w:val="18"/>
-        </w:rPr>
-        <w:t xml:space="preserve">, </w:t>
-      </w:r>
-      <w:r>
-        <w:rPr>
-          <w:rStyle w:val="Strong"/>
-          <w:rFonts w:ascii="Arial" w:hAnsi="Arial" w:cs="Arial"/>
-          <w:sz w:val="18"/>
-        </w:rPr>
-        <w:t>OpenSearch</w:t>
-      </w:r>
-      <w:r>
-        <w:rPr>
-          <w:rFonts w:ascii="Arial" w:hAnsi="Arial" w:cs="Arial"/>
-          <w:sz w:val="18"/>
-        </w:rPr>
-        <w:t xml:space="preserve"> • Analytics: </w:t>
-      </w:r>
-      <w:r>
-        <w:rPr>
-          <w:rStyle w:val="Strong"/>
-          <w:rFonts w:ascii="Arial" w:hAnsi="Arial" w:cs="Arial"/>
-          <w:sz w:val="18"/>
-        </w:rPr>
-        <w:t>Redshift</w:t>
-      </w:r>
-      <w:r>
-        <w:rPr>
-          <w:rFonts w:ascii="Arial" w:hAnsi="Arial" w:cs="Arial"/>
-          <w:sz w:val="18"/>
-        </w:rPr>
-        <w:t xml:space="preserve">, </w:t>
-      </w:r>
-      <w:proofErr w:type="spellStart"/>
-      <w:r>
-        <w:rPr>
-          <w:rStyle w:val="Strong"/>
-          <w:rFonts w:ascii="Arial" w:hAnsi="Arial" w:cs="Arial"/>
-          <w:sz w:val="18"/>
+          <w:sz w:val="22"/>
         </w:rPr>
         <w:t>BigQuery</w:t>
       </w:r>
@@ -909,19 +784,18 @@
         <w:pStyle w:val="NormalWeb"/>
         <w:numPr>
           <w:ilvl w:val="0"/>
-          <w:numId w:val="9"/>
+          <w:numId w:val="28"/>
         </w:numPr>
+        <w:spacing w:before="0" w:beforeAutospacing="0" w:after="0" w:afterAutospacing="0"/>
         <w:jc w:val="both"/>
         <w:rPr>
-          <w:rFonts w:ascii="Arial" w:hAnsi="Arial" w:cs="Arial"/>
-          <w:sz w:val="18"/>
-        </w:rPr>
-      </w:pPr>
-      <w:r>
-        <w:rPr>
-          <w:rStyle w:val="Strong"/>
-          <w:rFonts w:ascii="Arial" w:hAnsi="Arial" w:cs="Arial"/>
-          <w:sz w:val="18"/>
+          <w:sz w:val="22"/>
+        </w:rPr>
+      </w:pPr>
+      <w:r>
+        <w:rPr>
+          <w:rStyle w:val="Strong"/>
+          <w:sz w:val="22"/>
         </w:rPr>
         <w:t xml:space="preserve">Cloud &amp; </w:t>
       </w:r>
@@ -929,68 +803,85 @@
       <w:r>
         <w:rPr>
           <w:rStyle w:val="Strong"/>
-          <w:rFonts w:ascii="Arial" w:hAnsi="Arial" w:cs="Arial"/>
-          <w:sz w:val="18"/>
+          <w:sz w:val="22"/>
         </w:rPr>
         <w:t>DevOps</w:t>
       </w:r>
       <w:proofErr w:type="spellEnd"/>
       <w:r>
         <w:rPr>
-          <w:rStyle w:val="Strong"/>
-          <w:rFonts w:ascii="Arial" w:hAnsi="Arial" w:cs="Arial"/>
-          <w:sz w:val="18"/>
-        </w:rPr>
-        <w:t xml:space="preserve"> —</w:t>
-      </w:r>
-      <w:r>
-        <w:rPr>
-          <w:rFonts w:ascii="Arial" w:hAnsi="Arial" w:cs="Arial"/>
-          <w:sz w:val="18"/>
-        </w:rPr>
-        <w:t xml:space="preserve"> </w:t>
-      </w:r>
-      <w:r>
-        <w:rPr>
-          <w:rStyle w:val="Strong"/>
-          <w:rFonts w:ascii="Arial" w:hAnsi="Arial" w:cs="Arial"/>
-          <w:sz w:val="18"/>
-        </w:rPr>
-        <w:t xml:space="preserve">AWS (primary): EKS, ECS, EC2, Lambda, API Gateway, S3, </w:t>
+          <w:sz w:val="22"/>
+        </w:rPr>
+        <w:t xml:space="preserve"> — </w:t>
+      </w:r>
+      <w:r>
+        <w:rPr>
+          <w:rStyle w:val="Strong"/>
+          <w:sz w:val="22"/>
+        </w:rPr>
+        <w:t>AWS</w:t>
+      </w:r>
+      <w:r>
+        <w:rPr>
+          <w:sz w:val="22"/>
+        </w:rPr>
+        <w:t xml:space="preserve">, </w:t>
       </w:r>
       <w:proofErr w:type="spellStart"/>
       <w:r>
         <w:rPr>
           <w:rStyle w:val="Strong"/>
-          <w:rFonts w:ascii="Arial" w:hAnsi="Arial" w:cs="Arial"/>
-          <w:sz w:val="18"/>
-        </w:rPr>
-        <w:t>CloudFront</w:t>
+          <w:sz w:val="22"/>
+        </w:rPr>
+        <w:t>Docker</w:t>
       </w:r>
       <w:proofErr w:type="spellEnd"/>
       <w:r>
         <w:rPr>
           <w:rStyle w:val="Strong"/>
-          <w:rFonts w:ascii="Arial" w:hAnsi="Arial" w:cs="Arial"/>
-          <w:sz w:val="18"/>
-        </w:rPr>
-        <w:t xml:space="preserve">, RDS, </w:t>
+          <w:sz w:val="22"/>
+        </w:rPr>
+        <w:t xml:space="preserve"> (20.x–26.x)</w:t>
+      </w:r>
+      <w:r>
+        <w:rPr>
+          <w:sz w:val="22"/>
+        </w:rPr>
+        <w:t xml:space="preserve">, </w:t>
       </w:r>
       <w:proofErr w:type="spellStart"/>
       <w:r>
         <w:rPr>
           <w:rStyle w:val="Strong"/>
-          <w:rFonts w:ascii="Arial" w:hAnsi="Arial" w:cs="Arial"/>
-          <w:sz w:val="18"/>
-        </w:rPr>
-        <w:t>DynamoDB</w:t>
+          <w:sz w:val="22"/>
+        </w:rPr>
+        <w:t>Kubernetes</w:t>
       </w:r>
       <w:proofErr w:type="spellEnd"/>
       <w:r>
         <w:rPr>
           <w:rStyle w:val="Strong"/>
-          <w:rFonts w:ascii="Arial" w:hAnsi="Arial" w:cs="Arial"/>
-          <w:sz w:val="18"/>
+          <w:sz w:val="22"/>
+        </w:rPr>
+        <w:t xml:space="preserve"> (1.20–1.30)</w:t>
+      </w:r>
+      <w:r>
+        <w:rPr>
+          <w:sz w:val="22"/>
+        </w:rPr>
+        <w:t xml:space="preserve">, Helm, Argo CD, </w:t>
+      </w:r>
+      <w:proofErr w:type="spellStart"/>
+      <w:r>
+        <w:rPr>
+          <w:sz w:val="22"/>
+        </w:rPr>
+        <w:t>GitOps</w:t>
+      </w:r>
+      <w:proofErr w:type="spellEnd"/>
+      <w:r>
+        <w:rPr>
+          <w:sz w:val="22"/>
         </w:rPr>
         <w:t xml:space="preserve">, </w:t>
       </w:r>
@@ -998,277 +889,113 @@
       <w:r>
         <w:rPr>
           <w:rStyle w:val="Strong"/>
-          <w:rFonts w:ascii="Arial" w:hAnsi="Arial" w:cs="Arial"/>
-          <w:sz w:val="18"/>
-        </w:rPr>
-        <w:t>ElastiCache</w:t>
+          <w:sz w:val="22"/>
+        </w:rPr>
+        <w:t>Terraform</w:t>
       </w:r>
       <w:proofErr w:type="spellEnd"/>
       <w:r>
         <w:rPr>
           <w:rStyle w:val="Strong"/>
-          <w:rFonts w:ascii="Arial" w:hAnsi="Arial" w:cs="Arial"/>
-          <w:sz w:val="18"/>
+          <w:sz w:val="22"/>
+        </w:rPr>
+        <w:t xml:space="preserve"> (1.0–1.7)</w:t>
+      </w:r>
+      <w:r>
+        <w:rPr>
+          <w:sz w:val="22"/>
         </w:rPr>
         <w:t xml:space="preserve">, </w:t>
       </w:r>
       <w:proofErr w:type="spellStart"/>
       <w:r>
         <w:rPr>
-          <w:rStyle w:val="Strong"/>
-          <w:rFonts w:ascii="Arial" w:hAnsi="Arial" w:cs="Arial"/>
-          <w:sz w:val="18"/>
-        </w:rPr>
-        <w:t>EventBridge</w:t>
+          <w:sz w:val="22"/>
+        </w:rPr>
+        <w:t>CloudFormation</w:t>
       </w:r>
       <w:proofErr w:type="spellEnd"/>
       <w:r>
         <w:rPr>
-          <w:rStyle w:val="Strong"/>
-          <w:rFonts w:ascii="Arial" w:hAnsi="Arial" w:cs="Arial"/>
-          <w:sz w:val="18"/>
-        </w:rPr>
-        <w:t>, Step Functions, IAM</w:t>
-      </w:r>
-      <w:r>
-        <w:rPr>
-          <w:rFonts w:ascii="Arial" w:hAnsi="Arial" w:cs="Arial"/>
-          <w:sz w:val="18"/>
-        </w:rPr>
-        <w:t xml:space="preserve"> • Azure: AKS, App Service, Azure SQL, Service Bus, Key Vault, Application Insights • GCP: GKE, Cloud Run, Pub/Sub, Cloud Storage, </w:t>
+          <w:sz w:val="22"/>
+        </w:rPr>
+        <w:t xml:space="preserve">, </w:t>
       </w:r>
       <w:proofErr w:type="spellStart"/>
       <w:r>
         <w:rPr>
-          <w:rFonts w:ascii="Arial" w:hAnsi="Arial" w:cs="Arial"/>
-          <w:sz w:val="18"/>
-        </w:rPr>
-        <w:t>BigQuery</w:t>
+          <w:sz w:val="22"/>
+        </w:rPr>
+        <w:t>GitHub</w:t>
       </w:r>
       <w:proofErr w:type="spellEnd"/>
       <w:r>
         <w:rPr>
-          <w:rFonts w:ascii="Arial" w:hAnsi="Arial" w:cs="Arial"/>
-          <w:sz w:val="18"/>
-        </w:rPr>
-        <w:t xml:space="preserve"> (consumer/integrator) • </w:t>
+          <w:sz w:val="22"/>
+        </w:rPr>
+        <w:t xml:space="preserve"> Actions, </w:t>
       </w:r>
       <w:proofErr w:type="spellStart"/>
       <w:r>
         <w:rPr>
-          <w:rStyle w:val="Strong"/>
-          <w:rFonts w:ascii="Arial" w:hAnsi="Arial" w:cs="Arial"/>
-          <w:sz w:val="18"/>
-        </w:rPr>
-        <w:t>Docker</w:t>
+          <w:sz w:val="22"/>
+        </w:rPr>
+        <w:t>GitLab</w:t>
       </w:r>
       <w:proofErr w:type="spellEnd"/>
       <w:r>
         <w:rPr>
-          <w:rFonts w:ascii="Arial" w:hAnsi="Arial" w:cs="Arial"/>
-          <w:sz w:val="18"/>
+          <w:sz w:val="22"/>
+        </w:rPr>
+        <w:t xml:space="preserve"> CI, Jenkins, Azure </w:t>
+      </w:r>
+      <w:proofErr w:type="spellStart"/>
+      <w:r>
+        <w:rPr>
+          <w:sz w:val="22"/>
+        </w:rPr>
+        <w:t>DevOps</w:t>
+      </w:r>
+      <w:proofErr w:type="spellEnd"/>
+      <w:r>
+        <w:rPr>
+          <w:sz w:val="22"/>
         </w:rPr>
         <w:t xml:space="preserve">, </w:t>
       </w:r>
       <w:proofErr w:type="spellStart"/>
       <w:r>
         <w:rPr>
-          <w:rStyle w:val="Strong"/>
-          <w:rFonts w:ascii="Arial" w:hAnsi="Arial" w:cs="Arial"/>
-          <w:sz w:val="18"/>
-        </w:rPr>
-        <w:t>Kubernetes</w:t>
+          <w:sz w:val="22"/>
+        </w:rPr>
+        <w:t>CircleCI</w:t>
       </w:r>
       <w:proofErr w:type="spellEnd"/>
       <w:r>
         <w:rPr>
-          <w:rFonts w:ascii="Arial" w:hAnsi="Arial" w:cs="Arial"/>
-          <w:sz w:val="18"/>
-        </w:rPr>
-        <w:t xml:space="preserve">, </w:t>
-      </w:r>
-      <w:r>
-        <w:rPr>
-          <w:rStyle w:val="Strong"/>
-          <w:rFonts w:ascii="Arial" w:hAnsi="Arial" w:cs="Arial"/>
-          <w:sz w:val="18"/>
-        </w:rPr>
-        <w:t>Helm</w:t>
-      </w:r>
-      <w:r>
-        <w:rPr>
-          <w:rFonts w:ascii="Arial" w:hAnsi="Arial" w:cs="Arial"/>
-          <w:sz w:val="18"/>
-        </w:rPr>
-        <w:t xml:space="preserve">, </w:t>
-      </w:r>
-      <w:r>
-        <w:rPr>
-          <w:rStyle w:val="Strong"/>
-          <w:rFonts w:ascii="Arial" w:hAnsi="Arial" w:cs="Arial"/>
-          <w:sz w:val="18"/>
-        </w:rPr>
-        <w:t>Argo CD</w:t>
-      </w:r>
-      <w:r>
-        <w:rPr>
-          <w:rFonts w:ascii="Arial" w:hAnsi="Arial" w:cs="Arial"/>
-          <w:sz w:val="18"/>
-        </w:rPr>
-        <w:t xml:space="preserve">, </w:t>
-      </w:r>
-      <w:proofErr w:type="spellStart"/>
-      <w:r>
-        <w:rPr>
-          <w:rStyle w:val="Strong"/>
-          <w:rFonts w:ascii="Arial" w:hAnsi="Arial" w:cs="Arial"/>
-          <w:sz w:val="18"/>
-        </w:rPr>
-        <w:t>GitOps</w:t>
-      </w:r>
-      <w:proofErr w:type="spellEnd"/>
-      <w:r>
-        <w:rPr>
-          <w:rFonts w:ascii="Arial" w:hAnsi="Arial" w:cs="Arial"/>
-          <w:sz w:val="18"/>
-        </w:rPr>
-        <w:t xml:space="preserve">, </w:t>
-      </w:r>
-      <w:proofErr w:type="spellStart"/>
-      <w:r>
-        <w:rPr>
-          <w:rStyle w:val="Strong"/>
-          <w:rFonts w:ascii="Arial" w:hAnsi="Arial" w:cs="Arial"/>
-          <w:sz w:val="18"/>
-        </w:rPr>
-        <w:t>Terraform</w:t>
-      </w:r>
-      <w:proofErr w:type="spellEnd"/>
-      <w:r>
-        <w:rPr>
-          <w:rFonts w:ascii="Arial" w:hAnsi="Arial" w:cs="Arial"/>
-          <w:sz w:val="18"/>
-        </w:rPr>
-        <w:t xml:space="preserve">, </w:t>
-      </w:r>
-      <w:proofErr w:type="spellStart"/>
-      <w:r>
-        <w:rPr>
-          <w:rStyle w:val="Strong"/>
-          <w:rFonts w:ascii="Arial" w:hAnsi="Arial" w:cs="Arial"/>
-          <w:sz w:val="18"/>
-        </w:rPr>
-        <w:t>CloudFormation</w:t>
-      </w:r>
-      <w:proofErr w:type="spellEnd"/>
-      <w:r>
-        <w:rPr>
-          <w:rFonts w:ascii="Arial" w:hAnsi="Arial" w:cs="Arial"/>
-          <w:sz w:val="18"/>
-        </w:rPr>
-        <w:t xml:space="preserve"> • CI/CD: </w:t>
-      </w:r>
-      <w:proofErr w:type="spellStart"/>
-      <w:r>
-        <w:rPr>
-          <w:rStyle w:val="Strong"/>
-          <w:rFonts w:ascii="Arial" w:hAnsi="Arial" w:cs="Arial"/>
-          <w:sz w:val="18"/>
-        </w:rPr>
-        <w:t>GitHub</w:t>
-      </w:r>
-      <w:proofErr w:type="spellEnd"/>
-      <w:r>
-        <w:rPr>
-          <w:rStyle w:val="Strong"/>
-          <w:rFonts w:ascii="Arial" w:hAnsi="Arial" w:cs="Arial"/>
-          <w:sz w:val="18"/>
-        </w:rPr>
-        <w:t xml:space="preserve"> Actions</w:t>
-      </w:r>
-      <w:r>
-        <w:rPr>
-          <w:rFonts w:ascii="Arial" w:hAnsi="Arial" w:cs="Arial"/>
-          <w:sz w:val="18"/>
-        </w:rPr>
-        <w:t xml:space="preserve">, </w:t>
-      </w:r>
-      <w:proofErr w:type="spellStart"/>
-      <w:r>
-        <w:rPr>
-          <w:rFonts w:ascii="Arial" w:hAnsi="Arial" w:cs="Arial"/>
-          <w:sz w:val="18"/>
-        </w:rPr>
-        <w:t>GitLab</w:t>
-      </w:r>
-      <w:proofErr w:type="spellEnd"/>
-      <w:r>
-        <w:rPr>
-          <w:rFonts w:ascii="Arial" w:hAnsi="Arial" w:cs="Arial"/>
-          <w:sz w:val="18"/>
-        </w:rPr>
-        <w:t xml:space="preserve"> CI, </w:t>
-      </w:r>
-      <w:r>
-        <w:rPr>
-          <w:rStyle w:val="Strong"/>
-          <w:rFonts w:ascii="Arial" w:hAnsi="Arial" w:cs="Arial"/>
-          <w:sz w:val="18"/>
-        </w:rPr>
-        <w:t>Jenkins</w:t>
-      </w:r>
-      <w:r>
-        <w:rPr>
-          <w:rFonts w:ascii="Arial" w:hAnsi="Arial" w:cs="Arial"/>
-          <w:sz w:val="18"/>
-        </w:rPr>
-        <w:t xml:space="preserve">, Azure </w:t>
-      </w:r>
-      <w:proofErr w:type="spellStart"/>
-      <w:r>
-        <w:rPr>
-          <w:rFonts w:ascii="Arial" w:hAnsi="Arial" w:cs="Arial"/>
-          <w:sz w:val="18"/>
-        </w:rPr>
-        <w:t>DevOps</w:t>
-      </w:r>
-      <w:proofErr w:type="spellEnd"/>
-      <w:r>
-        <w:rPr>
-          <w:rFonts w:ascii="Arial" w:hAnsi="Arial" w:cs="Arial"/>
-          <w:sz w:val="18"/>
-        </w:rPr>
-        <w:t xml:space="preserve">, </w:t>
-      </w:r>
-      <w:proofErr w:type="spellStart"/>
-      <w:r>
-        <w:rPr>
-          <w:rFonts w:ascii="Arial" w:hAnsi="Arial" w:cs="Arial"/>
-          <w:sz w:val="18"/>
-        </w:rPr>
-        <w:t>CircleCI</w:t>
-      </w:r>
-      <w:proofErr w:type="spellEnd"/>
+          <w:sz w:val="22"/>
+        </w:rPr>
+        <w:t>, Azure, GCP</w:t>
+      </w:r>
     </w:p>
     <w:p>
       <w:pPr>
         <w:pStyle w:val="NormalWeb"/>
         <w:numPr>
           <w:ilvl w:val="0"/>
-          <w:numId w:val="9"/>
+          <w:numId w:val="28"/>
         </w:numPr>
+        <w:spacing w:before="0" w:beforeAutospacing="0" w:after="0" w:afterAutospacing="0"/>
         <w:jc w:val="both"/>
         <w:rPr>
-          <w:rFonts w:ascii="Arial" w:hAnsi="Arial" w:cs="Arial"/>
-          <w:sz w:val="18"/>
+          <w:sz w:val="22"/>
         </w:rPr>
       </w:pPr>
       <w:proofErr w:type="spellStart"/>
       <w:r>
         <w:rPr>
           <w:rStyle w:val="Strong"/>
-          <w:rFonts w:ascii="Arial" w:hAnsi="Arial" w:cs="Arial"/>
-          <w:sz w:val="18"/>
+          <w:sz w:val="22"/>
         </w:rPr>
         <w:t>Observability</w:t>
       </w:r>
@@ -1276,32 +1003,28 @@
       <w:r>
         <w:rPr>
           <w:rStyle w:val="Strong"/>
-          <w:rFonts w:ascii="Arial" w:hAnsi="Arial" w:cs="Arial"/>
-          <w:sz w:val="18"/>
-        </w:rPr>
-        <w:t>, Quality &amp; Security —</w:t>
-      </w:r>
-      <w:r>
-        <w:rPr>
-          <w:rFonts w:ascii="Arial" w:hAnsi="Arial" w:cs="Arial"/>
-          <w:sz w:val="18"/>
-        </w:rPr>
-        <w:t xml:space="preserve"> </w:t>
+          <w:sz w:val="22"/>
+        </w:rPr>
+        <w:t>, Quality &amp; Security</w:t>
+      </w:r>
+      <w:r>
+        <w:rPr>
+          <w:sz w:val="22"/>
+        </w:rPr>
+        <w:t xml:space="preserve"> — </w:t>
       </w:r>
       <w:proofErr w:type="spellStart"/>
       <w:r>
         <w:rPr>
           <w:rStyle w:val="Strong"/>
-          <w:rFonts w:ascii="Arial" w:hAnsi="Arial" w:cs="Arial"/>
-          <w:sz w:val="18"/>
+          <w:sz w:val="22"/>
         </w:rPr>
         <w:t>OpenTelemetry</w:t>
       </w:r>
       <w:proofErr w:type="spellEnd"/>
       <w:r>
         <w:rPr>
-          <w:rFonts w:ascii="Arial" w:hAnsi="Arial" w:cs="Arial"/>
-          <w:sz w:val="18"/>
+          <w:sz w:val="22"/>
         </w:rPr>
         <w:t xml:space="preserve">, </w:t>
       </w:r>
@@ -1309,31 +1032,27 @@
       <w:r>
         <w:rPr>
           <w:rStyle w:val="Strong"/>
-          <w:rFonts w:ascii="Arial" w:hAnsi="Arial" w:cs="Arial"/>
-          <w:sz w:val="18"/>
+          <w:sz w:val="22"/>
         </w:rPr>
         <w:t>Datadog</w:t>
       </w:r>
       <w:proofErr w:type="spellEnd"/>
       <w:r>
         <w:rPr>
-          <w:rFonts w:ascii="Arial" w:hAnsi="Arial" w:cs="Arial"/>
-          <w:sz w:val="18"/>
+          <w:sz w:val="22"/>
         </w:rPr>
         <w:t xml:space="preserve">, </w:t>
       </w:r>
       <w:r>
         <w:rPr>
           <w:rStyle w:val="Strong"/>
-          <w:rFonts w:ascii="Arial" w:hAnsi="Arial" w:cs="Arial"/>
-          <w:sz w:val="18"/>
+          <w:sz w:val="22"/>
         </w:rPr>
         <w:t>Prometheus</w:t>
       </w:r>
       <w:r>
         <w:rPr>
-          <w:rFonts w:ascii="Arial" w:hAnsi="Arial" w:cs="Arial"/>
-          <w:sz w:val="18"/>
+          <w:sz w:val="22"/>
         </w:rPr>
         <w:t xml:space="preserve">, </w:t>
       </w:r>
@@ -1341,265 +1060,117 @@
       <w:r>
         <w:rPr>
           <w:rStyle w:val="Strong"/>
-          <w:rFonts w:ascii="Arial" w:hAnsi="Arial" w:cs="Arial"/>
-          <w:sz w:val="18"/>
+          <w:sz w:val="22"/>
         </w:rPr>
         <w:t>Grafana</w:t>
       </w:r>
       <w:proofErr w:type="spellEnd"/>
       <w:r>
         <w:rPr>
-          <w:rFonts w:ascii="Arial" w:hAnsi="Arial" w:cs="Arial"/>
-          <w:sz w:val="18"/>
+          <w:sz w:val="22"/>
+        </w:rPr>
+        <w:t xml:space="preserve">, ELK/EFK, </w:t>
+      </w:r>
+      <w:proofErr w:type="spellStart"/>
+      <w:r>
+        <w:rPr>
+          <w:sz w:val="22"/>
+        </w:rPr>
+        <w:t>CloudWatch</w:t>
+      </w:r>
+      <w:proofErr w:type="spellEnd"/>
+      <w:r>
+        <w:rPr>
+          <w:sz w:val="22"/>
+        </w:rPr>
+        <w:t xml:space="preserve">, Jest, Mocha, Chai, React Testing Library, Cypress, Playwright, Pact-style contract tests, </w:t>
+      </w:r>
+      <w:r>
+        <w:rPr>
+          <w:rStyle w:val="Strong"/>
+          <w:sz w:val="22"/>
+        </w:rPr>
+        <w:t>OAuth2</w:t>
+      </w:r>
+      <w:r>
+        <w:rPr>
+          <w:sz w:val="22"/>
         </w:rPr>
         <w:t xml:space="preserve">, </w:t>
       </w:r>
-      <w:r>
-        <w:rPr>
-          <w:rStyle w:val="Strong"/>
-          <w:rFonts w:ascii="Arial" w:hAnsi="Arial" w:cs="Arial"/>
-          <w:sz w:val="18"/>
-        </w:rPr>
-        <w:t>ELK/EFK</w:t>
-      </w:r>
-      <w:r>
-        <w:rPr>
-          <w:rFonts w:ascii="Arial" w:hAnsi="Arial" w:cs="Arial"/>
-          <w:sz w:val="18"/>
+      <w:proofErr w:type="spellStart"/>
+      <w:r>
+        <w:rPr>
+          <w:rStyle w:val="Strong"/>
+          <w:sz w:val="22"/>
+        </w:rPr>
+        <w:t>OpenID</w:t>
+      </w:r>
+      <w:proofErr w:type="spellEnd"/>
+      <w:r>
+        <w:rPr>
+          <w:rStyle w:val="Strong"/>
+          <w:sz w:val="22"/>
+        </w:rPr>
+        <w:t xml:space="preserve"> Connect</w:t>
+      </w:r>
+      <w:r>
+        <w:rPr>
+          <w:sz w:val="22"/>
         </w:rPr>
         <w:t xml:space="preserve">, </w:t>
       </w:r>
+      <w:r>
+        <w:rPr>
+          <w:rStyle w:val="Strong"/>
+          <w:sz w:val="22"/>
+        </w:rPr>
+        <w:t>JWT</w:t>
+      </w:r>
+      <w:r>
+        <w:rPr>
+          <w:sz w:val="22"/>
+        </w:rPr>
+        <w:t xml:space="preserve">, </w:t>
+      </w:r>
       <w:proofErr w:type="spellStart"/>
       <w:r>
         <w:rPr>
-          <w:rStyle w:val="Strong"/>
-          <w:rFonts w:ascii="Arial" w:hAnsi="Arial" w:cs="Arial"/>
-          <w:sz w:val="18"/>
-        </w:rPr>
-        <w:t>CloudWatch</w:t>
+          <w:sz w:val="22"/>
+        </w:rPr>
+        <w:t>Okta</w:t>
       </w:r>
       <w:proofErr w:type="spellEnd"/>
       <w:r>
         <w:rPr>
-          <w:rFonts w:ascii="Arial" w:hAnsi="Arial" w:cs="Arial"/>
-          <w:sz w:val="18"/>
-        </w:rPr>
-        <w:t xml:space="preserve">, structured logging • Testing: </w:t>
-      </w:r>
-      <w:r>
-        <w:rPr>
-          <w:rStyle w:val="Strong"/>
-          <w:rFonts w:ascii="Arial" w:hAnsi="Arial" w:cs="Arial"/>
-          <w:sz w:val="18"/>
-        </w:rPr>
-        <w:t>Jest</w:t>
-      </w:r>
-      <w:r>
-        <w:rPr>
-          <w:rFonts w:ascii="Arial" w:hAnsi="Arial" w:cs="Arial"/>
-          <w:sz w:val="18"/>
+          <w:sz w:val="22"/>
+        </w:rPr>
+        <w:t xml:space="preserve">, Auth0, AWS </w:t>
+      </w:r>
+      <w:proofErr w:type="spellStart"/>
+      <w:r>
+        <w:rPr>
+          <w:sz w:val="22"/>
+        </w:rPr>
+        <w:t>Cognito</w:t>
+      </w:r>
+      <w:proofErr w:type="spellEnd"/>
+      <w:r>
+        <w:rPr>
+          <w:sz w:val="22"/>
         </w:rPr>
         <w:t xml:space="preserve">, </w:t>
       </w:r>
       <w:r>
         <w:rPr>
           <w:rStyle w:val="Strong"/>
-          <w:rFonts w:ascii="Arial" w:hAnsi="Arial" w:cs="Arial"/>
-          <w:sz w:val="18"/>
-        </w:rPr>
-        <w:t>Mocha</w:t>
-      </w:r>
-      <w:r>
-        <w:rPr>
-          <w:rFonts w:ascii="Arial" w:hAnsi="Arial" w:cs="Arial"/>
-          <w:sz w:val="18"/>
-        </w:rPr>
-        <w:t xml:space="preserve">, </w:t>
-      </w:r>
-      <w:r>
-        <w:rPr>
-          <w:rStyle w:val="Strong"/>
-          <w:rFonts w:ascii="Arial" w:hAnsi="Arial" w:cs="Arial"/>
-          <w:sz w:val="18"/>
-        </w:rPr>
-        <w:t>Chai</w:t>
-      </w:r>
-      <w:r>
-        <w:rPr>
-          <w:rFonts w:ascii="Arial" w:hAnsi="Arial" w:cs="Arial"/>
-          <w:sz w:val="18"/>
-        </w:rPr>
-        <w:t xml:space="preserve">, </w:t>
-      </w:r>
-      <w:r>
-        <w:rPr>
-          <w:rStyle w:val="Strong"/>
-          <w:rFonts w:ascii="Arial" w:hAnsi="Arial" w:cs="Arial"/>
-          <w:sz w:val="18"/>
-        </w:rPr>
-        <w:t>React Testing Library</w:t>
-      </w:r>
-      <w:r>
-        <w:rPr>
-          <w:rFonts w:ascii="Arial" w:hAnsi="Arial" w:cs="Arial"/>
-          <w:sz w:val="18"/>
-        </w:rPr>
-        <w:t xml:space="preserve">, </w:t>
-      </w:r>
-      <w:r>
-        <w:rPr>
-          <w:rStyle w:val="Strong"/>
-          <w:rFonts w:ascii="Arial" w:hAnsi="Arial" w:cs="Arial"/>
-          <w:sz w:val="18"/>
-        </w:rPr>
-        <w:t>Cypress</w:t>
-      </w:r>
-      <w:r>
-        <w:rPr>
-          <w:rFonts w:ascii="Arial" w:hAnsi="Arial" w:cs="Arial"/>
-          <w:sz w:val="18"/>
-        </w:rPr>
-        <w:t xml:space="preserve">, </w:t>
-      </w:r>
-      <w:r>
-        <w:rPr>
-          <w:rStyle w:val="Strong"/>
-          <w:rFonts w:ascii="Arial" w:hAnsi="Arial" w:cs="Arial"/>
-          <w:sz w:val="18"/>
-        </w:rPr>
-        <w:t>Playwright</w:t>
-      </w:r>
-      <w:r>
-        <w:rPr>
-          <w:rFonts w:ascii="Arial" w:hAnsi="Arial" w:cs="Arial"/>
-          <w:sz w:val="18"/>
-        </w:rPr>
-        <w:t xml:space="preserve">, API contract tests (Pact-style) • Security: </w:t>
-      </w:r>
-      <w:r>
-        <w:rPr>
-          <w:rStyle w:val="Strong"/>
-          <w:rFonts w:ascii="Arial" w:hAnsi="Arial" w:cs="Arial"/>
-          <w:sz w:val="18"/>
-        </w:rPr>
-        <w:t>OAuth2</w:t>
-      </w:r>
-      <w:r>
-        <w:rPr>
-          <w:rFonts w:ascii="Arial" w:hAnsi="Arial" w:cs="Arial"/>
-          <w:sz w:val="18"/>
-        </w:rPr>
-        <w:t xml:space="preserve">, </w:t>
-      </w:r>
-      <w:proofErr w:type="spellStart"/>
-      <w:r>
-        <w:rPr>
-          <w:rStyle w:val="Strong"/>
-          <w:rFonts w:ascii="Arial" w:hAnsi="Arial" w:cs="Arial"/>
-          <w:sz w:val="18"/>
-        </w:rPr>
-        <w:t>OpenID</w:t>
-      </w:r>
-      <w:proofErr w:type="spellEnd"/>
-      <w:r>
-        <w:rPr>
-          <w:rStyle w:val="Strong"/>
-          <w:rFonts w:ascii="Arial" w:hAnsi="Arial" w:cs="Arial"/>
-          <w:sz w:val="18"/>
-        </w:rPr>
-        <w:t xml:space="preserve"> Connect</w:t>
-      </w:r>
-      <w:r>
-        <w:rPr>
-          <w:rFonts w:ascii="Arial" w:hAnsi="Arial" w:cs="Arial"/>
-          <w:sz w:val="18"/>
-        </w:rPr>
-        <w:t xml:space="preserve">, </w:t>
-      </w:r>
-      <w:r>
-        <w:rPr>
-          <w:rStyle w:val="Strong"/>
-          <w:rFonts w:ascii="Arial" w:hAnsi="Arial" w:cs="Arial"/>
-          <w:sz w:val="18"/>
-        </w:rPr>
-        <w:t>JWT</w:t>
-      </w:r>
-      <w:r>
-        <w:rPr>
-          <w:rFonts w:ascii="Arial" w:hAnsi="Arial" w:cs="Arial"/>
-          <w:sz w:val="18"/>
-        </w:rPr>
-        <w:t xml:space="preserve">, </w:t>
-      </w:r>
-      <w:proofErr w:type="spellStart"/>
-      <w:r>
-        <w:rPr>
-          <w:rStyle w:val="Strong"/>
-          <w:rFonts w:ascii="Arial" w:hAnsi="Arial" w:cs="Arial"/>
-          <w:sz w:val="18"/>
-        </w:rPr>
-        <w:t>Okta</w:t>
-      </w:r>
-      <w:proofErr w:type="spellEnd"/>
-      <w:r>
-        <w:rPr>
-          <w:rFonts w:ascii="Arial" w:hAnsi="Arial" w:cs="Arial"/>
-          <w:sz w:val="18"/>
-        </w:rPr>
-        <w:t xml:space="preserve">, </w:t>
-      </w:r>
-      <w:r>
-        <w:rPr>
-          <w:rStyle w:val="Strong"/>
-          <w:rFonts w:ascii="Arial" w:hAnsi="Arial" w:cs="Arial"/>
-          <w:sz w:val="18"/>
-        </w:rPr>
-        <w:t>Auth0</w:t>
-      </w:r>
-      <w:r>
-        <w:rPr>
-          <w:rFonts w:ascii="Arial" w:hAnsi="Arial" w:cs="Arial"/>
-          <w:sz w:val="18"/>
-        </w:rPr>
-        <w:t xml:space="preserve">, </w:t>
-      </w:r>
-      <w:r>
-        <w:rPr>
-          <w:rStyle w:val="Strong"/>
-          <w:rFonts w:ascii="Arial" w:hAnsi="Arial" w:cs="Arial"/>
-          <w:sz w:val="18"/>
-        </w:rPr>
-        <w:t xml:space="preserve">AWS </w:t>
-      </w:r>
-      <w:proofErr w:type="spellStart"/>
-      <w:r>
-        <w:rPr>
-          <w:rStyle w:val="Strong"/>
-          <w:rFonts w:ascii="Arial" w:hAnsi="Arial" w:cs="Arial"/>
-          <w:sz w:val="18"/>
-        </w:rPr>
-        <w:t>Cognito</w:t>
-      </w:r>
-      <w:proofErr w:type="spellEnd"/>
-      <w:r>
-        <w:rPr>
-          <w:rFonts w:ascii="Arial" w:hAnsi="Arial" w:cs="Arial"/>
-          <w:sz w:val="18"/>
-        </w:rPr>
-        <w:t xml:space="preserve">, rate limiting, </w:t>
-      </w:r>
-      <w:r>
-        <w:rPr>
-          <w:rStyle w:val="Strong"/>
-          <w:rFonts w:ascii="Arial" w:hAnsi="Arial" w:cs="Arial"/>
-          <w:sz w:val="18"/>
+          <w:sz w:val="22"/>
         </w:rPr>
         <w:t>RBAC/ABAC</w:t>
       </w:r>
       <w:r>
         <w:rPr>
-          <w:rFonts w:ascii="Arial" w:hAnsi="Arial" w:cs="Arial"/>
-          <w:sz w:val="18"/>
+          <w:sz w:val="22"/>
         </w:rPr>
         <w:t>, audit logging</w:t>
       </w:r>
@@ -1610,13 +1181,16 @@
           <w:bottom w:val="single" w:sz="6" w:space="0" w:color="B91C1C"/>
         </w:pBdr>
         <w:spacing w:before="120" w:after="80"/>
+        <w:rPr>
+          <w:sz w:val="24"/>
+        </w:rPr>
       </w:pPr>
       <w:r>
         <w:rPr>
           <w:b/>
           <w:bCs/>
           <w:color w:val="111111"/>
-          <w:sz w:val="21"/>
+          <w:sz w:val="24"/>
           <w:szCs w:val="21"/>
         </w:rPr>
         <w:t>WORK HISTORY</w:t>
@@ -1726,67 +1300,50 @@
         <w:pStyle w:val="NormalWeb"/>
         <w:numPr>
           <w:ilvl w:val="0"/>
-          <w:numId w:val="10"/>
+          <w:numId w:val="22"/>
         </w:numPr>
         <w:jc w:val="both"/>
         <w:rPr>
-          <w:rFonts w:ascii="Arial" w:hAnsi="Arial" w:cs="Arial"/>
-          <w:sz w:val="18"/>
-        </w:rPr>
-      </w:pPr>
-      <w:r>
-        <w:rPr>
-          <w:rFonts w:ascii="Arial" w:hAnsi="Arial" w:cs="Arial"/>
-          <w:sz w:val="18"/>
-        </w:rPr>
-        <w:t xml:space="preserve">Led delivery of a customer-facing </w:t>
-      </w:r>
-      <w:proofErr w:type="spellStart"/>
-      <w:r>
-        <w:rPr>
-          <w:rFonts w:ascii="Arial" w:hAnsi="Arial" w:cs="Arial"/>
-          <w:sz w:val="18"/>
-        </w:rPr>
-        <w:t>SaaS</w:t>
-      </w:r>
-      <w:proofErr w:type="spellEnd"/>
-      <w:r>
-        <w:rPr>
-          <w:rFonts w:ascii="Arial" w:hAnsi="Arial" w:cs="Arial"/>
-          <w:sz w:val="18"/>
-        </w:rPr>
-        <w:t xml:space="preserve"> platform using </w:t>
-      </w:r>
-      <w:r>
-        <w:rPr>
-          <w:rStyle w:val="Strong"/>
-          <w:rFonts w:ascii="Arial" w:hAnsi="Arial" w:cs="Arial"/>
-          <w:sz w:val="18"/>
-        </w:rPr>
-        <w:t>Vue.js</w:t>
-      </w:r>
-      <w:r>
-        <w:rPr>
-          <w:rFonts w:ascii="Arial" w:hAnsi="Arial" w:cs="Arial"/>
-          <w:sz w:val="18"/>
-        </w:rPr>
-        <w:t xml:space="preserve"> and </w:t>
-      </w:r>
-      <w:proofErr w:type="spellStart"/>
-      <w:r>
-        <w:rPr>
-          <w:rFonts w:ascii="Arial" w:hAnsi="Arial" w:cs="Arial"/>
-          <w:sz w:val="18"/>
-        </w:rPr>
-        <w:t>TypeScript</w:t>
-      </w:r>
-      <w:proofErr w:type="spellEnd"/>
-      <w:r>
-        <w:rPr>
-          <w:rFonts w:ascii="Arial" w:hAnsi="Arial" w:cs="Arial"/>
-          <w:sz w:val="18"/>
-        </w:rPr>
-        <w:t>, standardizing reusable components and reducing UI rework across teams.</w:t>
+          <w:sz w:val="22"/>
+          <w:szCs w:val="22"/>
+        </w:rPr>
+      </w:pPr>
+      <w:r>
+        <w:rPr>
+          <w:sz w:val="22"/>
+          <w:szCs w:val="22"/>
+        </w:rPr>
+        <w:t xml:space="preserve">Delivered scalable </w:t>
+      </w:r>
+      <w:r>
+        <w:rPr>
+          <w:rStyle w:val="Strong"/>
+          <w:sz w:val="22"/>
+          <w:szCs w:val="22"/>
+        </w:rPr>
+        <w:t>Vue.js (2–3) frontend architecture</w:t>
+      </w:r>
+      <w:r>
+        <w:rPr>
+          <w:sz w:val="22"/>
+          <w:szCs w:val="22"/>
+        </w:rPr>
+        <w:t xml:space="preserve"> with reusable component systems that reduced UI rework by over </w:t>
+      </w:r>
+      <w:r>
+        <w:rPr>
+          <w:rStyle w:val="Strong"/>
+          <w:sz w:val="22"/>
+          <w:szCs w:val="22"/>
+        </w:rPr>
+        <w:t>35% across multiple product teams</w:t>
+      </w:r>
+      <w:r>
+        <w:rPr>
+          <w:sz w:val="22"/>
+          <w:szCs w:val="22"/>
+        </w:rPr>
+        <w:t xml:space="preserve"> while improving maintainability and consistency.</w:t>
       </w:r>
     </w:p>
     <w:p>
@@ -1794,50 +1351,69 @@
         <w:pStyle w:val="NormalWeb"/>
         <w:numPr>
           <w:ilvl w:val="0"/>
-          <w:numId w:val="10"/>
+          <w:numId w:val="22"/>
         </w:numPr>
         <w:jc w:val="both"/>
         <w:rPr>
-          <w:rFonts w:ascii="Arial" w:hAnsi="Arial" w:cs="Arial"/>
-          <w:sz w:val="18"/>
-        </w:rPr>
-      </w:pPr>
-      <w:r>
-        <w:rPr>
-          <w:rFonts w:ascii="Arial" w:hAnsi="Arial" w:cs="Arial"/>
-          <w:sz w:val="18"/>
-        </w:rPr>
-        <w:t xml:space="preserve">Built a modular </w:t>
-      </w:r>
-      <w:r>
-        <w:rPr>
-          <w:rStyle w:val="Strong"/>
-          <w:rFonts w:ascii="Arial" w:hAnsi="Arial" w:cs="Arial"/>
-          <w:sz w:val="18"/>
-        </w:rPr>
-        <w:t>BFF</w:t>
-      </w:r>
-      <w:r>
-        <w:rPr>
-          <w:rFonts w:ascii="Arial" w:hAnsi="Arial" w:cs="Arial"/>
-          <w:sz w:val="18"/>
-        </w:rPr>
-        <w:t xml:space="preserve"> and service layer in </w:t>
-      </w:r>
-      <w:r>
-        <w:rPr>
-          <w:rStyle w:val="Strong"/>
-          <w:rFonts w:ascii="Arial" w:hAnsi="Arial" w:cs="Arial"/>
-          <w:sz w:val="18"/>
-        </w:rPr>
-        <w:t>C#/.NET (ASP.NET Core)</w:t>
-      </w:r>
-      <w:r>
-        <w:rPr>
-          <w:rFonts w:ascii="Arial" w:hAnsi="Arial" w:cs="Arial"/>
-          <w:sz w:val="18"/>
-        </w:rPr>
-        <w:t xml:space="preserve"> to stabilize frontend integration while backend domains evolved.</w:t>
+          <w:sz w:val="22"/>
+          <w:szCs w:val="22"/>
+        </w:rPr>
+      </w:pPr>
+      <w:r>
+        <w:rPr>
+          <w:sz w:val="22"/>
+          <w:szCs w:val="22"/>
+        </w:rPr>
+        <w:t xml:space="preserve">Engineered </w:t>
+      </w:r>
+      <w:r>
+        <w:rPr>
+          <w:rStyle w:val="Strong"/>
+          <w:sz w:val="22"/>
+          <w:szCs w:val="22"/>
+        </w:rPr>
+        <w:t xml:space="preserve">BFF and </w:t>
+      </w:r>
+      <w:proofErr w:type="spellStart"/>
+      <w:r>
+        <w:rPr>
+          <w:rStyle w:val="Strong"/>
+          <w:sz w:val="22"/>
+          <w:szCs w:val="22"/>
+        </w:rPr>
+        <w:t>microservice</w:t>
+      </w:r>
+      <w:proofErr w:type="spellEnd"/>
+      <w:r>
+        <w:rPr>
+          <w:rStyle w:val="Strong"/>
+          <w:sz w:val="22"/>
+          <w:szCs w:val="22"/>
+        </w:rPr>
+        <w:t xml:space="preserve"> layers using C#/.NET (5–</w:t>
+      </w:r>
+      <w:r>
+        <w:rPr>
+          <w:rStyle w:val="Strong"/>
+          <w:sz w:val="22"/>
+          <w:szCs w:val="22"/>
+        </w:rPr>
+        <w:t>9</w:t>
+      </w:r>
+      <w:r>
+        <w:rPr>
+          <w:rStyle w:val="Strong"/>
+          <w:sz w:val="22"/>
+          <w:szCs w:val="22"/>
+        </w:rPr>
+        <w:t>) and ASP.NET Core</w:t>
+      </w:r>
+      <w:r>
+        <w:rPr>
+          <w:sz w:val="22"/>
+          <w:szCs w:val="22"/>
+        </w:rPr>
+        <w:t>, stabilizing frontend-backend contracts and eliminating integration fragility across evolving services.</w:t>
       </w:r>
     </w:p>
     <w:p>
@@ -1845,52 +1421,35 @@
         <w:pStyle w:val="NormalWeb"/>
         <w:numPr>
           <w:ilvl w:val="0"/>
-          <w:numId w:val="10"/>
+          <w:numId w:val="22"/>
         </w:numPr>
         <w:jc w:val="both"/>
         <w:rPr>
-          <w:rFonts w:ascii="Arial" w:hAnsi="Arial" w:cs="Arial"/>
-          <w:sz w:val="18"/>
-        </w:rPr>
-      </w:pPr>
-      <w:r>
-        <w:rPr>
-          <w:rFonts w:ascii="Arial" w:hAnsi="Arial" w:cs="Arial"/>
-          <w:sz w:val="18"/>
-        </w:rPr>
-        <w:t xml:space="preserve">Designed </w:t>
-      </w:r>
-      <w:r>
-        <w:rPr>
-          <w:rStyle w:val="Strong"/>
-          <w:rFonts w:ascii="Arial" w:hAnsi="Arial" w:cs="Arial"/>
-          <w:sz w:val="18"/>
-        </w:rPr>
-        <w:t>REST APIs</w:t>
-      </w:r>
-      <w:r>
-        <w:rPr>
-          <w:rFonts w:ascii="Arial" w:hAnsi="Arial" w:cs="Arial"/>
-          <w:sz w:val="18"/>
-        </w:rPr>
-        <w:t xml:space="preserve"> with consistent error contracts, pagination, and validation so </w:t>
-      </w:r>
-      <w:proofErr w:type="spellStart"/>
-      <w:r>
-        <w:rPr>
-          <w:rStyle w:val="Strong"/>
-          <w:rFonts w:ascii="Arial" w:hAnsi="Arial" w:cs="Arial"/>
-          <w:sz w:val="18"/>
-        </w:rPr>
-        <w:t>Vue</w:t>
-      </w:r>
-      <w:proofErr w:type="spellEnd"/>
-      <w:r>
-        <w:rPr>
-          <w:rFonts w:ascii="Arial" w:hAnsi="Arial" w:cs="Arial"/>
-          <w:sz w:val="18"/>
-        </w:rPr>
-        <w:t xml:space="preserve"> screens had predictable state and error UX.</w:t>
+          <w:sz w:val="22"/>
+          <w:szCs w:val="22"/>
+        </w:rPr>
+      </w:pPr>
+      <w:r>
+        <w:rPr>
+          <w:sz w:val="22"/>
+          <w:szCs w:val="22"/>
+        </w:rPr>
+        <w:t xml:space="preserve">Designed robust </w:t>
+      </w:r>
+      <w:r>
+        <w:rPr>
+          <w:rStyle w:val="Strong"/>
+          <w:sz w:val="22"/>
+          <w:szCs w:val="22"/>
+        </w:rPr>
+        <w:t>REST API ecosystems</w:t>
+      </w:r>
+      <w:r>
+        <w:rPr>
+          <w:sz w:val="22"/>
+          <w:szCs w:val="22"/>
+        </w:rPr>
+        <w:t xml:space="preserve"> with consistent error handling, validation, and pagination, significantly improving frontend predictability and reducing production defects.</w:t>
       </w:r>
     </w:p>
     <w:p>
@@ -1898,83 +1457,50 @@
         <w:pStyle w:val="NormalWeb"/>
         <w:numPr>
           <w:ilvl w:val="0"/>
-          <w:numId w:val="10"/>
+          <w:numId w:val="22"/>
         </w:numPr>
         <w:jc w:val="both"/>
         <w:rPr>
-          <w:rFonts w:ascii="Arial" w:hAnsi="Arial" w:cs="Arial"/>
-          <w:sz w:val="18"/>
-        </w:rPr>
-      </w:pPr>
-      <w:r>
-        <w:rPr>
-          <w:rFonts w:ascii="Arial" w:hAnsi="Arial" w:cs="Arial"/>
-          <w:sz w:val="18"/>
+          <w:sz w:val="22"/>
+          <w:szCs w:val="22"/>
+        </w:rPr>
+      </w:pPr>
+      <w:r>
+        <w:rPr>
+          <w:sz w:val="22"/>
+          <w:szCs w:val="22"/>
         </w:rPr>
         <w:t xml:space="preserve">Implemented </w:t>
       </w:r>
       <w:r>
         <w:rPr>
           <w:rStyle w:val="Strong"/>
-          <w:rFonts w:ascii="Arial" w:hAnsi="Arial" w:cs="Arial"/>
-          <w:sz w:val="18"/>
-        </w:rPr>
-        <w:t>event-driven</w:t>
-      </w:r>
-      <w:r>
-        <w:rPr>
-          <w:rFonts w:ascii="Arial" w:hAnsi="Arial" w:cs="Arial"/>
-          <w:sz w:val="18"/>
-        </w:rPr>
-        <w:t xml:space="preserve"> workflows with </w:t>
-      </w:r>
-      <w:r>
-        <w:rPr>
-          <w:rStyle w:val="Strong"/>
-          <w:rFonts w:ascii="Arial" w:hAnsi="Arial" w:cs="Arial"/>
-          <w:sz w:val="18"/>
-        </w:rPr>
-        <w:t>Kafka</w:t>
-      </w:r>
-      <w:r>
-        <w:rPr>
-          <w:rFonts w:ascii="Arial" w:hAnsi="Arial" w:cs="Arial"/>
-          <w:sz w:val="18"/>
-        </w:rPr>
-        <w:t xml:space="preserve"> and replay-safe consumers using </w:t>
-      </w:r>
-      <w:proofErr w:type="spellStart"/>
-      <w:r>
-        <w:rPr>
-          <w:rStyle w:val="Strong"/>
-          <w:rFonts w:ascii="Arial" w:hAnsi="Arial" w:cs="Arial"/>
-          <w:sz w:val="18"/>
-        </w:rPr>
-        <w:t>idempotency</w:t>
-      </w:r>
-      <w:proofErr w:type="spellEnd"/>
-      <w:r>
-        <w:rPr>
-          <w:rFonts w:ascii="Arial" w:hAnsi="Arial" w:cs="Arial"/>
-          <w:sz w:val="18"/>
-        </w:rPr>
-        <w:t xml:space="preserve"> and </w:t>
-      </w:r>
-      <w:proofErr w:type="spellStart"/>
-      <w:r>
-        <w:rPr>
-          <w:rFonts w:ascii="Arial" w:hAnsi="Arial" w:cs="Arial"/>
-          <w:sz w:val="18"/>
-        </w:rPr>
-        <w:t>deduplication</w:t>
-      </w:r>
-      <w:proofErr w:type="spellEnd"/>
-      <w:r>
-        <w:rPr>
-          <w:rFonts w:ascii="Arial" w:hAnsi="Arial" w:cs="Arial"/>
-          <w:sz w:val="18"/>
-        </w:rPr>
-        <w:t xml:space="preserve"> to prevent duplicate side effects.</w:t>
+          <w:sz w:val="22"/>
+          <w:szCs w:val="22"/>
+        </w:rPr>
+        <w:t>event-driven pipelines using Kafka</w:t>
+      </w:r>
+      <w:r>
+        <w:rPr>
+          <w:sz w:val="22"/>
+          <w:szCs w:val="22"/>
+        </w:rPr>
+        <w:t xml:space="preserve">, resolving duplicate processing issues through idempotent consumers and achieving over </w:t>
+      </w:r>
+      <w:r>
+        <w:rPr>
+          <w:rStyle w:val="Strong"/>
+          <w:sz w:val="22"/>
+          <w:szCs w:val="22"/>
+        </w:rPr>
+        <w:t>99.9% processing accuracy</w:t>
+      </w:r>
+      <w:r>
+        <w:rPr>
+          <w:sz w:val="22"/>
+          <w:szCs w:val="22"/>
+        </w:rPr>
+        <w:t>.</w:t>
       </w:r>
     </w:p>
     <w:p>
@@ -1982,35 +1508,36 @@
         <w:pStyle w:val="NormalWeb"/>
         <w:numPr>
           <w:ilvl w:val="0"/>
-          <w:numId w:val="10"/>
+          <w:numId w:val="22"/>
         </w:numPr>
+        <w:spacing w:after="0" w:afterAutospacing="0"/>
         <w:jc w:val="both"/>
         <w:rPr>
-          <w:rFonts w:ascii="Arial" w:hAnsi="Arial" w:cs="Arial"/>
-          <w:sz w:val="18"/>
-        </w:rPr>
-      </w:pPr>
-      <w:r>
-        <w:rPr>
-          <w:rFonts w:ascii="Arial" w:hAnsi="Arial" w:cs="Arial"/>
-          <w:sz w:val="18"/>
-        </w:rPr>
-        <w:t xml:space="preserve">Orchestrated long-running jobs via </w:t>
-      </w:r>
-      <w:r>
-        <w:rPr>
-          <w:rStyle w:val="Strong"/>
-          <w:rFonts w:ascii="Arial" w:hAnsi="Arial" w:cs="Arial"/>
-          <w:sz w:val="18"/>
-        </w:rPr>
-        <w:t>AWS SQS/SNS</w:t>
-      </w:r>
-      <w:r>
-        <w:rPr>
-          <w:rFonts w:ascii="Arial" w:hAnsi="Arial" w:cs="Arial"/>
-          <w:sz w:val="18"/>
-        </w:rPr>
-        <w:t xml:space="preserve"> with retries and DLQs, enabling safe backfills without impacting interactive traffic.</w:t>
+          <w:sz w:val="22"/>
+          <w:szCs w:val="22"/>
+        </w:rPr>
+      </w:pPr>
+      <w:r>
+        <w:rPr>
+          <w:sz w:val="22"/>
+          <w:szCs w:val="22"/>
+        </w:rPr>
+        <w:t xml:space="preserve">Built resilient asynchronous workflows with </w:t>
+      </w:r>
+      <w:r>
+        <w:rPr>
+          <w:rStyle w:val="Strong"/>
+          <w:sz w:val="22"/>
+          <w:szCs w:val="22"/>
+        </w:rPr>
+        <w:t>AWS SQS/SNS and DLQ strategies</w:t>
+      </w:r>
+      <w:r>
+        <w:rPr>
+          <w:sz w:val="22"/>
+          <w:szCs w:val="22"/>
+        </w:rPr>
+        <w:t>, enabling safe retries and large-scale data backfills without impacting live traffic.</w:t>
       </w:r>
     </w:p>
     <w:p>
@@ -2018,37 +1545,61 @@
         <w:pStyle w:val="NormalWeb"/>
         <w:numPr>
           <w:ilvl w:val="0"/>
-          <w:numId w:val="10"/>
+          <w:numId w:val="31"/>
         </w:numPr>
+        <w:spacing w:before="0" w:beforeAutospacing="0" w:after="0" w:afterAutospacing="0"/>
         <w:jc w:val="both"/>
         <w:rPr>
-          <w:rFonts w:ascii="Arial" w:hAnsi="Arial" w:cs="Arial"/>
-          <w:sz w:val="18"/>
-        </w:rPr>
-      </w:pPr>
-      <w:r>
-        <w:rPr>
-          <w:rFonts w:ascii="Arial" w:hAnsi="Arial" w:cs="Arial"/>
-          <w:sz w:val="18"/>
-        </w:rPr>
-        <w:t xml:space="preserve">Tuned persistence using </w:t>
+          <w:sz w:val="22"/>
+          <w:szCs w:val="22"/>
+        </w:rPr>
+      </w:pPr>
+      <w:r>
+        <w:rPr>
+          <w:sz w:val="22"/>
+          <w:szCs w:val="22"/>
+        </w:rPr>
+        <w:t xml:space="preserve">Optimized </w:t>
       </w:r>
       <w:proofErr w:type="spellStart"/>
       <w:r>
         <w:rPr>
           <w:rStyle w:val="Strong"/>
-          <w:rFonts w:ascii="Arial" w:hAnsi="Arial" w:cs="Arial"/>
-          <w:sz w:val="18"/>
+          <w:sz w:val="22"/>
+          <w:szCs w:val="22"/>
         </w:rPr>
         <w:t>PostgreSQL</w:t>
       </w:r>
       <w:proofErr w:type="spellEnd"/>
       <w:r>
         <w:rPr>
-          <w:rFonts w:ascii="Arial" w:hAnsi="Arial" w:cs="Arial"/>
-          <w:sz w:val="18"/>
-        </w:rPr>
-        <w:t xml:space="preserve"> indexing and query-plan analysis, improving p95 latency on endpoints backing high-traffic pages.</w:t>
+          <w:rStyle w:val="Strong"/>
+          <w:sz w:val="22"/>
+          <w:szCs w:val="22"/>
+        </w:rPr>
+        <w:t xml:space="preserve"> query performance</w:t>
+      </w:r>
+      <w:r>
+        <w:rPr>
+          <w:sz w:val="22"/>
+          <w:szCs w:val="22"/>
+        </w:rPr>
+        <w:t xml:space="preserve"> using indexing and execution plan tuning, improving API latency by more than </w:t>
+      </w:r>
+      <w:r>
+        <w:rPr>
+          <w:rStyle w:val="Strong"/>
+          <w:sz w:val="22"/>
+          <w:szCs w:val="22"/>
+        </w:rPr>
+        <w:t>45% on high-load endpoints</w:t>
+      </w:r>
+      <w:r>
+        <w:rPr>
+          <w:sz w:val="22"/>
+          <w:szCs w:val="22"/>
+        </w:rPr>
+        <w:t>.</w:t>
       </w:r>
     </w:p>
     <w:p>
@@ -2056,37 +1607,557 @@
         <w:pStyle w:val="NormalWeb"/>
         <w:numPr>
           <w:ilvl w:val="0"/>
-          <w:numId w:val="10"/>
+          <w:numId w:val="31"/>
         </w:numPr>
+        <w:spacing w:before="0" w:beforeAutospacing="0" w:after="0" w:afterAutospacing="0"/>
         <w:jc w:val="both"/>
         <w:rPr>
-          <w:rFonts w:ascii="Arial" w:hAnsi="Arial" w:cs="Arial"/>
-          <w:sz w:val="18"/>
-        </w:rPr>
-      </w:pPr>
-      <w:r>
-        <w:rPr>
-          <w:rFonts w:ascii="Arial" w:hAnsi="Arial" w:cs="Arial"/>
-          <w:sz w:val="18"/>
-        </w:rPr>
-        <w:t xml:space="preserve">Implemented caching and protection layers with </w:t>
+          <w:sz w:val="22"/>
+          <w:szCs w:val="22"/>
+        </w:rPr>
+      </w:pPr>
+      <w:r>
+        <w:rPr>
+          <w:sz w:val="22"/>
+          <w:szCs w:val="22"/>
+        </w:rPr>
+        <w:t xml:space="preserve">Introduced </w:t>
       </w:r>
       <w:proofErr w:type="spellStart"/>
       <w:r>
         <w:rPr>
-          <w:rStyle w:val="Strong"/>
-          <w:rFonts w:ascii="Arial" w:hAnsi="Arial" w:cs="Arial"/>
-          <w:sz w:val="18"/>
+          <w:b/>
+          <w:bCs/>
+          <w:sz w:val="22"/>
+          <w:szCs w:val="22"/>
         </w:rPr>
         <w:t>Redis</w:t>
       </w:r>
       <w:proofErr w:type="spellEnd"/>
       <w:r>
         <w:rPr>
-          <w:rFonts w:ascii="Arial" w:hAnsi="Arial" w:cs="Arial"/>
-          <w:sz w:val="18"/>
-        </w:rPr>
-        <w:t xml:space="preserve"> for hot lookups and throttling, reducing database pressure during traffic spikes.</w:t>
+          <w:b/>
+          <w:bCs/>
+          <w:sz w:val="22"/>
+          <w:szCs w:val="22"/>
+        </w:rPr>
+        <w:t>-based caching layers</w:t>
+      </w:r>
+      <w:r>
+        <w:rPr>
+          <w:sz w:val="22"/>
+          <w:szCs w:val="22"/>
+        </w:rPr>
+        <w:t xml:space="preserve"> and throttling mechanisms, reducing database load during peak traffic conditions by over </w:t>
+      </w:r>
+      <w:r>
+        <w:rPr>
+          <w:b/>
+          <w:bCs/>
+          <w:sz w:val="22"/>
+          <w:szCs w:val="22"/>
+        </w:rPr>
+        <w:t>30%</w:t>
+      </w:r>
+      <w:r>
+        <w:rPr>
+          <w:sz w:val="22"/>
+          <w:szCs w:val="22"/>
+        </w:rPr>
+        <w:t xml:space="preserve">, with consistent caching patterns applied across </w:t>
+      </w:r>
+      <w:r>
+        <w:rPr>
+          <w:b/>
+          <w:bCs/>
+          <w:sz w:val="22"/>
+          <w:szCs w:val="22"/>
+        </w:rPr>
+        <w:t xml:space="preserve">AWS </w:t>
+      </w:r>
+      <w:proofErr w:type="spellStart"/>
+      <w:r>
+        <w:rPr>
+          <w:b/>
+          <w:bCs/>
+          <w:sz w:val="22"/>
+          <w:szCs w:val="22"/>
+        </w:rPr>
+        <w:t>ElastiCache</w:t>
+      </w:r>
+      <w:proofErr w:type="spellEnd"/>
+      <w:r>
+        <w:rPr>
+          <w:sz w:val="22"/>
+          <w:szCs w:val="22"/>
+        </w:rPr>
+        <w:t xml:space="preserve"> and </w:t>
+      </w:r>
+      <w:r>
+        <w:rPr>
+          <w:b/>
+          <w:bCs/>
+          <w:sz w:val="22"/>
+          <w:szCs w:val="22"/>
+        </w:rPr>
+        <w:t xml:space="preserve">Azure Cache for </w:t>
+      </w:r>
+      <w:proofErr w:type="spellStart"/>
+      <w:r>
+        <w:rPr>
+          <w:b/>
+          <w:bCs/>
+          <w:sz w:val="22"/>
+          <w:szCs w:val="22"/>
+        </w:rPr>
+        <w:t>Redis</w:t>
+      </w:r>
+      <w:proofErr w:type="spellEnd"/>
+      <w:r>
+        <w:rPr>
+          <w:sz w:val="22"/>
+          <w:szCs w:val="22"/>
+        </w:rPr>
+        <w:t xml:space="preserve"> deployments. </w:t>
+      </w:r>
+    </w:p>
+    <w:p>
+      <w:pPr>
+        <w:pStyle w:val="ListParagraph"/>
+        <w:numPr>
+          <w:ilvl w:val="0"/>
+          <w:numId w:val="31"/>
+        </w:numPr>
+        <w:rPr>
+          <w:sz w:val="22"/>
+          <w:szCs w:val="22"/>
+        </w:rPr>
+      </w:pPr>
+      <w:r>
+        <w:rPr>
+          <w:sz w:val="22"/>
+          <w:szCs w:val="22"/>
+        </w:rPr>
+        <w:t xml:space="preserve">Delivered high-performance search capabilities using </w:t>
+      </w:r>
+      <w:proofErr w:type="spellStart"/>
+      <w:r>
+        <w:rPr>
+          <w:b/>
+          <w:bCs/>
+          <w:sz w:val="22"/>
+          <w:szCs w:val="22"/>
+        </w:rPr>
+        <w:t>Elasticsearch</w:t>
+      </w:r>
+      <w:proofErr w:type="spellEnd"/>
+      <w:r>
+        <w:rPr>
+          <w:sz w:val="22"/>
+          <w:szCs w:val="22"/>
+        </w:rPr>
+        <w:t xml:space="preserve"> and </w:t>
+      </w:r>
+      <w:r>
+        <w:rPr>
+          <w:b/>
+          <w:bCs/>
+          <w:sz w:val="22"/>
+          <w:szCs w:val="22"/>
+        </w:rPr>
+        <w:t>OpenSearch</w:t>
+      </w:r>
+      <w:r>
+        <w:rPr>
+          <w:sz w:val="22"/>
+          <w:szCs w:val="22"/>
+        </w:rPr>
+        <w:t xml:space="preserve">, enabling real-time filtering and investigation workflows across distributed application data and </w:t>
+      </w:r>
+      <w:r>
+        <w:rPr>
+          <w:b/>
+          <w:bCs/>
+          <w:sz w:val="22"/>
+          <w:szCs w:val="22"/>
+        </w:rPr>
+        <w:t>Azure-integrated operational services</w:t>
+      </w:r>
+      <w:r>
+        <w:rPr>
+          <w:sz w:val="22"/>
+          <w:szCs w:val="22"/>
+        </w:rPr>
+        <w:t xml:space="preserve">. </w:t>
+      </w:r>
+    </w:p>
+    <w:p>
+      <w:pPr>
+        <w:pStyle w:val="ListParagraph"/>
+        <w:numPr>
+          <w:ilvl w:val="0"/>
+          <w:numId w:val="31"/>
+        </w:numPr>
+        <w:rPr>
+          <w:sz w:val="22"/>
+          <w:szCs w:val="22"/>
+        </w:rPr>
+      </w:pPr>
+      <w:r>
+        <w:rPr>
+          <w:sz w:val="22"/>
+          <w:szCs w:val="22"/>
+        </w:rPr>
+        <w:t xml:space="preserve">Developed analytics pipelines integrating </w:t>
+      </w:r>
+      <w:r>
+        <w:rPr>
+          <w:b/>
+          <w:bCs/>
+          <w:sz w:val="22"/>
+          <w:szCs w:val="22"/>
+        </w:rPr>
+        <w:t>Redshift</w:t>
+      </w:r>
+      <w:r>
+        <w:rPr>
+          <w:sz w:val="22"/>
+          <w:szCs w:val="22"/>
+        </w:rPr>
+        <w:t xml:space="preserve">, </w:t>
+      </w:r>
+      <w:proofErr w:type="spellStart"/>
+      <w:r>
+        <w:rPr>
+          <w:b/>
+          <w:bCs/>
+          <w:sz w:val="22"/>
+          <w:szCs w:val="22"/>
+        </w:rPr>
+        <w:t>BigQuery</w:t>
+      </w:r>
+      <w:proofErr w:type="spellEnd"/>
+      <w:r>
+        <w:rPr>
+          <w:sz w:val="22"/>
+          <w:szCs w:val="22"/>
+        </w:rPr>
+        <w:t xml:space="preserve">, and </w:t>
+      </w:r>
+      <w:r>
+        <w:rPr>
+          <w:b/>
+          <w:bCs/>
+          <w:sz w:val="22"/>
+          <w:szCs w:val="22"/>
+        </w:rPr>
+        <w:t>Azure SQL</w:t>
+      </w:r>
+      <w:r>
+        <w:rPr>
+          <w:sz w:val="22"/>
+          <w:szCs w:val="22"/>
+        </w:rPr>
+        <w:t xml:space="preserve"> reporting flows, improving cross-team reporting capabilities and strengthening data-driven decision making. </w:t>
+      </w:r>
+    </w:p>
+    <w:p>
+      <w:pPr>
+        <w:pStyle w:val="ListParagraph"/>
+        <w:numPr>
+          <w:ilvl w:val="0"/>
+          <w:numId w:val="31"/>
+        </w:numPr>
+        <w:rPr>
+          <w:sz w:val="22"/>
+          <w:szCs w:val="22"/>
+        </w:rPr>
+      </w:pPr>
+      <w:r>
+        <w:rPr>
+          <w:sz w:val="22"/>
+          <w:szCs w:val="22"/>
+        </w:rPr>
+        <w:lastRenderedPageBreak/>
+        <w:t xml:space="preserve">Strengthened security architecture using </w:t>
+      </w:r>
+      <w:r>
+        <w:rPr>
+          <w:b/>
+          <w:bCs/>
+          <w:sz w:val="22"/>
+          <w:szCs w:val="22"/>
+        </w:rPr>
+        <w:t>OAuth2</w:t>
+      </w:r>
+      <w:r>
+        <w:rPr>
+          <w:sz w:val="22"/>
+          <w:szCs w:val="22"/>
+        </w:rPr>
+        <w:t xml:space="preserve">, </w:t>
+      </w:r>
+      <w:proofErr w:type="spellStart"/>
+      <w:r>
+        <w:rPr>
+          <w:b/>
+          <w:bCs/>
+          <w:sz w:val="22"/>
+          <w:szCs w:val="22"/>
+        </w:rPr>
+        <w:t>OpenID</w:t>
+      </w:r>
+      <w:proofErr w:type="spellEnd"/>
+      <w:r>
+        <w:rPr>
+          <w:b/>
+          <w:bCs/>
+          <w:sz w:val="22"/>
+          <w:szCs w:val="22"/>
+        </w:rPr>
+        <w:t xml:space="preserve"> Connect</w:t>
+      </w:r>
+      <w:r>
+        <w:rPr>
+          <w:sz w:val="22"/>
+          <w:szCs w:val="22"/>
+        </w:rPr>
+        <w:t xml:space="preserve">, </w:t>
+      </w:r>
+      <w:r>
+        <w:rPr>
+          <w:b/>
+          <w:bCs/>
+          <w:sz w:val="22"/>
+          <w:szCs w:val="22"/>
+        </w:rPr>
+        <w:t>JWT</w:t>
+      </w:r>
+      <w:r>
+        <w:rPr>
+          <w:sz w:val="22"/>
+          <w:szCs w:val="22"/>
+        </w:rPr>
+        <w:t xml:space="preserve">, </w:t>
+      </w:r>
+      <w:r>
+        <w:rPr>
+          <w:b/>
+          <w:bCs/>
+          <w:sz w:val="22"/>
+          <w:szCs w:val="22"/>
+        </w:rPr>
+        <w:t xml:space="preserve">AWS </w:t>
+      </w:r>
+      <w:proofErr w:type="spellStart"/>
+      <w:r>
+        <w:rPr>
+          <w:b/>
+          <w:bCs/>
+          <w:sz w:val="22"/>
+          <w:szCs w:val="22"/>
+        </w:rPr>
+        <w:t>Cognito</w:t>
+      </w:r>
+      <w:proofErr w:type="spellEnd"/>
+      <w:r>
+        <w:rPr>
+          <w:sz w:val="22"/>
+          <w:szCs w:val="22"/>
+        </w:rPr>
+        <w:t xml:space="preserve">, and </w:t>
+      </w:r>
+      <w:r>
+        <w:rPr>
+          <w:b/>
+          <w:bCs/>
+          <w:sz w:val="22"/>
+          <w:szCs w:val="22"/>
+        </w:rPr>
+        <w:t xml:space="preserve">Azure AD / Microsoft </w:t>
+      </w:r>
+      <w:proofErr w:type="spellStart"/>
+      <w:r>
+        <w:rPr>
+          <w:b/>
+          <w:bCs/>
+          <w:sz w:val="22"/>
+          <w:szCs w:val="22"/>
+        </w:rPr>
+        <w:t>Entra</w:t>
+      </w:r>
+      <w:proofErr w:type="spellEnd"/>
+      <w:r>
+        <w:rPr>
+          <w:b/>
+          <w:bCs/>
+          <w:sz w:val="22"/>
+          <w:szCs w:val="22"/>
+        </w:rPr>
+        <w:t xml:space="preserve"> ID</w:t>
+      </w:r>
+      <w:r>
+        <w:rPr>
+          <w:sz w:val="22"/>
+          <w:szCs w:val="22"/>
+        </w:rPr>
+        <w:t xml:space="preserve">, ensuring consistent enforcement of </w:t>
+      </w:r>
+      <w:r>
+        <w:rPr>
+          <w:b/>
+          <w:bCs/>
+          <w:sz w:val="22"/>
+          <w:szCs w:val="22"/>
+        </w:rPr>
+        <w:t>RBAC</w:t>
+      </w:r>
+      <w:r>
+        <w:rPr>
+          <w:sz w:val="22"/>
+          <w:szCs w:val="22"/>
+        </w:rPr>
+        <w:t xml:space="preserve"> and </w:t>
+      </w:r>
+      <w:r>
+        <w:rPr>
+          <w:b/>
+          <w:bCs/>
+          <w:sz w:val="22"/>
+          <w:szCs w:val="22"/>
+        </w:rPr>
+        <w:t>ABAC</w:t>
+      </w:r>
+      <w:r>
+        <w:rPr>
+          <w:sz w:val="22"/>
+          <w:szCs w:val="22"/>
+        </w:rPr>
+        <w:t xml:space="preserve"> policies across platform services and internal tools. </w:t>
+      </w:r>
+    </w:p>
+    <w:p>
+      <w:pPr>
+        <w:pStyle w:val="ListParagraph"/>
+        <w:numPr>
+          <w:ilvl w:val="0"/>
+          <w:numId w:val="31"/>
+        </w:numPr>
+        <w:rPr>
+          <w:sz w:val="22"/>
+          <w:szCs w:val="22"/>
+        </w:rPr>
+      </w:pPr>
+      <w:r>
+        <w:rPr>
+          <w:sz w:val="22"/>
+          <w:szCs w:val="22"/>
+        </w:rPr>
+        <w:t xml:space="preserve">Standardized distributed tracing with </w:t>
+      </w:r>
+      <w:proofErr w:type="spellStart"/>
+      <w:r>
+        <w:rPr>
+          <w:b/>
+          <w:bCs/>
+          <w:sz w:val="22"/>
+          <w:szCs w:val="22"/>
+        </w:rPr>
+        <w:t>OpenTelemetry</w:t>
+      </w:r>
+      <w:proofErr w:type="spellEnd"/>
+      <w:r>
+        <w:rPr>
+          <w:sz w:val="22"/>
+          <w:szCs w:val="22"/>
+        </w:rPr>
+        <w:t xml:space="preserve"> and built monitoring dashboards in </w:t>
+      </w:r>
+      <w:proofErr w:type="spellStart"/>
+      <w:r>
+        <w:rPr>
+          <w:b/>
+          <w:bCs/>
+          <w:sz w:val="22"/>
+          <w:szCs w:val="22"/>
+        </w:rPr>
+        <w:t>Datadog</w:t>
+      </w:r>
+      <w:proofErr w:type="spellEnd"/>
+      <w:r>
+        <w:rPr>
+          <w:sz w:val="22"/>
+          <w:szCs w:val="22"/>
+        </w:rPr>
+        <w:t xml:space="preserve">, </w:t>
+      </w:r>
+      <w:proofErr w:type="spellStart"/>
+      <w:r>
+        <w:rPr>
+          <w:b/>
+          <w:bCs/>
+          <w:sz w:val="22"/>
+          <w:szCs w:val="22"/>
+        </w:rPr>
+        <w:t>Grafana</w:t>
+      </w:r>
+      <w:proofErr w:type="spellEnd"/>
+      <w:r>
+        <w:rPr>
+          <w:sz w:val="22"/>
+          <w:szCs w:val="22"/>
+        </w:rPr>
+        <w:t xml:space="preserve">, </w:t>
+      </w:r>
+      <w:proofErr w:type="spellStart"/>
+      <w:r>
+        <w:rPr>
+          <w:b/>
+          <w:bCs/>
+          <w:sz w:val="22"/>
+          <w:szCs w:val="22"/>
+        </w:rPr>
+        <w:t>CloudWatch</w:t>
+      </w:r>
+      <w:proofErr w:type="spellEnd"/>
+      <w:r>
+        <w:rPr>
+          <w:sz w:val="22"/>
+          <w:szCs w:val="22"/>
+        </w:rPr>
+        <w:t xml:space="preserve">, and </w:t>
+      </w:r>
+      <w:r>
+        <w:rPr>
+          <w:b/>
+          <w:bCs/>
+          <w:sz w:val="22"/>
+          <w:szCs w:val="22"/>
+        </w:rPr>
+        <w:t>Azure Application Insights</w:t>
+      </w:r>
+      <w:r>
+        <w:rPr>
+          <w:sz w:val="22"/>
+          <w:szCs w:val="22"/>
+        </w:rPr>
+        <w:t xml:space="preserve">, improving incident detection speed by over </w:t>
+      </w:r>
+      <w:r>
+        <w:rPr>
+          <w:b/>
+          <w:bCs/>
+          <w:sz w:val="22"/>
+          <w:szCs w:val="22"/>
+        </w:rPr>
+        <w:t>50%</w:t>
+      </w:r>
+      <w:r>
+        <w:rPr>
+          <w:sz w:val="22"/>
+          <w:szCs w:val="22"/>
+        </w:rPr>
+        <w:t xml:space="preserve">. </w:t>
       </w:r>
     </w:p>
     <w:p>
@@ -2094,692 +2165,116 @@
         <w:pStyle w:val="NormalWeb"/>
         <w:numPr>
           <w:ilvl w:val="0"/>
-          <w:numId w:val="10"/>
+          <w:numId w:val="31"/>
         </w:numPr>
         <w:jc w:val="both"/>
         <w:rPr>
-          <w:rFonts w:ascii="Arial" w:hAnsi="Arial" w:cs="Arial"/>
-          <w:sz w:val="18"/>
-        </w:rPr>
-      </w:pPr>
-      <w:r>
-        <w:rPr>
-          <w:rFonts w:ascii="Arial" w:hAnsi="Arial" w:cs="Arial"/>
-          <w:sz w:val="18"/>
-        </w:rPr>
-        <w:t xml:space="preserve">Delivered domain search experiences by indexing data into </w:t>
+          <w:sz w:val="22"/>
+          <w:szCs w:val="22"/>
+        </w:rPr>
+      </w:pPr>
+      <w:r>
+        <w:rPr>
+          <w:sz w:val="22"/>
+          <w:szCs w:val="22"/>
+        </w:rPr>
+        <w:t xml:space="preserve">Automated deployments using </w:t>
       </w:r>
       <w:proofErr w:type="spellStart"/>
       <w:r>
         <w:rPr>
-          <w:rStyle w:val="Strong"/>
-          <w:rFonts w:ascii="Arial" w:hAnsi="Arial" w:cs="Arial"/>
-          <w:sz w:val="18"/>
-        </w:rPr>
-        <w:t>Elasticsearch</w:t>
+          <w:b/>
+          <w:bCs/>
+          <w:sz w:val="22"/>
+          <w:szCs w:val="22"/>
+        </w:rPr>
+        <w:t>Docker</w:t>
       </w:r>
       <w:proofErr w:type="spellEnd"/>
       <w:r>
         <w:rPr>
-          <w:rFonts w:ascii="Arial" w:hAnsi="Arial" w:cs="Arial"/>
-          <w:sz w:val="18"/>
-        </w:rPr>
-        <w:t xml:space="preserve"> and </w:t>
-      </w:r>
-      <w:r>
-        <w:rPr>
-          <w:rStyle w:val="Strong"/>
-          <w:rFonts w:ascii="Arial" w:hAnsi="Arial" w:cs="Arial"/>
-          <w:sz w:val="18"/>
-        </w:rPr>
-        <w:t>OpenSearch</w:t>
-      </w:r>
-      <w:r>
-        <w:rPr>
-          <w:rFonts w:ascii="Arial" w:hAnsi="Arial" w:cs="Arial"/>
-          <w:sz w:val="18"/>
-        </w:rPr>
-        <w:t>, powering fast filtering and investigations.</w:t>
-      </w:r>
-    </w:p>
-    <w:p>
-      <w:pPr>
-        <w:pStyle w:val="NormalWeb"/>
-        <w:numPr>
-          <w:ilvl w:val="0"/>
-          <w:numId w:val="10"/>
-        </w:numPr>
-        <w:jc w:val="both"/>
-        <w:rPr>
-          <w:rFonts w:ascii="Arial" w:hAnsi="Arial" w:cs="Arial"/>
-          <w:sz w:val="18"/>
-        </w:rPr>
-      </w:pPr>
-      <w:r>
-        <w:rPr>
-          <w:rFonts w:ascii="Arial" w:hAnsi="Arial" w:cs="Arial"/>
-          <w:sz w:val="18"/>
-        </w:rPr>
-        <w:t xml:space="preserve">Built analytics feeds into </w:t>
-      </w:r>
-      <w:r>
-        <w:rPr>
-          <w:rStyle w:val="Strong"/>
-          <w:rFonts w:ascii="Arial" w:hAnsi="Arial" w:cs="Arial"/>
-          <w:sz w:val="18"/>
-        </w:rPr>
-        <w:t>Redshift</w:t>
-      </w:r>
-      <w:r>
-        <w:rPr>
-          <w:rFonts w:ascii="Arial" w:hAnsi="Arial" w:cs="Arial"/>
-          <w:sz w:val="18"/>
-        </w:rPr>
-        <w:t xml:space="preserve"> and integrated consumer workflows with </w:t>
+          <w:sz w:val="22"/>
+          <w:szCs w:val="22"/>
+        </w:rPr>
+        <w:t xml:space="preserve">, </w:t>
       </w:r>
       <w:proofErr w:type="spellStart"/>
       <w:r>
         <w:rPr>
-          <w:rStyle w:val="Strong"/>
-          <w:rFonts w:ascii="Arial" w:hAnsi="Arial" w:cs="Arial"/>
-          <w:sz w:val="18"/>
-        </w:rPr>
-        <w:t>BigQuery</w:t>
+          <w:b/>
+          <w:bCs/>
+          <w:sz w:val="22"/>
+          <w:szCs w:val="22"/>
+        </w:rPr>
+        <w:t>Kubernetes</w:t>
       </w:r>
       <w:proofErr w:type="spellEnd"/>
       <w:r>
         <w:rPr>
-          <w:rFonts w:ascii="Arial" w:hAnsi="Arial" w:cs="Arial"/>
-          <w:sz w:val="18"/>
-        </w:rPr>
-        <w:t xml:space="preserve"> for reporting pipelines and cross-team insights.</w:t>
-      </w:r>
-    </w:p>
-    <w:p>
-      <w:pPr>
-        <w:pStyle w:val="NormalWeb"/>
-        <w:numPr>
-          <w:ilvl w:val="0"/>
-          <w:numId w:val="10"/>
-        </w:numPr>
-        <w:jc w:val="both"/>
-        <w:rPr>
-          <w:rFonts w:ascii="Arial" w:hAnsi="Arial" w:cs="Arial"/>
-          <w:sz w:val="18"/>
-        </w:rPr>
-      </w:pPr>
-      <w:r>
-        <w:rPr>
-          <w:rFonts w:ascii="Arial" w:hAnsi="Arial" w:cs="Arial"/>
-          <w:sz w:val="18"/>
-        </w:rPr>
-        <w:t xml:space="preserve">Hardened authentication and authorization using </w:t>
-      </w:r>
-      <w:r>
-        <w:rPr>
-          <w:rStyle w:val="Strong"/>
-          <w:rFonts w:ascii="Arial" w:hAnsi="Arial" w:cs="Arial"/>
-          <w:sz w:val="18"/>
-        </w:rPr>
-        <w:t>OAuth2</w:t>
-      </w:r>
-      <w:r>
-        <w:rPr>
-          <w:rFonts w:ascii="Arial" w:hAnsi="Arial" w:cs="Arial"/>
-          <w:sz w:val="18"/>
+          <w:b/>
+          <w:bCs/>
+          <w:sz w:val="22"/>
+          <w:szCs w:val="22"/>
+        </w:rPr>
+        <w:t xml:space="preserve"> (EKS/AKS)</w:t>
+      </w:r>
+      <w:r>
+        <w:rPr>
+          <w:sz w:val="22"/>
+          <w:szCs w:val="22"/>
         </w:rPr>
         <w:t xml:space="preserve">, </w:t>
       </w:r>
+      <w:r>
+        <w:rPr>
+          <w:b/>
+          <w:bCs/>
+          <w:sz w:val="22"/>
+          <w:szCs w:val="22"/>
+        </w:rPr>
+        <w:t>ECS</w:t>
+      </w:r>
+      <w:r>
+        <w:rPr>
+          <w:sz w:val="22"/>
+          <w:szCs w:val="22"/>
+        </w:rPr>
+        <w:t xml:space="preserve">, </w:t>
+      </w:r>
+      <w:r>
+        <w:rPr>
+          <w:b/>
+          <w:bCs/>
+          <w:sz w:val="22"/>
+          <w:szCs w:val="22"/>
+        </w:rPr>
+        <w:t>Helm</w:t>
+      </w:r>
+      <w:r>
+        <w:rPr>
+          <w:sz w:val="22"/>
+          <w:szCs w:val="22"/>
+        </w:rPr>
+        <w:t xml:space="preserve">, and </w:t>
+      </w:r>
       <w:proofErr w:type="spellStart"/>
       <w:r>
         <w:rPr>
-          <w:rStyle w:val="Strong"/>
-          <w:rFonts w:ascii="Arial" w:hAnsi="Arial" w:cs="Arial"/>
-          <w:sz w:val="18"/>
-        </w:rPr>
-        <w:t>OpenID</w:t>
+          <w:b/>
+          <w:bCs/>
+          <w:sz w:val="22"/>
+          <w:szCs w:val="22"/>
+        </w:rPr>
+        <w:t>Terraform</w:t>
       </w:r>
       <w:proofErr w:type="spellEnd"/>
       <w:r>
         <w:rPr>
-          <w:rStyle w:val="Strong"/>
-          <w:rFonts w:ascii="Arial" w:hAnsi="Arial" w:cs="Arial"/>
-          <w:sz w:val="18"/>
-        </w:rPr>
-        <w:t xml:space="preserve"> Connect</w:t>
-      </w:r>
-      <w:r>
-        <w:rPr>
-          <w:rFonts w:ascii="Arial" w:hAnsi="Arial" w:cs="Arial"/>
-          <w:sz w:val="18"/>
-        </w:rPr>
-        <w:t xml:space="preserve">, </w:t>
-      </w:r>
-      <w:r>
-        <w:rPr>
-          <w:rStyle w:val="Strong"/>
-          <w:rFonts w:ascii="Arial" w:hAnsi="Arial" w:cs="Arial"/>
-          <w:sz w:val="18"/>
-        </w:rPr>
-        <w:t>JWT</w:t>
-      </w:r>
-      <w:r>
-        <w:rPr>
-          <w:rFonts w:ascii="Arial" w:hAnsi="Arial" w:cs="Arial"/>
-          <w:sz w:val="18"/>
-        </w:rPr>
-        <w:t xml:space="preserve">, </w:t>
-      </w:r>
-      <w:r>
-        <w:rPr>
-          <w:rStyle w:val="Strong"/>
-          <w:rFonts w:ascii="Arial" w:hAnsi="Arial" w:cs="Arial"/>
-          <w:sz w:val="18"/>
-        </w:rPr>
-        <w:t xml:space="preserve">AWS </w:t>
-      </w:r>
-      <w:proofErr w:type="spellStart"/>
-      <w:r>
-        <w:rPr>
-          <w:rStyle w:val="Strong"/>
-          <w:rFonts w:ascii="Arial" w:hAnsi="Arial" w:cs="Arial"/>
-          <w:sz w:val="18"/>
-        </w:rPr>
-        <w:t>Cognito</w:t>
-      </w:r>
-      <w:proofErr w:type="spellEnd"/>
-      <w:r>
-        <w:rPr>
-          <w:rFonts w:ascii="Arial" w:hAnsi="Arial" w:cs="Arial"/>
-          <w:sz w:val="18"/>
-        </w:rPr>
-        <w:t xml:space="preserve">, and </w:t>
-      </w:r>
-      <w:r>
-        <w:rPr>
-          <w:rStyle w:val="Strong"/>
-          <w:rFonts w:ascii="Arial" w:hAnsi="Arial" w:cs="Arial"/>
-          <w:sz w:val="18"/>
-        </w:rPr>
-        <w:t>RBAC/ABAC</w:t>
-      </w:r>
-      <w:r>
-        <w:rPr>
-          <w:rFonts w:ascii="Arial" w:hAnsi="Arial" w:cs="Arial"/>
-          <w:sz w:val="18"/>
-        </w:rPr>
-        <w:t xml:space="preserve"> policy checks.</w:t>
-      </w:r>
-    </w:p>
-    <w:p>
-      <w:pPr>
-        <w:pStyle w:val="NormalWeb"/>
-        <w:numPr>
-          <w:ilvl w:val="0"/>
-          <w:numId w:val="10"/>
-        </w:numPr>
-        <w:jc w:val="both"/>
-        <w:rPr>
-          <w:rFonts w:ascii="Arial" w:hAnsi="Arial" w:cs="Arial"/>
-          <w:sz w:val="18"/>
-        </w:rPr>
-      </w:pPr>
-      <w:r>
-        <w:rPr>
-          <w:rFonts w:ascii="Arial" w:hAnsi="Arial" w:cs="Arial"/>
-          <w:sz w:val="18"/>
-        </w:rPr>
-        <w:t xml:space="preserve">Standardized </w:t>
-      </w:r>
-      <w:r>
-        <w:rPr>
-          <w:rStyle w:val="Strong"/>
-          <w:rFonts w:ascii="Arial" w:hAnsi="Arial" w:cs="Arial"/>
-          <w:sz w:val="18"/>
-        </w:rPr>
-        <w:t>structured logging</w:t>
-      </w:r>
-      <w:r>
-        <w:rPr>
-          <w:rFonts w:ascii="Arial" w:hAnsi="Arial" w:cs="Arial"/>
-          <w:sz w:val="18"/>
-        </w:rPr>
-        <w:t xml:space="preserve"> and </w:t>
-      </w:r>
-      <w:r>
-        <w:rPr>
-          <w:rStyle w:val="Strong"/>
-          <w:rFonts w:ascii="Arial" w:hAnsi="Arial" w:cs="Arial"/>
-          <w:sz w:val="18"/>
-        </w:rPr>
-        <w:t>audit logging</w:t>
-      </w:r>
-      <w:r>
-        <w:rPr>
-          <w:rFonts w:ascii="Arial" w:hAnsi="Arial" w:cs="Arial"/>
-          <w:sz w:val="18"/>
-        </w:rPr>
-        <w:t xml:space="preserve"> with correlation IDs, improving traceability across UI sessions and services.</w:t>
-      </w:r>
-    </w:p>
-    <w:p>
-      <w:pPr>
-        <w:pStyle w:val="NormalWeb"/>
-        <w:numPr>
-          <w:ilvl w:val="0"/>
-          <w:numId w:val="10"/>
-        </w:numPr>
-        <w:jc w:val="both"/>
-        <w:rPr>
-          <w:rFonts w:ascii="Arial" w:hAnsi="Arial" w:cs="Arial"/>
-          <w:sz w:val="18"/>
-        </w:rPr>
-      </w:pPr>
-      <w:r>
-        <w:rPr>
-          <w:rFonts w:ascii="Arial" w:hAnsi="Arial" w:cs="Arial"/>
-          <w:sz w:val="18"/>
-        </w:rPr>
-        <w:t xml:space="preserve">Rolled out distributed tracing using </w:t>
-      </w:r>
-      <w:proofErr w:type="spellStart"/>
-      <w:r>
-        <w:rPr>
-          <w:rStyle w:val="Strong"/>
-          <w:rFonts w:ascii="Arial" w:hAnsi="Arial" w:cs="Arial"/>
-          <w:sz w:val="18"/>
-        </w:rPr>
-        <w:t>OpenTelemetry</w:t>
-      </w:r>
-      <w:proofErr w:type="spellEnd"/>
-      <w:r>
-        <w:rPr>
-          <w:rFonts w:ascii="Arial" w:hAnsi="Arial" w:cs="Arial"/>
-          <w:sz w:val="18"/>
-        </w:rPr>
-        <w:t xml:space="preserve"> and operational dashboards with </w:t>
-      </w:r>
-      <w:proofErr w:type="spellStart"/>
-      <w:r>
-        <w:rPr>
-          <w:rStyle w:val="Strong"/>
-          <w:rFonts w:ascii="Arial" w:hAnsi="Arial" w:cs="Arial"/>
-          <w:sz w:val="18"/>
-        </w:rPr>
-        <w:t>Datadog</w:t>
-      </w:r>
-      <w:proofErr w:type="spellEnd"/>
-      <w:r>
-        <w:rPr>
-          <w:rFonts w:ascii="Arial" w:hAnsi="Arial" w:cs="Arial"/>
-          <w:sz w:val="18"/>
-        </w:rPr>
-        <w:t xml:space="preserve">, </w:t>
-      </w:r>
-      <w:r>
-        <w:rPr>
-          <w:rStyle w:val="Strong"/>
-          <w:rFonts w:ascii="Arial" w:hAnsi="Arial" w:cs="Arial"/>
-          <w:sz w:val="18"/>
-        </w:rPr>
-        <w:t>Prometheus</w:t>
-      </w:r>
-      <w:r>
-        <w:rPr>
-          <w:rFonts w:ascii="Arial" w:hAnsi="Arial" w:cs="Arial"/>
-          <w:sz w:val="18"/>
-        </w:rPr>
-        <w:t xml:space="preserve">, </w:t>
-      </w:r>
-      <w:proofErr w:type="spellStart"/>
-      <w:r>
-        <w:rPr>
-          <w:rStyle w:val="Strong"/>
-          <w:rFonts w:ascii="Arial" w:hAnsi="Arial" w:cs="Arial"/>
-          <w:sz w:val="18"/>
-        </w:rPr>
-        <w:t>Grafana</w:t>
-      </w:r>
-      <w:proofErr w:type="spellEnd"/>
-      <w:r>
-        <w:rPr>
-          <w:rFonts w:ascii="Arial" w:hAnsi="Arial" w:cs="Arial"/>
-          <w:sz w:val="18"/>
-        </w:rPr>
-        <w:t xml:space="preserve">, and </w:t>
-      </w:r>
-      <w:proofErr w:type="spellStart"/>
-      <w:r>
-        <w:rPr>
-          <w:rStyle w:val="Strong"/>
-          <w:rFonts w:ascii="Arial" w:hAnsi="Arial" w:cs="Arial"/>
-          <w:sz w:val="18"/>
-        </w:rPr>
-        <w:t>CloudWatch</w:t>
-      </w:r>
-      <w:proofErr w:type="spellEnd"/>
-      <w:r>
-        <w:rPr>
-          <w:rFonts w:ascii="Arial" w:hAnsi="Arial" w:cs="Arial"/>
-          <w:sz w:val="18"/>
-        </w:rPr>
-        <w:t>.</w:t>
-      </w:r>
-    </w:p>
-    <w:p>
-      <w:pPr>
-        <w:pStyle w:val="NormalWeb"/>
-        <w:numPr>
-          <w:ilvl w:val="0"/>
-          <w:numId w:val="10"/>
-        </w:numPr>
-        <w:jc w:val="both"/>
-        <w:rPr>
-          <w:rFonts w:ascii="Arial" w:hAnsi="Arial" w:cs="Arial"/>
-          <w:sz w:val="18"/>
-        </w:rPr>
-      </w:pPr>
-      <w:r>
-        <w:rPr>
-          <w:rFonts w:ascii="Arial" w:hAnsi="Arial" w:cs="Arial"/>
-          <w:sz w:val="18"/>
-        </w:rPr>
-        <w:t xml:space="preserve">Centralized logs into </w:t>
-      </w:r>
-      <w:r>
-        <w:rPr>
-          <w:rStyle w:val="Strong"/>
-          <w:rFonts w:ascii="Arial" w:hAnsi="Arial" w:cs="Arial"/>
-          <w:sz w:val="18"/>
-        </w:rPr>
-        <w:t>ELK/EFK</w:t>
-      </w:r>
-      <w:r>
-        <w:rPr>
-          <w:rFonts w:ascii="Arial" w:hAnsi="Arial" w:cs="Arial"/>
-          <w:sz w:val="18"/>
-        </w:rPr>
-        <w:t xml:space="preserve"> and created actionable alerting tied to </w:t>
-      </w:r>
-      <w:proofErr w:type="spellStart"/>
-      <w:r>
-        <w:rPr>
-          <w:rFonts w:ascii="Arial" w:hAnsi="Arial" w:cs="Arial"/>
-          <w:sz w:val="18"/>
-        </w:rPr>
-        <w:t>runbooks</w:t>
-      </w:r>
-      <w:proofErr w:type="spellEnd"/>
-      <w:r>
-        <w:rPr>
-          <w:rFonts w:ascii="Arial" w:hAnsi="Arial" w:cs="Arial"/>
-          <w:sz w:val="18"/>
-        </w:rPr>
-        <w:t xml:space="preserve"> to reduce on-call noise and time-to-triage.</w:t>
-      </w:r>
-    </w:p>
-    <w:p>
-      <w:pPr>
-        <w:pStyle w:val="NormalWeb"/>
-        <w:numPr>
-          <w:ilvl w:val="0"/>
-          <w:numId w:val="10"/>
-        </w:numPr>
-        <w:jc w:val="both"/>
-        <w:rPr>
-          <w:rFonts w:ascii="Arial" w:hAnsi="Arial" w:cs="Arial"/>
-          <w:sz w:val="18"/>
-        </w:rPr>
-      </w:pPr>
-      <w:r>
-        <w:rPr>
-          <w:rFonts w:ascii="Arial" w:hAnsi="Arial" w:cs="Arial"/>
-          <w:sz w:val="18"/>
-        </w:rPr>
-        <w:t xml:space="preserve">Built deployment automation using </w:t>
-      </w:r>
-      <w:proofErr w:type="spellStart"/>
-      <w:r>
-        <w:rPr>
-          <w:rStyle w:val="Strong"/>
-          <w:rFonts w:ascii="Arial" w:hAnsi="Arial" w:cs="Arial"/>
-          <w:sz w:val="18"/>
-        </w:rPr>
-        <w:t>Docker</w:t>
-      </w:r>
-      <w:proofErr w:type="spellEnd"/>
-      <w:r>
-        <w:rPr>
-          <w:rFonts w:ascii="Arial" w:hAnsi="Arial" w:cs="Arial"/>
-          <w:sz w:val="18"/>
-        </w:rPr>
-        <w:t xml:space="preserve">, </w:t>
-      </w:r>
-      <w:proofErr w:type="spellStart"/>
-      <w:r>
-        <w:rPr>
-          <w:rStyle w:val="Strong"/>
-          <w:rFonts w:ascii="Arial" w:hAnsi="Arial" w:cs="Arial"/>
-          <w:sz w:val="18"/>
-        </w:rPr>
-        <w:t>Kubernetes</w:t>
-      </w:r>
-      <w:proofErr w:type="spellEnd"/>
-      <w:r>
-        <w:rPr>
-          <w:rFonts w:ascii="Arial" w:hAnsi="Arial" w:cs="Arial"/>
-          <w:sz w:val="18"/>
-        </w:rPr>
-        <w:t xml:space="preserve"> (</w:t>
-      </w:r>
-      <w:r>
-        <w:rPr>
-          <w:rStyle w:val="Strong"/>
-          <w:rFonts w:ascii="Arial" w:hAnsi="Arial" w:cs="Arial"/>
-          <w:sz w:val="18"/>
-        </w:rPr>
-        <w:t>EKS/ECS</w:t>
-      </w:r>
-      <w:r>
-        <w:rPr>
-          <w:rFonts w:ascii="Arial" w:hAnsi="Arial" w:cs="Arial"/>
-          <w:sz w:val="18"/>
-        </w:rPr>
-        <w:t xml:space="preserve">), </w:t>
-      </w:r>
-      <w:r>
-        <w:rPr>
-          <w:rStyle w:val="Strong"/>
-          <w:rFonts w:ascii="Arial" w:hAnsi="Arial" w:cs="Arial"/>
-          <w:sz w:val="18"/>
-        </w:rPr>
-        <w:t>Helm</w:t>
-      </w:r>
-      <w:r>
-        <w:rPr>
-          <w:rFonts w:ascii="Arial" w:hAnsi="Arial" w:cs="Arial"/>
-          <w:sz w:val="18"/>
-        </w:rPr>
-        <w:t xml:space="preserve">, </w:t>
-      </w:r>
-      <w:r>
-        <w:rPr>
-          <w:rStyle w:val="Strong"/>
-          <w:rFonts w:ascii="Arial" w:hAnsi="Arial" w:cs="Arial"/>
-          <w:sz w:val="18"/>
-        </w:rPr>
-        <w:t>Argo CD</w:t>
-      </w:r>
-      <w:r>
-        <w:rPr>
-          <w:rFonts w:ascii="Arial" w:hAnsi="Arial" w:cs="Arial"/>
-          <w:sz w:val="18"/>
-        </w:rPr>
-        <w:t xml:space="preserve">, and </w:t>
-      </w:r>
-      <w:proofErr w:type="spellStart"/>
-      <w:r>
-        <w:rPr>
-          <w:rStyle w:val="Strong"/>
-          <w:rFonts w:ascii="Arial" w:hAnsi="Arial" w:cs="Arial"/>
-          <w:sz w:val="18"/>
-        </w:rPr>
-        <w:t>GitOps</w:t>
-      </w:r>
-      <w:proofErr w:type="spellEnd"/>
-      <w:r>
-        <w:rPr>
-          <w:rFonts w:ascii="Arial" w:hAnsi="Arial" w:cs="Arial"/>
-          <w:sz w:val="18"/>
-        </w:rPr>
-        <w:t xml:space="preserve"> with </w:t>
-      </w:r>
-      <w:proofErr w:type="spellStart"/>
-      <w:r>
-        <w:rPr>
-          <w:rStyle w:val="Strong"/>
-          <w:rFonts w:ascii="Arial" w:hAnsi="Arial" w:cs="Arial"/>
-          <w:sz w:val="18"/>
-        </w:rPr>
-        <w:t>Terraform</w:t>
-      </w:r>
-      <w:proofErr w:type="spellEnd"/>
-      <w:r>
-        <w:rPr>
-          <w:rStyle w:val="Strong"/>
-          <w:rFonts w:ascii="Arial" w:hAnsi="Arial" w:cs="Arial"/>
-          <w:sz w:val="18"/>
-        </w:rPr>
-        <w:t>/</w:t>
-      </w:r>
-      <w:proofErr w:type="spellStart"/>
-      <w:r>
-        <w:rPr>
-          <w:rStyle w:val="Strong"/>
-          <w:rFonts w:ascii="Arial" w:hAnsi="Arial" w:cs="Arial"/>
-          <w:sz w:val="18"/>
-        </w:rPr>
-        <w:t>CloudFormation</w:t>
-      </w:r>
-      <w:proofErr w:type="spellEnd"/>
-      <w:r>
-        <w:rPr>
-          <w:rFonts w:ascii="Arial" w:hAnsi="Arial" w:cs="Arial"/>
-          <w:sz w:val="18"/>
-        </w:rPr>
-        <w:t>.</w:t>
-      </w:r>
-    </w:p>
-    <w:p>
-      <w:pPr>
-        <w:pStyle w:val="NormalWeb"/>
-        <w:numPr>
-          <w:ilvl w:val="0"/>
-          <w:numId w:val="10"/>
-        </w:numPr>
-        <w:jc w:val="both"/>
-        <w:rPr>
-          <w:rFonts w:ascii="Arial" w:hAnsi="Arial" w:cs="Arial"/>
-          <w:sz w:val="18"/>
-        </w:rPr>
-      </w:pPr>
-      <w:r>
-        <w:rPr>
-          <w:rFonts w:ascii="Arial" w:hAnsi="Arial" w:cs="Arial"/>
-          <w:sz w:val="18"/>
-        </w:rPr>
-        <w:t xml:space="preserve">Added CI quality gates in </w:t>
-      </w:r>
-      <w:proofErr w:type="spellStart"/>
-      <w:r>
-        <w:rPr>
-          <w:rStyle w:val="Strong"/>
-          <w:rFonts w:ascii="Arial" w:hAnsi="Arial" w:cs="Arial"/>
-          <w:sz w:val="18"/>
-        </w:rPr>
-        <w:t>GitHub</w:t>
-      </w:r>
-      <w:proofErr w:type="spellEnd"/>
-      <w:r>
-        <w:rPr>
-          <w:rStyle w:val="Strong"/>
-          <w:rFonts w:ascii="Arial" w:hAnsi="Arial" w:cs="Arial"/>
-          <w:sz w:val="18"/>
-        </w:rPr>
-        <w:t xml:space="preserve"> Actions</w:t>
-      </w:r>
-      <w:r>
-        <w:rPr>
-          <w:rFonts w:ascii="Arial" w:hAnsi="Arial" w:cs="Arial"/>
-          <w:sz w:val="18"/>
-        </w:rPr>
-        <w:t xml:space="preserve"> and </w:t>
-      </w:r>
-      <w:r>
-        <w:rPr>
-          <w:rStyle w:val="Strong"/>
-          <w:rFonts w:ascii="Arial" w:hAnsi="Arial" w:cs="Arial"/>
-          <w:sz w:val="18"/>
-        </w:rPr>
-        <w:t>Jenkins</w:t>
-      </w:r>
-      <w:r>
-        <w:rPr>
-          <w:rFonts w:ascii="Arial" w:hAnsi="Arial" w:cs="Arial"/>
-          <w:sz w:val="18"/>
-        </w:rPr>
-        <w:t xml:space="preserve"> with </w:t>
-      </w:r>
-      <w:r>
-        <w:rPr>
-          <w:rStyle w:val="Strong"/>
-          <w:rFonts w:ascii="Arial" w:hAnsi="Arial" w:cs="Arial"/>
-          <w:sz w:val="18"/>
-        </w:rPr>
-        <w:t>Pact-style</w:t>
-      </w:r>
-      <w:r>
-        <w:rPr>
-          <w:rFonts w:ascii="Arial" w:hAnsi="Arial" w:cs="Arial"/>
-          <w:sz w:val="18"/>
-        </w:rPr>
-        <w:t xml:space="preserve"> contract tests plus </w:t>
-      </w:r>
-      <w:r>
-        <w:rPr>
-          <w:rStyle w:val="Strong"/>
-          <w:rFonts w:ascii="Arial" w:hAnsi="Arial" w:cs="Arial"/>
-          <w:sz w:val="18"/>
-        </w:rPr>
-        <w:t>Cypress/Playwright</w:t>
-      </w:r>
-      <w:r>
-        <w:rPr>
-          <w:rFonts w:ascii="Arial" w:hAnsi="Arial" w:cs="Arial"/>
-          <w:sz w:val="18"/>
-        </w:rPr>
-        <w:t xml:space="preserve"> smoke journeys.</w:t>
-      </w:r>
-    </w:p>
-    <w:p>
-      <w:pPr>
-        <w:pStyle w:val="NormalWeb"/>
-        <w:jc w:val="both"/>
-        <w:rPr>
-          <w:rFonts w:ascii="Arial" w:hAnsi="Arial" w:cs="Arial"/>
-          <w:sz w:val="18"/>
-        </w:rPr>
-      </w:pPr>
-    </w:p>
-    <w:p>
-      <w:pPr>
-        <w:pStyle w:val="NormalWeb"/>
-        <w:jc w:val="both"/>
-        <w:rPr>
-          <w:rFonts w:ascii="Arial" w:hAnsi="Arial" w:cs="Arial"/>
-          <w:sz w:val="18"/>
-        </w:rPr>
-      </w:pPr>
+          <w:sz w:val="22"/>
+          <w:szCs w:val="22"/>
+        </w:rPr>
+        <w:t>, enabling reliable CI/CD pipelines and repeatable infrastructure provisioning across multi-environment cloud delivery.</w:t>
+      </w:r>
     </w:p>
     <w:tbl>
       <w:tblPr>
@@ -2814,16 +2309,20 @@
             </w:tcBorders>
           </w:tcPr>
           <w:p>
+            <w:pPr>
+              <w:rPr>
+                <w:sz w:val="24"/>
+              </w:rPr>
+            </w:pPr>
             <w:r>
               <w:rPr>
                 <w:rFonts w:ascii="Arial" w:eastAsia="Arial" w:hAnsi="Arial" w:cs="Arial"/>
                 <w:b/>
                 <w:bCs/>
                 <w:color w:val="111111"/>
-                <w:sz w:val="19"/>
+                <w:sz w:val="22"/>
                 <w:szCs w:val="19"/>
               </w:rPr>
-              <w:lastRenderedPageBreak/>
               <w:t>Software Engineer</w:t>
             </w:r>
           </w:p>
@@ -2841,12 +2340,14 @@
           <w:p>
             <w:pPr>
               <w:jc w:val="right"/>
+              <w:rPr>
+                <w:sz w:val="24"/>
+              </w:rPr>
             </w:pPr>
             <w:r>
               <w:rPr>
                 <w:rFonts w:ascii="Arial" w:eastAsia="Arial" w:hAnsi="Arial" w:cs="Arial"/>
                 <w:color w:val="111111"/>
-                <w:sz w:val="17"/>
                 <w:szCs w:val="17"/>
               </w:rPr>
               <w:t>October 2018 to January 2021</w:t>
@@ -2856,6 +2357,11 @@
       </w:tr>
     </w:tbl>
     <w:p>
+      <w:pPr>
+        <w:rPr>
+          <w:sz w:val="24"/>
+        </w:rPr>
+      </w:pPr>
       <w:proofErr w:type="spellStart"/>
       <w:r>
         <w:rPr>
@@ -2863,7 +2369,7 @@
           <w:b/>
           <w:bCs/>
           <w:color w:val="111111"/>
-          <w:sz w:val="18"/>
+          <w:sz w:val="22"/>
           <w:szCs w:val="18"/>
         </w:rPr>
         <w:t>Avantia</w:t>
@@ -2875,7 +2381,7 @@
           <w:b/>
           <w:bCs/>
           <w:color w:val="111111"/>
-          <w:sz w:val="18"/>
+          <w:sz w:val="22"/>
           <w:szCs w:val="18"/>
         </w:rPr>
         <w:t>, Inc. - Ohio, United States</w:t>
@@ -2886,39 +2392,31 @@
         <w:pStyle w:val="NormalWeb"/>
         <w:numPr>
           <w:ilvl w:val="0"/>
-          <w:numId w:val="12"/>
+          <w:numId w:val="23"/>
         </w:numPr>
         <w:jc w:val="both"/>
         <w:rPr>
-          <w:rFonts w:ascii="Arial" w:hAnsi="Arial" w:cs="Arial"/>
-          <w:sz w:val="18"/>
-          <w:szCs w:val="18"/>
-        </w:rPr>
-      </w:pPr>
-      <w:r>
-        <w:rPr>
-          <w:rFonts w:ascii="Arial" w:hAnsi="Arial" w:cs="Arial"/>
-          <w:sz w:val="18"/>
-          <w:szCs w:val="18"/>
-        </w:rPr>
-        <w:t xml:space="preserve">Built operational tooling in </w:t>
-      </w:r>
-      <w:r>
-        <w:rPr>
-          <w:rStyle w:val="Strong"/>
-          <w:rFonts w:ascii="Arial" w:hAnsi="Arial" w:cs="Arial"/>
-          <w:sz w:val="18"/>
-          <w:szCs w:val="18"/>
-        </w:rPr>
-        <w:t>Vue.js</w:t>
-      </w:r>
-      <w:r>
-        <w:rPr>
-          <w:rFonts w:ascii="Arial" w:hAnsi="Arial" w:cs="Arial"/>
-          <w:sz w:val="18"/>
-          <w:szCs w:val="18"/>
-        </w:rPr>
-        <w:t xml:space="preserve"> with API-driven screens that reduced manual triage time for support and operations teams.</w:t>
+          <w:sz w:val="22"/>
+        </w:rPr>
+      </w:pPr>
+      <w:r>
+        <w:rPr>
+          <w:sz w:val="22"/>
+        </w:rPr>
+        <w:t xml:space="preserve">Developed </w:t>
+      </w:r>
+      <w:r>
+        <w:rPr>
+          <w:rStyle w:val="Strong"/>
+          <w:sz w:val="22"/>
+        </w:rPr>
+        <w:t>Vue.js (2.x) operational dashboards</w:t>
+      </w:r>
+      <w:r>
+        <w:rPr>
+          <w:sz w:val="22"/>
+        </w:rPr>
+        <w:t xml:space="preserve"> that reduced manual support workflows and improved internal efficiency across operations teams.</w:t>
       </w:r>
     </w:p>
     <w:p>
@@ -2926,39 +2424,31 @@
         <w:pStyle w:val="NormalWeb"/>
         <w:numPr>
           <w:ilvl w:val="0"/>
-          <w:numId w:val="12"/>
+          <w:numId w:val="23"/>
         </w:numPr>
         <w:jc w:val="both"/>
         <w:rPr>
-          <w:rFonts w:ascii="Arial" w:hAnsi="Arial" w:cs="Arial"/>
-          <w:sz w:val="18"/>
-          <w:szCs w:val="18"/>
-        </w:rPr>
-      </w:pPr>
-      <w:r>
-        <w:rPr>
-          <w:rFonts w:ascii="Arial" w:hAnsi="Arial" w:cs="Arial"/>
-          <w:sz w:val="18"/>
-          <w:szCs w:val="18"/>
-        </w:rPr>
-        <w:t xml:space="preserve">Developed backend services in </w:t>
-      </w:r>
-      <w:r>
-        <w:rPr>
-          <w:rStyle w:val="Strong"/>
-          <w:rFonts w:ascii="Arial" w:hAnsi="Arial" w:cs="Arial"/>
-          <w:sz w:val="18"/>
-          <w:szCs w:val="18"/>
-        </w:rPr>
-        <w:t>ASP.NET Core</w:t>
-      </w:r>
-      <w:r>
-        <w:rPr>
-          <w:rFonts w:ascii="Arial" w:hAnsi="Arial" w:cs="Arial"/>
-          <w:sz w:val="18"/>
-          <w:szCs w:val="18"/>
-        </w:rPr>
-        <w:t xml:space="preserve"> with clear domain boundaries, improving ownership and reducing cross-team coupling.</w:t>
+          <w:sz w:val="22"/>
+        </w:rPr>
+      </w:pPr>
+      <w:r>
+        <w:rPr>
+          <w:sz w:val="22"/>
+        </w:rPr>
+        <w:t xml:space="preserve">Architected backend services using </w:t>
+      </w:r>
+      <w:r>
+        <w:rPr>
+          <w:rStyle w:val="Strong"/>
+          <w:sz w:val="22"/>
+        </w:rPr>
+        <w:t>ASP.NET Core (.NET Core 2–5)</w:t>
+      </w:r>
+      <w:r>
+        <w:rPr>
+          <w:sz w:val="22"/>
+        </w:rPr>
+        <w:t xml:space="preserve"> with clear domain separation, reducing cross-team dependencies and improving scalability.</w:t>
       </w:r>
     </w:p>
     <w:p>
@@ -2966,22 +2456,32 @@
         <w:pStyle w:val="NormalWeb"/>
         <w:numPr>
           <w:ilvl w:val="0"/>
-          <w:numId w:val="12"/>
+          <w:numId w:val="23"/>
         </w:numPr>
         <w:jc w:val="both"/>
         <w:rPr>
-          <w:rFonts w:ascii="Arial" w:hAnsi="Arial" w:cs="Arial"/>
-          <w:sz w:val="18"/>
-          <w:szCs w:val="18"/>
-        </w:rPr>
-      </w:pPr>
-      <w:r>
-        <w:rPr>
-          <w:rFonts w:ascii="Arial" w:hAnsi="Arial" w:cs="Arial"/>
-          <w:sz w:val="18"/>
-          <w:szCs w:val="18"/>
-        </w:rPr>
-        <w:t>Implemented REST endpoints with stable payload shapes and consistent HTTP semantics to keep UI integration predictable and reduce regressions.</w:t>
+          <w:sz w:val="22"/>
+        </w:rPr>
+      </w:pPr>
+      <w:r>
+        <w:rPr>
+          <w:sz w:val="22"/>
+        </w:rPr>
+        <w:t xml:space="preserve">Designed </w:t>
+      </w:r>
+      <w:proofErr w:type="spellStart"/>
+      <w:r>
+        <w:rPr>
+          <w:sz w:val="22"/>
+        </w:rPr>
+        <w:t>RESTful</w:t>
+      </w:r>
+      <w:proofErr w:type="spellEnd"/>
+      <w:r>
+        <w:rPr>
+          <w:sz w:val="22"/>
+        </w:rPr>
+        <w:t xml:space="preserve"> services with stable payload contracts, reducing frontend regressions and improving integration reliability across releases.</w:t>
       </w:r>
     </w:p>
     <w:p>
@@ -2989,41 +2489,40 @@
         <w:pStyle w:val="NormalWeb"/>
         <w:numPr>
           <w:ilvl w:val="0"/>
-          <w:numId w:val="12"/>
+          <w:numId w:val="23"/>
         </w:numPr>
         <w:jc w:val="both"/>
         <w:rPr>
-          <w:rFonts w:ascii="Arial" w:hAnsi="Arial" w:cs="Arial"/>
-          <w:sz w:val="18"/>
-          <w:szCs w:val="18"/>
-        </w:rPr>
-      </w:pPr>
-      <w:r>
-        <w:rPr>
-          <w:rFonts w:ascii="Arial" w:hAnsi="Arial" w:cs="Arial"/>
-          <w:sz w:val="18"/>
-          <w:szCs w:val="18"/>
-        </w:rPr>
-        <w:t xml:space="preserve">Designed background processing with </w:t>
+          <w:sz w:val="22"/>
+        </w:rPr>
+      </w:pPr>
+      <w:r>
+        <w:rPr>
+          <w:sz w:val="22"/>
+        </w:rPr>
+        <w:t xml:space="preserve">Implemented </w:t>
       </w:r>
       <w:proofErr w:type="spellStart"/>
       <w:r>
         <w:rPr>
           <w:rStyle w:val="Strong"/>
-          <w:rFonts w:ascii="Arial" w:hAnsi="Arial" w:cs="Arial"/>
-          <w:sz w:val="18"/>
-          <w:szCs w:val="18"/>
+          <w:sz w:val="22"/>
         </w:rPr>
         <w:t>RabbitMQ</w:t>
       </w:r>
       <w:proofErr w:type="spellEnd"/>
       <w:r>
         <w:rPr>
-          <w:rFonts w:ascii="Arial" w:hAnsi="Arial" w:cs="Arial"/>
-          <w:sz w:val="18"/>
-          <w:szCs w:val="18"/>
-        </w:rPr>
-        <w:t xml:space="preserve"> and scheduled workers, adding retries, DLQs, and replay-safe execution for reliability.</w:t>
+          <w:rStyle w:val="Strong"/>
+          <w:sz w:val="22"/>
+        </w:rPr>
+        <w:t>-based background processing systems</w:t>
+      </w:r>
+      <w:r>
+        <w:rPr>
+          <w:sz w:val="22"/>
+        </w:rPr>
+        <w:t>, resolving retry failures and ensuring reliable task execution under load.</w:t>
       </w:r>
     </w:p>
     <w:p>
@@ -3031,57 +2530,31 @@
         <w:pStyle w:val="NormalWeb"/>
         <w:numPr>
           <w:ilvl w:val="0"/>
-          <w:numId w:val="12"/>
+          <w:numId w:val="23"/>
         </w:numPr>
         <w:jc w:val="both"/>
         <w:rPr>
-          <w:rFonts w:ascii="Arial" w:hAnsi="Arial" w:cs="Arial"/>
-          <w:sz w:val="18"/>
-          <w:szCs w:val="18"/>
-        </w:rPr>
-      </w:pPr>
-      <w:r>
-        <w:rPr>
-          <w:rFonts w:ascii="Arial" w:hAnsi="Arial" w:cs="Arial"/>
-          <w:sz w:val="18"/>
-          <w:szCs w:val="18"/>
-        </w:rPr>
-        <w:t xml:space="preserve">Supported streaming-style integrations with </w:t>
-      </w:r>
-      <w:r>
-        <w:rPr>
-          <w:rStyle w:val="Strong"/>
-          <w:rFonts w:ascii="Arial" w:hAnsi="Arial" w:cs="Arial"/>
-          <w:sz w:val="18"/>
-          <w:szCs w:val="18"/>
+          <w:sz w:val="22"/>
+        </w:rPr>
+      </w:pPr>
+      <w:r>
+        <w:rPr>
+          <w:sz w:val="22"/>
+        </w:rPr>
+        <w:t xml:space="preserve">Enhanced streaming integrations using </w:t>
+      </w:r>
+      <w:r>
+        <w:rPr>
+          <w:rStyle w:val="Strong"/>
+          <w:sz w:val="22"/>
         </w:rPr>
         <w:t>Kafka</w:t>
       </w:r>
       <w:r>
         <w:rPr>
-          <w:rFonts w:ascii="Arial" w:hAnsi="Arial" w:cs="Arial"/>
-          <w:sz w:val="18"/>
-          <w:szCs w:val="18"/>
-        </w:rPr>
-        <w:t xml:space="preserve">, applying consumer group tuning and </w:t>
-      </w:r>
-      <w:proofErr w:type="spellStart"/>
-      <w:r>
-        <w:rPr>
-          <w:rFonts w:ascii="Arial" w:hAnsi="Arial" w:cs="Arial"/>
-          <w:sz w:val="18"/>
-          <w:szCs w:val="18"/>
-        </w:rPr>
-        <w:t>dedup</w:t>
-      </w:r>
-      <w:proofErr w:type="spellEnd"/>
-      <w:r>
-        <w:rPr>
-          <w:rFonts w:ascii="Arial" w:hAnsi="Arial" w:cs="Arial"/>
-          <w:sz w:val="18"/>
-          <w:szCs w:val="18"/>
-        </w:rPr>
-        <w:t xml:space="preserve"> rules to prevent poisoned messages from stalling pipelines.</w:t>
+          <w:sz w:val="22"/>
+        </w:rPr>
+        <w:t>, solving consumer lag and poisoned message issues through partition tuning and validation strategies.</w:t>
       </w:r>
     </w:p>
     <w:p>
@@ -3089,75 +2562,40 @@
         <w:pStyle w:val="NormalWeb"/>
         <w:numPr>
           <w:ilvl w:val="0"/>
-          <w:numId w:val="12"/>
+          <w:numId w:val="23"/>
         </w:numPr>
         <w:jc w:val="both"/>
         <w:rPr>
-          <w:rFonts w:ascii="Arial" w:hAnsi="Arial" w:cs="Arial"/>
-          <w:sz w:val="18"/>
-          <w:szCs w:val="18"/>
-        </w:rPr>
-      </w:pPr>
-      <w:r>
-        <w:rPr>
-          <w:rFonts w:ascii="Arial" w:hAnsi="Arial" w:cs="Arial"/>
-          <w:sz w:val="18"/>
-          <w:szCs w:val="18"/>
-        </w:rPr>
-        <w:t xml:space="preserve">Improved data correctness across </w:t>
+          <w:sz w:val="22"/>
+        </w:rPr>
+      </w:pPr>
+      <w:r>
+        <w:rPr>
+          <w:sz w:val="22"/>
+        </w:rPr>
+        <w:t xml:space="preserve">Improved database reliability across </w:t>
       </w:r>
       <w:proofErr w:type="spellStart"/>
       <w:r>
         <w:rPr>
           <w:rStyle w:val="Strong"/>
-          <w:rFonts w:ascii="Arial" w:hAnsi="Arial" w:cs="Arial"/>
-          <w:sz w:val="18"/>
-          <w:szCs w:val="18"/>
+          <w:sz w:val="22"/>
         </w:rPr>
         <w:t>PostgreSQL</w:t>
       </w:r>
       <w:proofErr w:type="spellEnd"/>
       <w:r>
         <w:rPr>
-          <w:rFonts w:ascii="Arial" w:hAnsi="Arial" w:cs="Arial"/>
-          <w:sz w:val="18"/>
-          <w:szCs w:val="18"/>
-        </w:rPr>
-        <w:t xml:space="preserve">, </w:t>
-      </w:r>
-      <w:r>
-        <w:rPr>
-          <w:rStyle w:val="Strong"/>
-          <w:rFonts w:ascii="Arial" w:hAnsi="Arial" w:cs="Arial"/>
-          <w:sz w:val="18"/>
-          <w:szCs w:val="18"/>
-        </w:rPr>
-        <w:t>MySQL</w:t>
-      </w:r>
-      <w:r>
-        <w:rPr>
-          <w:rFonts w:ascii="Arial" w:hAnsi="Arial" w:cs="Arial"/>
-          <w:sz w:val="18"/>
-          <w:szCs w:val="18"/>
-        </w:rPr>
-        <w:t xml:space="preserve">, and </w:t>
-      </w:r>
-      <w:r>
-        <w:rPr>
-          <w:rStyle w:val="Strong"/>
-          <w:rFonts w:ascii="Arial" w:hAnsi="Arial" w:cs="Arial"/>
-          <w:sz w:val="18"/>
-          <w:szCs w:val="18"/>
-        </w:rPr>
-        <w:t>SQL Server</w:t>
-      </w:r>
-      <w:r>
-        <w:rPr>
-          <w:rFonts w:ascii="Arial" w:hAnsi="Arial" w:cs="Arial"/>
-          <w:sz w:val="18"/>
-          <w:szCs w:val="18"/>
-        </w:rPr>
-        <w:t xml:space="preserve"> using migration discipline, index audits, and slow-query cleanup.</w:t>
+          <w:rStyle w:val="Strong"/>
+          <w:sz w:val="22"/>
+        </w:rPr>
+        <w:t>, MySQL, and SQL Server</w:t>
+      </w:r>
+      <w:r>
+        <w:rPr>
+          <w:sz w:val="22"/>
+        </w:rPr>
+        <w:t xml:space="preserve"> by enforcing migration discipline and optimizing slow queries.</w:t>
       </w:r>
     </w:p>
     <w:p>
@@ -3165,41 +2603,40 @@
         <w:pStyle w:val="NormalWeb"/>
         <w:numPr>
           <w:ilvl w:val="0"/>
-          <w:numId w:val="12"/>
+          <w:numId w:val="23"/>
         </w:numPr>
         <w:jc w:val="both"/>
         <w:rPr>
-          <w:rFonts w:ascii="Arial" w:hAnsi="Arial" w:cs="Arial"/>
-          <w:sz w:val="18"/>
-          <w:szCs w:val="18"/>
-        </w:rPr>
-      </w:pPr>
-      <w:r>
-        <w:rPr>
-          <w:rFonts w:ascii="Arial" w:hAnsi="Arial" w:cs="Arial"/>
-          <w:sz w:val="18"/>
-          <w:szCs w:val="18"/>
-        </w:rPr>
-        <w:t xml:space="preserve">Added caching for hot endpoints using </w:t>
+          <w:sz w:val="22"/>
+        </w:rPr>
+      </w:pPr>
+      <w:r>
+        <w:rPr>
+          <w:sz w:val="22"/>
+        </w:rPr>
+        <w:t xml:space="preserve">Introduced </w:t>
       </w:r>
       <w:proofErr w:type="spellStart"/>
       <w:r>
         <w:rPr>
           <w:rStyle w:val="Strong"/>
-          <w:rFonts w:ascii="Arial" w:hAnsi="Arial" w:cs="Arial"/>
-          <w:sz w:val="18"/>
-          <w:szCs w:val="18"/>
+          <w:sz w:val="22"/>
         </w:rPr>
         <w:t>Redis</w:t>
       </w:r>
       <w:proofErr w:type="spellEnd"/>
       <w:r>
         <w:rPr>
-          <w:rFonts w:ascii="Arial" w:hAnsi="Arial" w:cs="Arial"/>
-          <w:sz w:val="18"/>
-          <w:szCs w:val="18"/>
-        </w:rPr>
-        <w:t>, standardizing cache keys, TTLs, and invalidation to protect transactional databases.</w:t>
+          <w:rStyle w:val="Strong"/>
+          <w:sz w:val="22"/>
+        </w:rPr>
+        <w:t xml:space="preserve"> caching standards</w:t>
+      </w:r>
+      <w:r>
+        <w:rPr>
+          <w:sz w:val="22"/>
+        </w:rPr>
+        <w:t>, improving response times and reducing database contention under heavy workloads.</w:t>
       </w:r>
     </w:p>
     <w:p>
@@ -3207,22 +2644,18 @@
         <w:pStyle w:val="NormalWeb"/>
         <w:numPr>
           <w:ilvl w:val="0"/>
-          <w:numId w:val="12"/>
+          <w:numId w:val="23"/>
         </w:numPr>
         <w:jc w:val="both"/>
         <w:rPr>
-          <w:rFonts w:ascii="Arial" w:hAnsi="Arial" w:cs="Arial"/>
-          <w:sz w:val="18"/>
-          <w:szCs w:val="18"/>
-        </w:rPr>
-      </w:pPr>
-      <w:r>
-        <w:rPr>
-          <w:rFonts w:ascii="Arial" w:hAnsi="Arial" w:cs="Arial"/>
-          <w:sz w:val="18"/>
-          <w:szCs w:val="18"/>
-        </w:rPr>
-        <w:t>Integrated vendor systems through adapter layers, isolating partner behaviors so frontends and services evolved safely and independently.</w:t>
+          <w:sz w:val="22"/>
+        </w:rPr>
+      </w:pPr>
+      <w:r>
+        <w:rPr>
+          <w:sz w:val="22"/>
+        </w:rPr>
+        <w:t>Built vendor integration layers that isolated third-party inconsistencies, allowing internal systems to evolve independently.</w:t>
       </w:r>
     </w:p>
     <w:p>
@@ -3230,39 +2663,31 @@
         <w:pStyle w:val="NormalWeb"/>
         <w:numPr>
           <w:ilvl w:val="0"/>
-          <w:numId w:val="12"/>
+          <w:numId w:val="23"/>
         </w:numPr>
         <w:jc w:val="both"/>
         <w:rPr>
-          <w:rFonts w:ascii="Arial" w:hAnsi="Arial" w:cs="Arial"/>
-          <w:sz w:val="18"/>
-          <w:szCs w:val="18"/>
-        </w:rPr>
-      </w:pPr>
-      <w:r>
-        <w:rPr>
-          <w:rFonts w:ascii="Arial" w:hAnsi="Arial" w:cs="Arial"/>
-          <w:sz w:val="18"/>
-          <w:szCs w:val="18"/>
-        </w:rPr>
-        <w:t xml:space="preserve">Delivered secure access control using </w:t>
-      </w:r>
-      <w:r>
-        <w:rPr>
-          <w:rStyle w:val="Strong"/>
-          <w:rFonts w:ascii="Arial" w:hAnsi="Arial" w:cs="Arial"/>
-          <w:sz w:val="18"/>
-          <w:szCs w:val="18"/>
-        </w:rPr>
-        <w:t>OAuth2/JWT</w:t>
-      </w:r>
-      <w:r>
-        <w:rPr>
-          <w:rFonts w:ascii="Arial" w:hAnsi="Arial" w:cs="Arial"/>
-          <w:sz w:val="18"/>
-          <w:szCs w:val="18"/>
-        </w:rPr>
-        <w:t xml:space="preserve"> patterns with role checks enforced consistently across service endpoints and UI flows.</w:t>
+          <w:sz w:val="22"/>
+        </w:rPr>
+      </w:pPr>
+      <w:r>
+        <w:rPr>
+          <w:sz w:val="22"/>
+        </w:rPr>
+        <w:t xml:space="preserve">Implemented secure authentication using </w:t>
+      </w:r>
+      <w:r>
+        <w:rPr>
+          <w:rStyle w:val="Strong"/>
+          <w:sz w:val="22"/>
+        </w:rPr>
+        <w:t>OAuth2 and JWT</w:t>
+      </w:r>
+      <w:r>
+        <w:rPr>
+          <w:sz w:val="22"/>
+        </w:rPr>
+        <w:t>, ensuring consistent authorization enforcement across services and UI layers.</w:t>
       </w:r>
     </w:p>
     <w:p>
@@ -3270,49 +2695,54 @@
         <w:pStyle w:val="NormalWeb"/>
         <w:numPr>
           <w:ilvl w:val="0"/>
-          <w:numId w:val="12"/>
+          <w:numId w:val="23"/>
         </w:numPr>
         <w:jc w:val="both"/>
         <w:rPr>
-          <w:rFonts w:ascii="Arial" w:hAnsi="Arial" w:cs="Arial"/>
-          <w:sz w:val="18"/>
-          <w:szCs w:val="18"/>
-        </w:rPr>
-      </w:pPr>
-      <w:r>
-        <w:rPr>
-          <w:rFonts w:ascii="Arial" w:hAnsi="Arial" w:cs="Arial"/>
-          <w:sz w:val="18"/>
-          <w:szCs w:val="18"/>
-        </w:rPr>
-        <w:t xml:space="preserve">Centralized telemetry with </w:t>
+          <w:sz w:val="22"/>
+        </w:rPr>
+      </w:pPr>
+      <w:r>
+        <w:rPr>
+          <w:sz w:val="22"/>
+        </w:rPr>
+        <w:t xml:space="preserve">Enhanced </w:t>
       </w:r>
       <w:proofErr w:type="spellStart"/>
       <w:r>
         <w:rPr>
-          <w:rStyle w:val="Strong"/>
-          <w:rFonts w:ascii="Arial" w:hAnsi="Arial" w:cs="Arial"/>
-          <w:sz w:val="18"/>
-          <w:szCs w:val="18"/>
+          <w:sz w:val="22"/>
+        </w:rPr>
+        <w:t>observability</w:t>
+      </w:r>
+      <w:proofErr w:type="spellEnd"/>
+      <w:r>
+        <w:rPr>
+          <w:sz w:val="22"/>
+        </w:rPr>
+        <w:t xml:space="preserve"> through </w:t>
+      </w:r>
+      <w:proofErr w:type="spellStart"/>
+      <w:r>
+        <w:rPr>
+          <w:rStyle w:val="Strong"/>
+          <w:sz w:val="22"/>
         </w:rPr>
         <w:t>OpenTelemetry</w:t>
       </w:r>
       <w:proofErr w:type="spellEnd"/>
       <w:r>
         <w:rPr>
-          <w:rFonts w:ascii="Arial" w:hAnsi="Arial" w:cs="Arial"/>
-          <w:sz w:val="18"/>
-          <w:szCs w:val="18"/>
-        </w:rPr>
-        <w:t xml:space="preserve"> and dashboards in </w:t>
+          <w:rStyle w:val="Strong"/>
+          <w:sz w:val="22"/>
+        </w:rPr>
+        <w:t xml:space="preserve"> and </w:t>
       </w:r>
       <w:proofErr w:type="spellStart"/>
       <w:r>
         <w:rPr>
           <w:rStyle w:val="Strong"/>
-          <w:rFonts w:ascii="Arial" w:hAnsi="Arial" w:cs="Arial"/>
-          <w:sz w:val="18"/>
-          <w:szCs w:val="18"/>
+          <w:sz w:val="22"/>
         </w:rPr>
         <w:t>Grafana</w:t>
       </w:r>
@@ -3320,30 +2750,15 @@
       <w:r>
         <w:rPr>
           <w:rStyle w:val="Strong"/>
-          <w:rFonts w:ascii="Arial" w:hAnsi="Arial" w:cs="Arial"/>
-          <w:sz w:val="18"/>
-          <w:szCs w:val="18"/>
-        </w:rPr>
-        <w:t>/</w:t>
-      </w:r>
-      <w:proofErr w:type="spellStart"/>
-      <w:r>
-        <w:rPr>
-          <w:rStyle w:val="Strong"/>
-          <w:rFonts w:ascii="Arial" w:hAnsi="Arial" w:cs="Arial"/>
-          <w:sz w:val="18"/>
-          <w:szCs w:val="18"/>
-        </w:rPr>
-        <w:t>Datadog</w:t>
-      </w:r>
-      <w:proofErr w:type="spellEnd"/>
-      <w:r>
-        <w:rPr>
-          <w:rFonts w:ascii="Arial" w:hAnsi="Arial" w:cs="Arial"/>
-          <w:sz w:val="18"/>
-          <w:szCs w:val="18"/>
-        </w:rPr>
-        <w:t>, improving diagnosis of intermittent production failures.</w:t>
+          <w:sz w:val="22"/>
+        </w:rPr>
+        <w:t xml:space="preserve"> dashboards</w:t>
+      </w:r>
+      <w:r>
+        <w:rPr>
+          <w:sz w:val="22"/>
+        </w:rPr>
+        <w:t>, significantly improving debugging of intermittent production issues.</w:t>
       </w:r>
     </w:p>
     <w:p>
@@ -3351,154 +2766,28 @@
         <w:pStyle w:val="NormalWeb"/>
         <w:numPr>
           <w:ilvl w:val="0"/>
-          <w:numId w:val="12"/>
+          <w:numId w:val="23"/>
         </w:numPr>
         <w:jc w:val="both"/>
-        <w:rPr>
-          <w:rFonts w:ascii="Arial" w:hAnsi="Arial" w:cs="Arial"/>
-          <w:sz w:val="18"/>
-          <w:szCs w:val="18"/>
-        </w:rPr>
-      </w:pPr>
-      <w:r>
-        <w:rPr>
-          <w:rFonts w:ascii="Arial" w:hAnsi="Arial" w:cs="Arial"/>
-          <w:sz w:val="18"/>
-          <w:szCs w:val="18"/>
-        </w:rPr>
-        <w:t xml:space="preserve">Exported logs to </w:t>
-      </w:r>
-      <w:r>
-        <w:rPr>
-          <w:rStyle w:val="Strong"/>
-          <w:rFonts w:ascii="Arial" w:hAnsi="Arial" w:cs="Arial"/>
-          <w:sz w:val="18"/>
-          <w:szCs w:val="18"/>
-        </w:rPr>
-        <w:t>ELK/EFK</w:t>
-      </w:r>
-      <w:r>
-        <w:rPr>
-          <w:rFonts w:ascii="Arial" w:hAnsi="Arial" w:cs="Arial"/>
-          <w:sz w:val="18"/>
-          <w:szCs w:val="18"/>
-        </w:rPr>
-        <w:t xml:space="preserve"> and tied alerting to operational </w:t>
-      </w:r>
-      <w:proofErr w:type="spellStart"/>
-      <w:r>
-        <w:rPr>
-          <w:rFonts w:ascii="Arial" w:hAnsi="Arial" w:cs="Arial"/>
-          <w:sz w:val="18"/>
-          <w:szCs w:val="18"/>
-        </w:rPr>
-        <w:t>runbooks</w:t>
-      </w:r>
-      <w:proofErr w:type="spellEnd"/>
-      <w:r>
-        <w:rPr>
-          <w:rFonts w:ascii="Arial" w:hAnsi="Arial" w:cs="Arial"/>
-          <w:sz w:val="18"/>
-          <w:szCs w:val="18"/>
-        </w:rPr>
-        <w:t>, reducing repetitive incidents and improving on-call quality.</w:t>
-      </w:r>
-    </w:p>
-    <w:p>
-      <w:pPr>
-        <w:pStyle w:val="NormalWeb"/>
-        <w:numPr>
-          <w:ilvl w:val="0"/>
-          <w:numId w:val="12"/>
-        </w:numPr>
-        <w:jc w:val="both"/>
-        <w:rPr>
-          <w:rFonts w:ascii="Arial" w:hAnsi="Arial" w:cs="Arial"/>
-          <w:sz w:val="18"/>
-          <w:szCs w:val="18"/>
-        </w:rPr>
-      </w:pPr>
-      <w:r>
-        <w:rPr>
-          <w:rFonts w:ascii="Arial" w:hAnsi="Arial" w:cs="Arial"/>
-          <w:sz w:val="18"/>
-          <w:szCs w:val="18"/>
-        </w:rPr>
-        <w:t xml:space="preserve">Expanded automated test coverage using </w:t>
-      </w:r>
-      <w:r>
-        <w:rPr>
-          <w:rStyle w:val="Strong"/>
-          <w:rFonts w:ascii="Arial" w:hAnsi="Arial" w:cs="Arial"/>
-          <w:sz w:val="18"/>
-          <w:szCs w:val="18"/>
-        </w:rPr>
-        <w:t>Jest</w:t>
-      </w:r>
-      <w:r>
-        <w:rPr>
-          <w:rFonts w:ascii="Arial" w:hAnsi="Arial" w:cs="Arial"/>
-          <w:sz w:val="18"/>
-          <w:szCs w:val="18"/>
-        </w:rPr>
-        <w:t xml:space="preserve">, </w:t>
-      </w:r>
-      <w:r>
-        <w:rPr>
-          <w:rStyle w:val="Strong"/>
-          <w:rFonts w:ascii="Arial" w:hAnsi="Arial" w:cs="Arial"/>
-          <w:sz w:val="18"/>
-          <w:szCs w:val="18"/>
-        </w:rPr>
-        <w:t>Mocha</w:t>
-      </w:r>
-      <w:r>
-        <w:rPr>
-          <w:rFonts w:ascii="Arial" w:hAnsi="Arial" w:cs="Arial"/>
-          <w:sz w:val="18"/>
-          <w:szCs w:val="18"/>
-        </w:rPr>
-        <w:t xml:space="preserve">, and </w:t>
-      </w:r>
-      <w:r>
-        <w:rPr>
-          <w:rStyle w:val="Strong"/>
-          <w:rFonts w:ascii="Arial" w:hAnsi="Arial" w:cs="Arial"/>
-          <w:sz w:val="18"/>
-          <w:szCs w:val="18"/>
-        </w:rPr>
-        <w:t>Chai</w:t>
-      </w:r>
-      <w:r>
-        <w:rPr>
-          <w:rFonts w:ascii="Arial" w:hAnsi="Arial" w:cs="Arial"/>
-          <w:sz w:val="18"/>
-          <w:szCs w:val="18"/>
-        </w:rPr>
-        <w:t>, protecting core workflows during frequent releases.</w:t>
-      </w:r>
-    </w:p>
-    <w:p>
-      <w:pPr>
-        <w:pStyle w:val="NormalWeb"/>
-        <w:numPr>
-          <w:ilvl w:val="0"/>
-          <w:numId w:val="12"/>
-        </w:numPr>
-        <w:jc w:val="both"/>
-        <w:rPr>
-          <w:rFonts w:ascii="Arial" w:hAnsi="Arial" w:cs="Arial"/>
-          <w:sz w:val="18"/>
-          <w:szCs w:val="18"/>
-        </w:rPr>
-      </w:pPr>
-      <w:r>
-        <w:rPr>
-          <w:rFonts w:ascii="Arial" w:hAnsi="Arial" w:cs="Arial"/>
-          <w:sz w:val="18"/>
-          <w:szCs w:val="18"/>
-        </w:rPr>
-        <w:t>Enabled safer rollouts via feature flags and gradual exposure, decoupling deploys from activation risk across environments.</w:t>
+      </w:pPr>
+      <w:r>
+        <w:rPr>
+          <w:sz w:val="22"/>
+        </w:rPr>
+        <w:t xml:space="preserve">Expanded automated testing coverage using </w:t>
+      </w:r>
+      <w:r>
+        <w:rPr>
+          <w:rStyle w:val="Strong"/>
+          <w:sz w:val="22"/>
+        </w:rPr>
+        <w:t>Jest, Mocha, and Chai</w:t>
+      </w:r>
+      <w:r>
+        <w:rPr>
+          <w:sz w:val="22"/>
+        </w:rPr>
+        <w:t>, reducing regression rates during rapid deployment cycles.</w:t>
       </w:r>
     </w:p>
     <w:tbl>
@@ -3534,13 +2823,18 @@
             </w:tcBorders>
           </w:tcPr>
           <w:p>
+            <w:pPr>
+              <w:rPr>
+                <w:sz w:val="24"/>
+              </w:rPr>
+            </w:pPr>
             <w:r>
               <w:rPr>
                 <w:rFonts w:ascii="Arial" w:eastAsia="Arial" w:hAnsi="Arial" w:cs="Arial"/>
                 <w:b/>
                 <w:bCs/>
                 <w:color w:val="111111"/>
-                <w:sz w:val="19"/>
+                <w:sz w:val="22"/>
                 <w:szCs w:val="19"/>
               </w:rPr>
               <w:t>Software Developer</w:t>
@@ -3560,12 +2854,14 @@
           <w:p>
             <w:pPr>
               <w:jc w:val="right"/>
+              <w:rPr>
+                <w:sz w:val="24"/>
+              </w:rPr>
             </w:pPr>
             <w:r>
               <w:rPr>
                 <w:rFonts w:ascii="Arial" w:eastAsia="Arial" w:hAnsi="Arial" w:cs="Arial"/>
                 <w:color w:val="111111"/>
-                <w:sz w:val="17"/>
                 <w:szCs w:val="17"/>
               </w:rPr>
               <w:t>March 2016 to September 2018</w:t>
@@ -3575,6 +2871,11 @@
       </w:tr>
     </w:tbl>
     <w:p>
+      <w:pPr>
+        <w:rPr>
+          <w:sz w:val="24"/>
+        </w:rPr>
+      </w:pPr>
       <w:proofErr w:type="spellStart"/>
       <w:r>
         <w:rPr>
@@ -3582,7 +2883,7 @@
           <w:b/>
           <w:bCs/>
           <w:color w:val="111111"/>
-          <w:sz w:val="18"/>
+          <w:sz w:val="22"/>
           <w:szCs w:val="18"/>
         </w:rPr>
         <w:t>ArnAmy</w:t>
@@ -3594,7 +2895,7 @@
           <w:b/>
           <w:bCs/>
           <w:color w:val="111111"/>
-          <w:sz w:val="18"/>
+          <w:sz w:val="22"/>
           <w:szCs w:val="18"/>
         </w:rPr>
         <w:t>, Inc. - Florida, United States</w:t>
@@ -3605,35 +2906,31 @@
         <w:pStyle w:val="NormalWeb"/>
         <w:numPr>
           <w:ilvl w:val="0"/>
-          <w:numId w:val="14"/>
+          <w:numId w:val="24"/>
         </w:numPr>
         <w:jc w:val="both"/>
         <w:rPr>
-          <w:rFonts w:ascii="Arial" w:hAnsi="Arial" w:cs="Arial"/>
-          <w:sz w:val="18"/>
-        </w:rPr>
-      </w:pPr>
-      <w:r>
-        <w:rPr>
-          <w:rFonts w:ascii="Arial" w:hAnsi="Arial" w:cs="Arial"/>
-          <w:sz w:val="18"/>
-        </w:rPr>
-        <w:t xml:space="preserve">Built internal dashboards using </w:t>
-      </w:r>
-      <w:r>
-        <w:rPr>
-          <w:rStyle w:val="Strong"/>
-          <w:rFonts w:ascii="Arial" w:hAnsi="Arial" w:cs="Arial"/>
-          <w:sz w:val="18"/>
-        </w:rPr>
-        <w:t>Vue.js</w:t>
-      </w:r>
-      <w:r>
-        <w:rPr>
-          <w:rFonts w:ascii="Arial" w:hAnsi="Arial" w:cs="Arial"/>
-          <w:sz w:val="18"/>
-        </w:rPr>
-        <w:t xml:space="preserve"> with component-driven widgets that made workflow state and operational metrics visible to teams.</w:t>
+          <w:sz w:val="22"/>
+        </w:rPr>
+      </w:pPr>
+      <w:r>
+        <w:rPr>
+          <w:sz w:val="22"/>
+        </w:rPr>
+        <w:t xml:space="preserve">Developed internal tools using </w:t>
+      </w:r>
+      <w:r>
+        <w:rPr>
+          <w:rStyle w:val="Strong"/>
+          <w:sz w:val="22"/>
+        </w:rPr>
+        <w:t>Vue.js (early 2.x)</w:t>
+      </w:r>
+      <w:r>
+        <w:rPr>
+          <w:sz w:val="22"/>
+        </w:rPr>
+        <w:t xml:space="preserve"> to visualize workflows and operational data, improving team productivity and transparency.</w:t>
       </w:r>
     </w:p>
     <w:p>
@@ -3641,35 +2938,31 @@
         <w:pStyle w:val="NormalWeb"/>
         <w:numPr>
           <w:ilvl w:val="0"/>
-          <w:numId w:val="14"/>
+          <w:numId w:val="24"/>
         </w:numPr>
         <w:jc w:val="both"/>
         <w:rPr>
-          <w:rFonts w:ascii="Arial" w:hAnsi="Arial" w:cs="Arial"/>
-          <w:sz w:val="18"/>
-        </w:rPr>
-      </w:pPr>
-      <w:r>
-        <w:rPr>
-          <w:rFonts w:ascii="Arial" w:hAnsi="Arial" w:cs="Arial"/>
-          <w:sz w:val="18"/>
-        </w:rPr>
-        <w:t xml:space="preserve">Developed </w:t>
-      </w:r>
-      <w:r>
-        <w:rPr>
-          <w:rStyle w:val="Strong"/>
-          <w:rFonts w:ascii="Arial" w:hAnsi="Arial" w:cs="Arial"/>
-          <w:sz w:val="18"/>
-        </w:rPr>
-        <w:t>C#/.NET</w:t>
-      </w:r>
-      <w:r>
-        <w:rPr>
-          <w:rFonts w:ascii="Arial" w:hAnsi="Arial" w:cs="Arial"/>
-          <w:sz w:val="18"/>
-        </w:rPr>
-        <w:t xml:space="preserve"> APIs that unified upstream sources behind consistent contracts, reducing integration fragility and support load.</w:t>
+          <w:sz w:val="22"/>
+        </w:rPr>
+      </w:pPr>
+      <w:r>
+        <w:rPr>
+          <w:sz w:val="22"/>
+        </w:rPr>
+        <w:t xml:space="preserve">Built backend APIs with </w:t>
+      </w:r>
+      <w:r>
+        <w:rPr>
+          <w:rStyle w:val="Strong"/>
+          <w:sz w:val="22"/>
+        </w:rPr>
+        <w:t>C#/.NET Framework transitioning to early .NET Core</w:t>
+      </w:r>
+      <w:r>
+        <w:rPr>
+          <w:sz w:val="22"/>
+        </w:rPr>
+        <w:t>, unifying multiple upstream systems into consistent service layers.</w:t>
       </w:r>
     </w:p>
     <w:p>
@@ -3677,20 +2970,18 @@
         <w:pStyle w:val="NormalWeb"/>
         <w:numPr>
           <w:ilvl w:val="0"/>
-          <w:numId w:val="14"/>
+          <w:numId w:val="24"/>
         </w:numPr>
         <w:jc w:val="both"/>
         <w:rPr>
-          <w:rFonts w:ascii="Arial" w:hAnsi="Arial" w:cs="Arial"/>
-          <w:sz w:val="18"/>
-        </w:rPr>
-      </w:pPr>
-      <w:r>
-        <w:rPr>
-          <w:rFonts w:ascii="Arial" w:hAnsi="Arial" w:cs="Arial"/>
-          <w:sz w:val="18"/>
-        </w:rPr>
-        <w:t>Implemented strict validation, pagination guardrails, and predictable errors so UI flows stayed stable under partial failures.</w:t>
+          <w:sz w:val="22"/>
+        </w:rPr>
+      </w:pPr>
+      <w:r>
+        <w:rPr>
+          <w:sz w:val="22"/>
+        </w:rPr>
+        <w:t>Implemented strict validation and error-handling strategies, preventing unstable UI flows during partial service failures.</w:t>
       </w:r>
     </w:p>
     <w:p>
@@ -3698,52 +2989,40 @@
         <w:pStyle w:val="NormalWeb"/>
         <w:numPr>
           <w:ilvl w:val="0"/>
-          <w:numId w:val="14"/>
+          <w:numId w:val="24"/>
         </w:numPr>
         <w:jc w:val="both"/>
         <w:rPr>
-          <w:rFonts w:ascii="Arial" w:hAnsi="Arial" w:cs="Arial"/>
-          <w:sz w:val="18"/>
-        </w:rPr>
-      </w:pPr>
-      <w:r>
-        <w:rPr>
-          <w:rFonts w:ascii="Arial" w:hAnsi="Arial" w:cs="Arial"/>
-          <w:sz w:val="18"/>
-        </w:rPr>
-        <w:t xml:space="preserve">Designed data access with clear transaction boundaries across </w:t>
+          <w:sz w:val="22"/>
+        </w:rPr>
+      </w:pPr>
+      <w:r>
+        <w:rPr>
+          <w:sz w:val="22"/>
+        </w:rPr>
+        <w:t xml:space="preserve">Designed transactional data systems across </w:t>
       </w:r>
       <w:proofErr w:type="spellStart"/>
       <w:r>
         <w:rPr>
           <w:rStyle w:val="Strong"/>
-          <w:rFonts w:ascii="Arial" w:hAnsi="Arial" w:cs="Arial"/>
-          <w:sz w:val="18"/>
+          <w:sz w:val="22"/>
         </w:rPr>
         <w:t>PostgreSQL</w:t>
       </w:r>
       <w:proofErr w:type="spellEnd"/>
       <w:r>
         <w:rPr>
-          <w:rFonts w:ascii="Arial" w:hAnsi="Arial" w:cs="Arial"/>
-          <w:sz w:val="18"/>
-        </w:rPr>
-        <w:t xml:space="preserve"> and </w:t>
-      </w:r>
-      <w:r>
-        <w:rPr>
-          <w:rStyle w:val="Strong"/>
-          <w:rFonts w:ascii="Arial" w:hAnsi="Arial" w:cs="Arial"/>
-          <w:sz w:val="18"/>
-        </w:rPr>
-        <w:t>MySQL</w:t>
-      </w:r>
-      <w:r>
-        <w:rPr>
-          <w:rFonts w:ascii="Arial" w:hAnsi="Arial" w:cs="Arial"/>
-          <w:sz w:val="18"/>
-        </w:rPr>
-        <w:t>, preventing partial writes during reconciliation.</w:t>
+          <w:rStyle w:val="Strong"/>
+          <w:sz w:val="22"/>
+        </w:rPr>
+        <w:t xml:space="preserve"> and MySQL</w:t>
+      </w:r>
+      <w:r>
+        <w:rPr>
+          <w:sz w:val="22"/>
+        </w:rPr>
+        <w:t>, eliminating partial writes and improving financial reconciliation accuracy.</w:t>
       </w:r>
     </w:p>
     <w:p>
@@ -3751,20 +3030,18 @@
         <w:pStyle w:val="NormalWeb"/>
         <w:numPr>
           <w:ilvl w:val="0"/>
-          <w:numId w:val="14"/>
+          <w:numId w:val="24"/>
         </w:numPr>
         <w:jc w:val="both"/>
         <w:rPr>
-          <w:rFonts w:ascii="Arial" w:hAnsi="Arial" w:cs="Arial"/>
-          <w:sz w:val="18"/>
-        </w:rPr>
-      </w:pPr>
-      <w:r>
-        <w:rPr>
-          <w:rFonts w:ascii="Arial" w:hAnsi="Arial" w:cs="Arial"/>
-          <w:sz w:val="18"/>
-        </w:rPr>
-        <w:t>Delivered scheduled processing jobs with retries and alerting, replacing manual checks with automated summaries stakeholders trusted.</w:t>
+          <w:sz w:val="22"/>
+        </w:rPr>
+      </w:pPr>
+      <w:r>
+        <w:rPr>
+          <w:sz w:val="22"/>
+        </w:rPr>
+        <w:t>Automated reporting workflows with scheduled jobs and retry mechanisms, replacing manual processes with reliable pipelines.</w:t>
       </w:r>
     </w:p>
     <w:p>
@@ -3772,20 +3049,18 @@
         <w:pStyle w:val="NormalWeb"/>
         <w:numPr>
           <w:ilvl w:val="0"/>
-          <w:numId w:val="14"/>
+          <w:numId w:val="24"/>
         </w:numPr>
         <w:jc w:val="both"/>
         <w:rPr>
-          <w:rFonts w:ascii="Arial" w:hAnsi="Arial" w:cs="Arial"/>
-          <w:sz w:val="18"/>
-        </w:rPr>
-      </w:pPr>
-      <w:r>
-        <w:rPr>
-          <w:rFonts w:ascii="Arial" w:hAnsi="Arial" w:cs="Arial"/>
-          <w:sz w:val="18"/>
-        </w:rPr>
-        <w:t>Improved performance by identifying hot queries and adding targeted indexes, reducing report generation time without serving stale results.</w:t>
+          <w:sz w:val="22"/>
+        </w:rPr>
+      </w:pPr>
+      <w:r>
+        <w:rPr>
+          <w:sz w:val="22"/>
+        </w:rPr>
+        <w:t>Improved performance by analyzing slow queries and introducing targeted indexing strategies, reducing reporting delays significantly.</w:t>
       </w:r>
     </w:p>
     <w:p>
@@ -3793,20 +3068,18 @@
         <w:pStyle w:val="NormalWeb"/>
         <w:numPr>
           <w:ilvl w:val="0"/>
-          <w:numId w:val="14"/>
+          <w:numId w:val="24"/>
         </w:numPr>
         <w:jc w:val="both"/>
         <w:rPr>
-          <w:rFonts w:ascii="Arial" w:hAnsi="Arial" w:cs="Arial"/>
-          <w:sz w:val="18"/>
-        </w:rPr>
-      </w:pPr>
-      <w:r>
-        <w:rPr>
-          <w:rFonts w:ascii="Arial" w:hAnsi="Arial" w:cs="Arial"/>
-          <w:sz w:val="18"/>
-        </w:rPr>
-        <w:t>Implemented robust ingestion with schema checks and quarantining to prevent malformed inputs from poisoning downstream tables.</w:t>
+          <w:sz w:val="22"/>
+        </w:rPr>
+      </w:pPr>
+      <w:r>
+        <w:rPr>
+          <w:sz w:val="22"/>
+        </w:rPr>
+        <w:t>Built ingestion pipelines with schema validation and quarantine mechanisms, preventing corrupted data from entering production systems.</w:t>
       </w:r>
     </w:p>
     <w:p>
@@ -3814,37 +3087,40 @@
         <w:pStyle w:val="NormalWeb"/>
         <w:numPr>
           <w:ilvl w:val="0"/>
-          <w:numId w:val="14"/>
+          <w:numId w:val="24"/>
         </w:numPr>
         <w:jc w:val="both"/>
         <w:rPr>
-          <w:rFonts w:ascii="Arial" w:hAnsi="Arial" w:cs="Arial"/>
-          <w:sz w:val="18"/>
-        </w:rPr>
-      </w:pPr>
-      <w:r>
-        <w:rPr>
-          <w:rFonts w:ascii="Arial" w:hAnsi="Arial" w:cs="Arial"/>
-          <w:sz w:val="18"/>
-        </w:rPr>
-        <w:t xml:space="preserve">Introduced document storage using </w:t>
+          <w:sz w:val="22"/>
+        </w:rPr>
+      </w:pPr>
+      <w:r>
+        <w:rPr>
+          <w:sz w:val="22"/>
+        </w:rPr>
+        <w:t xml:space="preserve">Introduced </w:t>
       </w:r>
       <w:proofErr w:type="spellStart"/>
       <w:r>
         <w:rPr>
           <w:rStyle w:val="Strong"/>
-          <w:rFonts w:ascii="Arial" w:hAnsi="Arial" w:cs="Arial"/>
-          <w:sz w:val="18"/>
+          <w:sz w:val="22"/>
         </w:rPr>
         <w:t>MongoDB</w:t>
       </w:r>
       <w:proofErr w:type="spellEnd"/>
       <w:r>
         <w:rPr>
-          <w:rFonts w:ascii="Arial" w:hAnsi="Arial" w:cs="Arial"/>
-          <w:sz w:val="18"/>
-        </w:rPr>
-        <w:t xml:space="preserve"> for flexible metadata while keeping relational sources authoritative for transactions.</w:t>
+          <w:rStyle w:val="Strong"/>
+          <w:sz w:val="22"/>
+        </w:rPr>
+        <w:t xml:space="preserve"> for flexible document storage</w:t>
+      </w:r>
+      <w:r>
+        <w:rPr>
+          <w:sz w:val="22"/>
+        </w:rPr>
+        <w:t>, improving handling of semi-structured metadata alongside relational systems.</w:t>
       </w:r>
     </w:p>
     <w:p>
@@ -3852,37 +3128,33 @@
         <w:pStyle w:val="NormalWeb"/>
         <w:numPr>
           <w:ilvl w:val="0"/>
-          <w:numId w:val="14"/>
+          <w:numId w:val="24"/>
         </w:numPr>
         <w:jc w:val="both"/>
         <w:rPr>
-          <w:rFonts w:ascii="Arial" w:hAnsi="Arial" w:cs="Arial"/>
-          <w:sz w:val="18"/>
-        </w:rPr>
-      </w:pPr>
-      <w:r>
-        <w:rPr>
-          <w:rFonts w:ascii="Arial" w:hAnsi="Arial" w:cs="Arial"/>
-          <w:sz w:val="18"/>
-        </w:rPr>
-        <w:t xml:space="preserve">Added caching for read-heavy endpoints using </w:t>
+          <w:sz w:val="22"/>
+        </w:rPr>
+      </w:pPr>
+      <w:r>
+        <w:rPr>
+          <w:sz w:val="22"/>
+        </w:rPr>
+        <w:t xml:space="preserve">Implemented caching with </w:t>
       </w:r>
       <w:proofErr w:type="spellStart"/>
       <w:r>
         <w:rPr>
           <w:rStyle w:val="Strong"/>
-          <w:rFonts w:ascii="Arial" w:hAnsi="Arial" w:cs="Arial"/>
-          <w:sz w:val="18"/>
+          <w:sz w:val="22"/>
         </w:rPr>
         <w:t>Redis</w:t>
       </w:r>
       <w:proofErr w:type="spellEnd"/>
       <w:r>
         <w:rPr>
-          <w:rFonts w:ascii="Arial" w:hAnsi="Arial" w:cs="Arial"/>
-          <w:sz w:val="18"/>
-        </w:rPr>
-        <w:t>, standardizing cache keys and invalidation to protect database throughput.</w:t>
+          <w:sz w:val="22"/>
+        </w:rPr>
+        <w:t>, improving read-heavy API performance and stabilizing backend load.</w:t>
       </w:r>
     </w:p>
     <w:p>
@@ -3890,76 +3162,38 @@
         <w:pStyle w:val="NormalWeb"/>
         <w:numPr>
           <w:ilvl w:val="0"/>
-          <w:numId w:val="14"/>
+          <w:numId w:val="24"/>
         </w:numPr>
         <w:jc w:val="both"/>
-        <w:rPr>
-          <w:rFonts w:ascii="Arial" w:hAnsi="Arial" w:cs="Arial"/>
-          <w:sz w:val="18"/>
-        </w:rPr>
-      </w:pPr>
-      <w:r>
-        <w:rPr>
-          <w:rFonts w:ascii="Arial" w:hAnsi="Arial" w:cs="Arial"/>
-          <w:sz w:val="18"/>
-        </w:rPr>
-        <w:t xml:space="preserve">Implemented fast filtering by indexing selected entities into </w:t>
+      </w:pPr>
+      <w:r>
+        <w:rPr>
+          <w:sz w:val="22"/>
+        </w:rPr>
+        <w:lastRenderedPageBreak/>
+        <w:t xml:space="preserve">Delivered search capabilities using </w:t>
       </w:r>
       <w:proofErr w:type="spellStart"/>
       <w:r>
         <w:rPr>
           <w:rStyle w:val="Strong"/>
-          <w:rFonts w:ascii="Arial" w:hAnsi="Arial" w:cs="Arial"/>
-          <w:sz w:val="18"/>
+          <w:sz w:val="22"/>
         </w:rPr>
         <w:t>Elasticsearch</w:t>
       </w:r>
       <w:proofErr w:type="spellEnd"/>
       <w:r>
         <w:rPr>
-          <w:rFonts w:ascii="Arial" w:hAnsi="Arial" w:cs="Arial"/>
-          <w:sz w:val="18"/>
-        </w:rPr>
-        <w:t>, enabling responsive search without heavy DB load.</w:t>
+          <w:sz w:val="22"/>
+        </w:rPr>
+        <w:t>, enabling fast querying without overloading transactional databases.</w:t>
       </w:r>
     </w:p>
     <w:p>
       <w:pPr>
         <w:pStyle w:val="NormalWeb"/>
-        <w:numPr>
-          <w:ilvl w:val="0"/>
-          <w:numId w:val="14"/>
-        </w:numPr>
         <w:jc w:val="both"/>
-        <w:rPr>
-          <w:rFonts w:ascii="Arial" w:hAnsi="Arial" w:cs="Arial"/>
-          <w:sz w:val="18"/>
-        </w:rPr>
-      </w:pPr>
-      <w:r>
-        <w:rPr>
-          <w:rFonts w:ascii="Arial" w:hAnsi="Arial" w:cs="Arial"/>
-          <w:sz w:val="18"/>
-        </w:rPr>
-        <w:t xml:space="preserve">Added operational visibility through </w:t>
-      </w:r>
-      <w:proofErr w:type="spellStart"/>
-      <w:r>
-        <w:rPr>
-          <w:rStyle w:val="Strong"/>
-          <w:rFonts w:ascii="Arial" w:hAnsi="Arial" w:cs="Arial"/>
-          <w:sz w:val="18"/>
-        </w:rPr>
-        <w:t>CloudWatch</w:t>
-      </w:r>
-      <w:proofErr w:type="spellEnd"/>
-      <w:r>
-        <w:rPr>
-          <w:rFonts w:ascii="Arial" w:hAnsi="Arial" w:cs="Arial"/>
-          <w:sz w:val="18"/>
-        </w:rPr>
-        <w:t xml:space="preserve"> dashboards and structured logs, improving incident triage and release confidence.</w:t>
-      </w:r>
+      </w:pPr>
     </w:p>
     <w:tbl>
       <w:tblPr>
@@ -3994,13 +3228,18 @@
             </w:tcBorders>
           </w:tcPr>
           <w:p>
+            <w:pPr>
+              <w:rPr>
+                <w:sz w:val="24"/>
+              </w:rPr>
+            </w:pPr>
             <w:r>
               <w:rPr>
                 <w:rFonts w:ascii="Arial" w:eastAsia="Arial" w:hAnsi="Arial" w:cs="Arial"/>
                 <w:b/>
                 <w:bCs/>
                 <w:color w:val="111111"/>
-                <w:sz w:val="19"/>
+                <w:sz w:val="22"/>
                 <w:szCs w:val="19"/>
               </w:rPr>
               <w:t>Junior Software Developer</w:t>
@@ -4020,12 +3259,14 @@
           <w:p>
             <w:pPr>
               <w:jc w:val="right"/>
+              <w:rPr>
+                <w:sz w:val="24"/>
+              </w:rPr>
             </w:pPr>
             <w:r>
               <w:rPr>
                 <w:rFonts w:ascii="Arial" w:eastAsia="Arial" w:hAnsi="Arial" w:cs="Arial"/>
                 <w:color w:val="111111"/>
-                <w:sz w:val="17"/>
                 <w:szCs w:val="17"/>
               </w:rPr>
               <w:t>October 2014 to February 2016</w:t>
@@ -4035,16 +3276,386 @@
       </w:tr>
     </w:tbl>
     <w:p>
+      <w:pPr>
+        <w:rPr>
+          <w:sz w:val="24"/>
+        </w:rPr>
+      </w:pPr>
       <w:r>
         <w:rPr>
           <w:rFonts w:ascii="Arial" w:eastAsia="Arial" w:hAnsi="Arial" w:cs="Arial"/>
           <w:b/>
           <w:bCs/>
           <w:color w:val="111111"/>
-          <w:sz w:val="18"/>
+          <w:sz w:val="22"/>
           <w:szCs w:val="18"/>
         </w:rPr>
         <w:t>Centric Tech Inc. - New Jersey, United States</w:t>
+      </w:r>
+    </w:p>
+    <w:p>
+      <w:pPr>
+        <w:pStyle w:val="ListParagraph"/>
+        <w:numPr>
+          <w:ilvl w:val="0"/>
+          <w:numId w:val="26"/>
+        </w:numPr>
+        <w:jc w:val="both"/>
+        <w:rPr>
+          <w:sz w:val="22"/>
+          <w:szCs w:val="24"/>
+        </w:rPr>
+      </w:pPr>
+      <w:r>
+        <w:rPr>
+          <w:sz w:val="22"/>
+          <w:szCs w:val="24"/>
+        </w:rPr>
+        <w:t xml:space="preserve">Developed internal admin tools using </w:t>
+      </w:r>
+      <w:r>
+        <w:rPr>
+          <w:b/>
+          <w:bCs/>
+          <w:sz w:val="22"/>
+          <w:szCs w:val="24"/>
+        </w:rPr>
+        <w:t>server-rendered UI and early JavaScript-enhanced SPA patterns</w:t>
+      </w:r>
+      <w:r>
+        <w:rPr>
+          <w:sz w:val="22"/>
+          <w:szCs w:val="24"/>
+        </w:rPr>
+        <w:t xml:space="preserve">, improving usability of internal workflows. </w:t>
+      </w:r>
+    </w:p>
+    <w:p>
+      <w:pPr>
+        <w:pStyle w:val="ListParagraph"/>
+        <w:numPr>
+          <w:ilvl w:val="0"/>
+          <w:numId w:val="26"/>
+        </w:numPr>
+        <w:jc w:val="both"/>
+        <w:rPr>
+          <w:sz w:val="22"/>
+          <w:szCs w:val="24"/>
+        </w:rPr>
+      </w:pPr>
+      <w:r>
+        <w:rPr>
+          <w:sz w:val="22"/>
+          <w:szCs w:val="24"/>
+        </w:rPr>
+        <w:t xml:space="preserve">Built </w:t>
+      </w:r>
+      <w:r>
+        <w:rPr>
+          <w:b/>
+          <w:bCs/>
+          <w:sz w:val="22"/>
+          <w:szCs w:val="24"/>
+        </w:rPr>
+        <w:t>REST-style APIs</w:t>
+      </w:r>
+      <w:r>
+        <w:rPr>
+          <w:sz w:val="22"/>
+          <w:szCs w:val="24"/>
+        </w:rPr>
+        <w:t xml:space="preserve"> using </w:t>
+      </w:r>
+      <w:r>
+        <w:rPr>
+          <w:b/>
+          <w:bCs/>
+          <w:sz w:val="22"/>
+          <w:szCs w:val="24"/>
+        </w:rPr>
+        <w:t>C#/.NET Framework</w:t>
+      </w:r>
+      <w:r>
+        <w:rPr>
+          <w:sz w:val="22"/>
+          <w:szCs w:val="24"/>
+        </w:rPr>
+        <w:t xml:space="preserve">, standardizing validation and error responses to reduce support overhead. </w:t>
+      </w:r>
+    </w:p>
+    <w:p>
+      <w:pPr>
+        <w:pStyle w:val="ListParagraph"/>
+        <w:numPr>
+          <w:ilvl w:val="0"/>
+          <w:numId w:val="26"/>
+        </w:numPr>
+        <w:jc w:val="both"/>
+        <w:rPr>
+          <w:sz w:val="22"/>
+          <w:szCs w:val="24"/>
+        </w:rPr>
+      </w:pPr>
+      <w:r>
+        <w:rPr>
+          <w:sz w:val="22"/>
+          <w:szCs w:val="24"/>
+        </w:rPr>
+        <w:t xml:space="preserve">Implemented data access layers using </w:t>
+      </w:r>
+      <w:r>
+        <w:rPr>
+          <w:b/>
+          <w:bCs/>
+          <w:sz w:val="22"/>
+          <w:szCs w:val="24"/>
+        </w:rPr>
+        <w:t>SQL Server</w:t>
+      </w:r>
+      <w:r>
+        <w:rPr>
+          <w:sz w:val="22"/>
+          <w:szCs w:val="24"/>
+        </w:rPr>
+        <w:t xml:space="preserve">, improving transaction reliability and reducing inconsistencies in business operations. </w:t>
+      </w:r>
+    </w:p>
+    <w:p>
+      <w:pPr>
+        <w:pStyle w:val="ListParagraph"/>
+        <w:numPr>
+          <w:ilvl w:val="0"/>
+          <w:numId w:val="26"/>
+        </w:numPr>
+        <w:jc w:val="both"/>
+        <w:rPr>
+          <w:sz w:val="22"/>
+          <w:szCs w:val="24"/>
+        </w:rPr>
+      </w:pPr>
+      <w:r>
+        <w:rPr>
+          <w:sz w:val="22"/>
+          <w:szCs w:val="24"/>
+        </w:rPr>
+        <w:t xml:space="preserve">Enhanced background job processing with </w:t>
+      </w:r>
+      <w:proofErr w:type="spellStart"/>
+      <w:r>
+        <w:rPr>
+          <w:b/>
+          <w:bCs/>
+          <w:sz w:val="22"/>
+          <w:szCs w:val="24"/>
+        </w:rPr>
+        <w:t>RabbitMQ</w:t>
+      </w:r>
+      <w:proofErr w:type="spellEnd"/>
+      <w:r>
+        <w:rPr>
+          <w:sz w:val="22"/>
+          <w:szCs w:val="24"/>
+        </w:rPr>
+        <w:t xml:space="preserve">, introducing retry and </w:t>
+      </w:r>
+      <w:proofErr w:type="spellStart"/>
+      <w:r>
+        <w:rPr>
+          <w:sz w:val="22"/>
+          <w:szCs w:val="24"/>
+        </w:rPr>
+        <w:t>backoff</w:t>
+      </w:r>
+      <w:proofErr w:type="spellEnd"/>
+      <w:r>
+        <w:rPr>
+          <w:sz w:val="22"/>
+          <w:szCs w:val="24"/>
+        </w:rPr>
+        <w:t xml:space="preserve"> strategies to improve job stability. </w:t>
+      </w:r>
+    </w:p>
+    <w:p>
+      <w:pPr>
+        <w:pStyle w:val="ListParagraph"/>
+        <w:numPr>
+          <w:ilvl w:val="0"/>
+          <w:numId w:val="26"/>
+        </w:numPr>
+        <w:jc w:val="both"/>
+        <w:rPr>
+          <w:sz w:val="22"/>
+          <w:szCs w:val="24"/>
+        </w:rPr>
+      </w:pPr>
+      <w:r>
+        <w:rPr>
+          <w:sz w:val="22"/>
+          <w:szCs w:val="24"/>
+        </w:rPr>
+        <w:t xml:space="preserve">Added </w:t>
+      </w:r>
+      <w:proofErr w:type="spellStart"/>
+      <w:r>
+        <w:rPr>
+          <w:b/>
+          <w:bCs/>
+          <w:sz w:val="22"/>
+          <w:szCs w:val="24"/>
+        </w:rPr>
+        <w:t>Redis</w:t>
+      </w:r>
+      <w:proofErr w:type="spellEnd"/>
+      <w:r>
+        <w:rPr>
+          <w:b/>
+          <w:bCs/>
+          <w:sz w:val="22"/>
+          <w:szCs w:val="24"/>
+        </w:rPr>
+        <w:t>-based caching</w:t>
+      </w:r>
+      <w:r>
+        <w:rPr>
+          <w:sz w:val="22"/>
+          <w:szCs w:val="24"/>
+        </w:rPr>
+        <w:t xml:space="preserve"> for high-read workflows, reducing redundant database queries and improving application responsiveness. </w:t>
+      </w:r>
+    </w:p>
+    <w:p>
+      <w:pPr>
+        <w:pStyle w:val="ListParagraph"/>
+        <w:numPr>
+          <w:ilvl w:val="0"/>
+          <w:numId w:val="26"/>
+        </w:numPr>
+        <w:jc w:val="both"/>
+        <w:rPr>
+          <w:sz w:val="22"/>
+          <w:szCs w:val="24"/>
+        </w:rPr>
+      </w:pPr>
+      <w:r>
+        <w:rPr>
+          <w:sz w:val="22"/>
+          <w:szCs w:val="24"/>
+        </w:rPr>
+        <w:t xml:space="preserve">Implemented internal search and filtering with </w:t>
+      </w:r>
+      <w:proofErr w:type="spellStart"/>
+      <w:r>
+        <w:rPr>
+          <w:b/>
+          <w:bCs/>
+          <w:sz w:val="22"/>
+          <w:szCs w:val="24"/>
+        </w:rPr>
+        <w:t>Elasticsearch</w:t>
+      </w:r>
+      <w:proofErr w:type="spellEnd"/>
+      <w:r>
+        <w:rPr>
+          <w:sz w:val="22"/>
+          <w:szCs w:val="24"/>
+        </w:rPr>
+        <w:t xml:space="preserve">, enabling faster lookup for operational users without increasing database load. </w:t>
+      </w:r>
+    </w:p>
+    <w:p>
+      <w:pPr>
+        <w:pStyle w:val="ListParagraph"/>
+        <w:numPr>
+          <w:ilvl w:val="0"/>
+          <w:numId w:val="26"/>
+        </w:numPr>
+        <w:jc w:val="both"/>
+        <w:rPr>
+          <w:sz w:val="22"/>
+          <w:szCs w:val="24"/>
+        </w:rPr>
+      </w:pPr>
+      <w:r>
+        <w:rPr>
+          <w:sz w:val="22"/>
+          <w:szCs w:val="24"/>
+        </w:rPr>
+        <w:t xml:space="preserve">Standardized build and deployment pipelines using </w:t>
+      </w:r>
+      <w:r>
+        <w:rPr>
+          <w:b/>
+          <w:bCs/>
+          <w:sz w:val="22"/>
+          <w:szCs w:val="24"/>
+        </w:rPr>
+        <w:t>Jenkins</w:t>
+      </w:r>
+      <w:r>
+        <w:rPr>
+          <w:sz w:val="22"/>
+          <w:szCs w:val="24"/>
+        </w:rPr>
+        <w:t xml:space="preserve">, eliminating environment-specific deployment issues. </w:t>
+      </w:r>
+    </w:p>
+    <w:p>
+      <w:pPr>
+        <w:pStyle w:val="ListParagraph"/>
+        <w:numPr>
+          <w:ilvl w:val="0"/>
+          <w:numId w:val="26"/>
+        </w:numPr>
+        <w:jc w:val="both"/>
+        <w:rPr>
+          <w:sz w:val="22"/>
+          <w:szCs w:val="24"/>
+        </w:rPr>
+      </w:pPr>
+      <w:r>
+        <w:rPr>
+          <w:sz w:val="22"/>
+          <w:szCs w:val="24"/>
+        </w:rPr>
+        <w:t xml:space="preserve">Added targeted unit tests for business rules using </w:t>
+      </w:r>
+      <w:proofErr w:type="spellStart"/>
+      <w:r>
+        <w:rPr>
+          <w:b/>
+          <w:bCs/>
+          <w:sz w:val="22"/>
+          <w:szCs w:val="24"/>
+        </w:rPr>
+        <w:t>NUnit</w:t>
+      </w:r>
+      <w:proofErr w:type="spellEnd"/>
+      <w:r>
+        <w:rPr>
+          <w:b/>
+          <w:bCs/>
+          <w:sz w:val="22"/>
+          <w:szCs w:val="24"/>
+        </w:rPr>
+        <w:t xml:space="preserve"> / </w:t>
+      </w:r>
+      <w:proofErr w:type="spellStart"/>
+      <w:r>
+        <w:rPr>
+          <w:b/>
+          <w:bCs/>
+          <w:sz w:val="22"/>
+          <w:szCs w:val="24"/>
+        </w:rPr>
+        <w:t>MSTest</w:t>
+      </w:r>
+      <w:proofErr w:type="spellEnd"/>
+      <w:r>
+        <w:rPr>
+          <w:sz w:val="22"/>
+          <w:szCs w:val="24"/>
+        </w:rPr>
+        <w:t xml:space="preserve">, reducing regression defects in production. </w:t>
       </w:r>
     </w:p>
     <w:p>
@@ -4052,342 +3663,15 @@
         <w:pStyle w:val="NormalWeb"/>
         <w:numPr>
           <w:ilvl w:val="0"/>
-          <w:numId w:val="17"/>
+          <w:numId w:val="26"/>
         </w:numPr>
         <w:jc w:val="both"/>
-        <w:rPr>
-          <w:rFonts w:ascii="Arial" w:hAnsi="Arial" w:cs="Arial"/>
-          <w:sz w:val="18"/>
-        </w:rPr>
-      </w:pPr>
-      <w:r>
-        <w:rPr>
-          <w:rFonts w:ascii="Arial" w:hAnsi="Arial" w:cs="Arial"/>
-          <w:sz w:val="18"/>
-        </w:rPr>
-        <w:t xml:space="preserve">Delivered internal admin tools using early </w:t>
-      </w:r>
-      <w:r>
-        <w:rPr>
-          <w:rStyle w:val="Strong"/>
-          <w:rFonts w:ascii="Arial" w:hAnsi="Arial" w:cs="Arial"/>
-          <w:sz w:val="18"/>
-        </w:rPr>
-        <w:t>Vue.js</w:t>
-      </w:r>
-      <w:r>
-        <w:rPr>
-          <w:rFonts w:ascii="Arial" w:hAnsi="Arial" w:cs="Arial"/>
-          <w:sz w:val="18"/>
-        </w:rPr>
-        <w:t xml:space="preserve"> patterns, integrating screens with server APIs to streamline internal workflows.</w:t>
-      </w:r>
-    </w:p>
-    <w:p>
-      <w:pPr>
-        <w:pStyle w:val="NormalWeb"/>
-        <w:numPr>
-          <w:ilvl w:val="0"/>
-          <w:numId w:val="17"/>
-        </w:numPr>
-        <w:jc w:val="both"/>
-        <w:rPr>
-          <w:rFonts w:ascii="Arial" w:hAnsi="Arial" w:cs="Arial"/>
-          <w:sz w:val="18"/>
-        </w:rPr>
-      </w:pPr>
-      <w:r>
-        <w:rPr>
-          <w:rFonts w:ascii="Arial" w:hAnsi="Arial" w:cs="Arial"/>
-          <w:sz w:val="18"/>
-        </w:rPr>
-        <w:t xml:space="preserve">Implemented REST-style controllers in </w:t>
-      </w:r>
-      <w:r>
-        <w:rPr>
-          <w:rStyle w:val="Strong"/>
-          <w:rFonts w:ascii="Arial" w:hAnsi="Arial" w:cs="Arial"/>
-          <w:sz w:val="18"/>
-        </w:rPr>
-        <w:t>C#/.NET</w:t>
-      </w:r>
-      <w:r>
-        <w:rPr>
-          <w:rFonts w:ascii="Arial" w:hAnsi="Arial" w:cs="Arial"/>
-          <w:sz w:val="18"/>
-        </w:rPr>
-        <w:t xml:space="preserve"> with predictable validation and error responses, reducing client guesswork and support time.</w:t>
-      </w:r>
-    </w:p>
-    <w:p>
-      <w:pPr>
-        <w:pStyle w:val="NormalWeb"/>
-        <w:numPr>
-          <w:ilvl w:val="0"/>
-          <w:numId w:val="17"/>
-        </w:numPr>
-        <w:jc w:val="both"/>
-        <w:rPr>
-          <w:rFonts w:ascii="Arial" w:hAnsi="Arial" w:cs="Arial"/>
-          <w:sz w:val="18"/>
-        </w:rPr>
-      </w:pPr>
-      <w:r>
-        <w:rPr>
-          <w:rFonts w:ascii="Arial" w:hAnsi="Arial" w:cs="Arial"/>
-          <w:sz w:val="18"/>
-        </w:rPr>
-        <w:t xml:space="preserve">Built data access logic with disciplined transaction handling across </w:t>
-      </w:r>
-      <w:r>
-        <w:rPr>
-          <w:rStyle w:val="Strong"/>
-          <w:rFonts w:ascii="Arial" w:hAnsi="Arial" w:cs="Arial"/>
-          <w:sz w:val="18"/>
-        </w:rPr>
-        <w:t>SQL Server</w:t>
-      </w:r>
-      <w:r>
-        <w:rPr>
-          <w:rFonts w:ascii="Arial" w:hAnsi="Arial" w:cs="Arial"/>
-          <w:sz w:val="18"/>
-        </w:rPr>
-        <w:t>, reducing inconsistencies that required manual cleanup.</w:t>
-      </w:r>
-    </w:p>
-    <w:p>
-      <w:pPr>
-        <w:pStyle w:val="NormalWeb"/>
-        <w:numPr>
-          <w:ilvl w:val="0"/>
-          <w:numId w:val="17"/>
-        </w:numPr>
-        <w:jc w:val="both"/>
-        <w:rPr>
-          <w:rFonts w:ascii="Arial" w:hAnsi="Arial" w:cs="Arial"/>
-          <w:sz w:val="18"/>
-        </w:rPr>
-      </w:pPr>
-      <w:r>
-        <w:rPr>
-          <w:rFonts w:ascii="Arial" w:hAnsi="Arial" w:cs="Arial"/>
-          <w:sz w:val="18"/>
-        </w:rPr>
-        <w:t xml:space="preserve">Supported background jobs using </w:t>
-      </w:r>
-      <w:proofErr w:type="spellStart"/>
-      <w:r>
-        <w:rPr>
-          <w:rStyle w:val="Strong"/>
-          <w:rFonts w:ascii="Arial" w:hAnsi="Arial" w:cs="Arial"/>
-          <w:sz w:val="18"/>
-        </w:rPr>
-        <w:t>RabbitMQ</w:t>
-      </w:r>
-      <w:proofErr w:type="spellEnd"/>
-      <w:r>
-        <w:rPr>
-          <w:rFonts w:ascii="Arial" w:hAnsi="Arial" w:cs="Arial"/>
-          <w:sz w:val="18"/>
-        </w:rPr>
-        <w:t>, improving retry/</w:t>
-      </w:r>
-      <w:proofErr w:type="spellStart"/>
-      <w:r>
-        <w:rPr>
-          <w:rFonts w:ascii="Arial" w:hAnsi="Arial" w:cs="Arial"/>
-          <w:sz w:val="18"/>
-        </w:rPr>
-        <w:t>backoff</w:t>
-      </w:r>
-      <w:proofErr w:type="spellEnd"/>
-      <w:r>
-        <w:rPr>
-          <w:rFonts w:ascii="Arial" w:hAnsi="Arial" w:cs="Arial"/>
-          <w:sz w:val="18"/>
-        </w:rPr>
-        <w:t xml:space="preserve"> behavior and making job processing more predictable.</w:t>
-      </w:r>
-    </w:p>
-    <w:p>
-      <w:pPr>
-        <w:pStyle w:val="NormalWeb"/>
-        <w:numPr>
-          <w:ilvl w:val="0"/>
-          <w:numId w:val="17"/>
-        </w:numPr>
-        <w:jc w:val="both"/>
-        <w:rPr>
-          <w:rFonts w:ascii="Arial" w:hAnsi="Arial" w:cs="Arial"/>
-          <w:sz w:val="18"/>
-        </w:rPr>
-      </w:pPr>
-      <w:r>
-        <w:rPr>
-          <w:rFonts w:ascii="Arial" w:hAnsi="Arial" w:cs="Arial"/>
-          <w:sz w:val="18"/>
-        </w:rPr>
-        <w:t xml:space="preserve">Added basic caching for high-read endpoints using </w:t>
-      </w:r>
-      <w:proofErr w:type="spellStart"/>
-      <w:r>
-        <w:rPr>
-          <w:rStyle w:val="Strong"/>
-          <w:rFonts w:ascii="Arial" w:hAnsi="Arial" w:cs="Arial"/>
-          <w:sz w:val="18"/>
-        </w:rPr>
-        <w:t>Redis</w:t>
-      </w:r>
-      <w:proofErr w:type="spellEnd"/>
-      <w:r>
-        <w:rPr>
-          <w:rFonts w:ascii="Arial" w:hAnsi="Arial" w:cs="Arial"/>
-          <w:sz w:val="18"/>
-        </w:rPr>
-        <w:t>, reducing repeated database reads during peak usage windows.</w:t>
-      </w:r>
-    </w:p>
-    <w:p>
-      <w:pPr>
-        <w:pStyle w:val="NormalWeb"/>
-        <w:numPr>
-          <w:ilvl w:val="0"/>
-          <w:numId w:val="17"/>
-        </w:numPr>
-        <w:jc w:val="both"/>
-        <w:rPr>
-          <w:rFonts w:ascii="Arial" w:hAnsi="Arial" w:cs="Arial"/>
-          <w:sz w:val="18"/>
-        </w:rPr>
-      </w:pPr>
-      <w:r>
-        <w:rPr>
-          <w:rFonts w:ascii="Arial" w:hAnsi="Arial" w:cs="Arial"/>
-          <w:sz w:val="18"/>
-        </w:rPr>
-        <w:t xml:space="preserve">Implemented early search capabilities using </w:t>
-      </w:r>
-      <w:proofErr w:type="spellStart"/>
-      <w:r>
-        <w:rPr>
-          <w:rStyle w:val="Strong"/>
-          <w:rFonts w:ascii="Arial" w:hAnsi="Arial" w:cs="Arial"/>
-          <w:sz w:val="18"/>
-        </w:rPr>
-        <w:t>Elasticsearch</w:t>
-      </w:r>
-      <w:proofErr w:type="spellEnd"/>
-      <w:r>
-        <w:rPr>
-          <w:rFonts w:ascii="Arial" w:hAnsi="Arial" w:cs="Arial"/>
-          <w:sz w:val="18"/>
-        </w:rPr>
-        <w:t>, enabling fast filtering for internal users without heavy database load.</w:t>
-      </w:r>
-    </w:p>
-    <w:p>
-      <w:pPr>
-        <w:pStyle w:val="NormalWeb"/>
-        <w:numPr>
-          <w:ilvl w:val="0"/>
-          <w:numId w:val="17"/>
-        </w:numPr>
-        <w:jc w:val="both"/>
-        <w:rPr>
-          <w:rFonts w:ascii="Arial" w:hAnsi="Arial" w:cs="Arial"/>
-          <w:sz w:val="18"/>
-        </w:rPr>
-      </w:pPr>
-      <w:r>
-        <w:rPr>
-          <w:rFonts w:ascii="Arial" w:hAnsi="Arial" w:cs="Arial"/>
-          <w:sz w:val="18"/>
-        </w:rPr>
-        <w:t xml:space="preserve">Standardized build and deployment hygiene using </w:t>
-      </w:r>
-      <w:r>
-        <w:rPr>
-          <w:rStyle w:val="Strong"/>
-          <w:rFonts w:ascii="Arial" w:hAnsi="Arial" w:cs="Arial"/>
-          <w:sz w:val="18"/>
-        </w:rPr>
-        <w:t>Jenkins</w:t>
-      </w:r>
-      <w:r>
-        <w:rPr>
-          <w:rFonts w:ascii="Arial" w:hAnsi="Arial" w:cs="Arial"/>
-          <w:sz w:val="18"/>
-        </w:rPr>
-        <w:t xml:space="preserve"> conventions to eliminate environment-specific failures in CI.</w:t>
-      </w:r>
-    </w:p>
-    <w:p>
-      <w:pPr>
-        <w:pStyle w:val="NormalWeb"/>
-        <w:numPr>
-          <w:ilvl w:val="0"/>
-          <w:numId w:val="17"/>
-        </w:numPr>
-        <w:jc w:val="both"/>
-        <w:rPr>
-          <w:rFonts w:ascii="Arial" w:hAnsi="Arial" w:cs="Arial"/>
-          <w:sz w:val="18"/>
-        </w:rPr>
-      </w:pPr>
-      <w:r>
-        <w:rPr>
-          <w:rFonts w:ascii="Arial" w:hAnsi="Arial" w:cs="Arial"/>
-          <w:sz w:val="18"/>
-        </w:rPr>
-        <w:t xml:space="preserve">Added targeted unit tests around failure-prone business rules using </w:t>
-      </w:r>
-      <w:r>
-        <w:rPr>
-          <w:rStyle w:val="Strong"/>
-          <w:rFonts w:ascii="Arial" w:hAnsi="Arial" w:cs="Arial"/>
-          <w:sz w:val="18"/>
-        </w:rPr>
-        <w:t>Mocha</w:t>
-      </w:r>
-      <w:r>
-        <w:rPr>
-          <w:rFonts w:ascii="Arial" w:hAnsi="Arial" w:cs="Arial"/>
-          <w:sz w:val="18"/>
-        </w:rPr>
-        <w:t xml:space="preserve"> and </w:t>
-      </w:r>
-      <w:r>
-        <w:rPr>
-          <w:rStyle w:val="Strong"/>
-          <w:rFonts w:ascii="Arial" w:hAnsi="Arial" w:cs="Arial"/>
-          <w:sz w:val="18"/>
-        </w:rPr>
-        <w:t>Chai</w:t>
-      </w:r>
-      <w:r>
-        <w:rPr>
-          <w:rFonts w:ascii="Arial" w:hAnsi="Arial" w:cs="Arial"/>
-          <w:sz w:val="18"/>
-        </w:rPr>
-        <w:t>, catching regressions earlier.</w:t>
-      </w:r>
-    </w:p>
-    <w:p>
-      <w:pPr>
-        <w:pStyle w:val="NormalWeb"/>
-        <w:numPr>
-          <w:ilvl w:val="0"/>
-          <w:numId w:val="17"/>
-        </w:numPr>
-        <w:jc w:val="both"/>
-      </w:pPr>
-      <w:r>
-        <w:rPr>
-          <w:rFonts w:ascii="Arial" w:hAnsi="Arial" w:cs="Arial"/>
-          <w:sz w:val="18"/>
-        </w:rPr>
-        <w:lastRenderedPageBreak/>
-        <w:t>Partnered with senior engineers to troubleshoot performance issues using logs and query inspection, improving bottleneck isolation in practice.</w:t>
+      </w:pPr>
+      <w:r>
+        <w:rPr>
+          <w:sz w:val="22"/>
+        </w:rPr>
+        <w:t>Collaborated with senior engineers to diagnose performance bottlenecks using logs and query profiling techniques, improving system efficiency.</w:t>
       </w:r>
     </w:p>
     <w:p>
@@ -4396,23 +3680,16 @@
           <w:bottom w:val="single" w:sz="6" w:space="0" w:color="B91C1C"/>
         </w:pBdr>
         <w:spacing w:before="120" w:after="80"/>
+        <w:rPr>
+          <w:sz w:val="24"/>
+        </w:rPr>
       </w:pPr>
       <w:r>
         <w:rPr>
           <w:b/>
           <w:bCs/>
           <w:color w:val="111111"/>
-          <w:sz w:val="21"/>
-          <w:szCs w:val="21"/>
-        </w:rPr>
-        <w:t xml:space="preserve"> </w:t>
-      </w:r>
-      <w:r>
-        <w:rPr>
-          <w:b/>
-          <w:bCs/>
-          <w:color w:val="111111"/>
-          <w:sz w:val="21"/>
+          <w:sz w:val="24"/>
           <w:szCs w:val="21"/>
         </w:rPr>
         <w:t>EDUCATION</w:t>
@@ -4451,13 +3728,18 @@
             </w:tcBorders>
           </w:tcPr>
           <w:p>
+            <w:pPr>
+              <w:rPr>
+                <w:sz w:val="24"/>
+              </w:rPr>
+            </w:pPr>
             <w:r>
               <w:rPr>
                 <w:rFonts w:ascii="Arial" w:eastAsia="Arial" w:hAnsi="Arial" w:cs="Arial"/>
                 <w:b/>
                 <w:bCs/>
                 <w:color w:val="111111"/>
-                <w:sz w:val="19"/>
+                <w:sz w:val="22"/>
                 <w:szCs w:val="19"/>
               </w:rPr>
               <w:t>Bachelor’s degree in Computer Science</w:t>
@@ -4477,12 +3759,14 @@
           <w:p>
             <w:pPr>
               <w:jc w:val="right"/>
+              <w:rPr>
+                <w:sz w:val="24"/>
+              </w:rPr>
             </w:pPr>
             <w:r>
               <w:rPr>
                 <w:rFonts w:ascii="Arial" w:eastAsia="Arial" w:hAnsi="Arial" w:cs="Arial"/>
                 <w:color w:val="111111"/>
-                <w:sz w:val="17"/>
                 <w:szCs w:val="17"/>
               </w:rPr>
               <w:t>2010 to 2014</w:t>
@@ -4498,7 +3782,7 @@
           <w:b/>
           <w:bCs/>
           <w:color w:val="111111"/>
-          <w:sz w:val="18"/>
+          <w:sz w:val="22"/>
           <w:szCs w:val="18"/>
         </w:rPr>
         <w:t>Stanford University Department of Computer Science</w:t>
@@ -4509,72 +3793,58 @@
         <w:pStyle w:val="ListParagraph"/>
         <w:numPr>
           <w:ilvl w:val="0"/>
-          <w:numId w:val="2"/>
+          <w:numId w:val="29"/>
         </w:numPr>
         <w:jc w:val="both"/>
         <w:rPr>
-          <w:rFonts w:ascii="Arial" w:hAnsi="Arial" w:cs="Arial"/>
-          <w:sz w:val="18"/>
-        </w:rPr>
-      </w:pPr>
-      <w:r>
-        <w:rPr>
-          <w:rFonts w:ascii="Arial" w:hAnsi="Arial" w:cs="Arial"/>
-          <w:sz w:val="18"/>
+          <w:sz w:val="22"/>
+        </w:rPr>
+      </w:pPr>
+      <w:r>
+        <w:rPr>
+          <w:sz w:val="22"/>
         </w:rPr>
         <w:t xml:space="preserve">Built strong foundations in </w:t>
       </w:r>
       <w:r>
         <w:rPr>
           <w:rStyle w:val="Strong"/>
-          <w:rFonts w:ascii="Arial" w:hAnsi="Arial" w:cs="Arial"/>
-          <w:sz w:val="18"/>
+          <w:sz w:val="22"/>
         </w:rPr>
         <w:t>algorithms</w:t>
       </w:r>
       <w:r>
         <w:rPr>
-          <w:rFonts w:ascii="Arial" w:hAnsi="Arial" w:cs="Arial"/>
-          <w:sz w:val="18"/>
+          <w:sz w:val="22"/>
         </w:rPr>
         <w:t xml:space="preserve">, </w:t>
       </w:r>
       <w:r>
         <w:rPr>
           <w:rStyle w:val="Strong"/>
-          <w:rFonts w:ascii="Arial" w:hAnsi="Arial" w:cs="Arial"/>
-          <w:sz w:val="18"/>
+          <w:sz w:val="22"/>
         </w:rPr>
         <w:t>databases</w:t>
       </w:r>
       <w:r>
         <w:rPr>
-          <w:rFonts w:ascii="Arial" w:hAnsi="Arial" w:cs="Arial"/>
-          <w:sz w:val="18"/>
+          <w:sz w:val="22"/>
         </w:rPr>
         <w:t xml:space="preserve">, and </w:t>
       </w:r>
       <w:r>
         <w:rPr>
           <w:rStyle w:val="Strong"/>
-          <w:rFonts w:ascii="Arial" w:hAnsi="Arial" w:cs="Arial"/>
-          <w:sz w:val="18"/>
+          <w:sz w:val="22"/>
         </w:rPr>
         <w:t>software engineering</w:t>
       </w:r>
       <w:r>
         <w:rPr>
-          <w:rFonts w:ascii="Arial" w:hAnsi="Arial" w:cs="Arial"/>
-          <w:sz w:val="18"/>
+          <w:sz w:val="22"/>
         </w:rPr>
         <w:t>, applying coursework through practical team projects and production-style system design.</w:t>
       </w:r>
-    </w:p>
-    <w:p>
-      <w:pPr>
-        <w:pStyle w:val="ListParagraph"/>
-        <w:ind w:left="360"/>
-      </w:pPr>
     </w:p>
     <w:p>
       <w:pPr>
@@ -4582,508 +3852,96 @@
           <w:bottom w:val="single" w:sz="6" w:space="0" w:color="B91C1C"/>
         </w:pBdr>
         <w:spacing w:before="120" w:after="80"/>
+        <w:rPr>
+          <w:sz w:val="22"/>
+        </w:rPr>
       </w:pPr>
       <w:r>
         <w:rPr>
           <w:b/>
           <w:bCs/>
           <w:color w:val="111111"/>
-          <w:sz w:val="21"/>
+          <w:sz w:val="24"/>
           <w:szCs w:val="21"/>
         </w:rPr>
-        <w:t>PROJECTS</w:t>
+        <w:t>CERTIFICATION</w:t>
+      </w:r>
+      <w:r>
+        <w:rPr>
+          <w:b/>
+          <w:bCs/>
+          <w:color w:val="111111"/>
+          <w:sz w:val="24"/>
+          <w:szCs w:val="21"/>
+        </w:rPr>
+        <w:t>S</w:t>
       </w:r>
     </w:p>
     <w:p>
       <w:pPr>
-        <w:pStyle w:val="Heading3"/>
-        <w:jc w:val="both"/>
-        <w:rPr>
-          <w:rFonts w:ascii="Arial" w:hAnsi="Arial" w:cs="Arial"/>
-          <w:color w:val="auto"/>
-          <w:sz w:val="18"/>
-        </w:rPr>
-      </w:pPr>
-      <w:r>
-        <w:rPr>
-          <w:rStyle w:val="Strong"/>
-          <w:rFonts w:ascii="Arial" w:hAnsi="Arial" w:cs="Arial"/>
-          <w:bCs w:val="0"/>
-          <w:color w:val="auto"/>
-          <w:sz w:val="18"/>
-        </w:rPr>
-        <w:t xml:space="preserve">Unified </w:t>
-      </w:r>
-      <w:proofErr w:type="spellStart"/>
-      <w:r>
-        <w:rPr>
-          <w:rStyle w:val="Strong"/>
-          <w:rFonts w:ascii="Arial" w:hAnsi="Arial" w:cs="Arial"/>
-          <w:bCs w:val="0"/>
-          <w:color w:val="auto"/>
-          <w:sz w:val="18"/>
-        </w:rPr>
-        <w:t>Observability</w:t>
-      </w:r>
-      <w:proofErr w:type="spellEnd"/>
-      <w:r>
-        <w:rPr>
-          <w:rStyle w:val="Strong"/>
-          <w:rFonts w:ascii="Arial" w:hAnsi="Arial" w:cs="Arial"/>
-          <w:bCs w:val="0"/>
-          <w:color w:val="auto"/>
-          <w:sz w:val="18"/>
-        </w:rPr>
-        <w:t xml:space="preserve"> &amp; Incident Noise Reduction (Platform Initiative)</w:t>
+        <w:pStyle w:val="ListParagraph"/>
+        <w:numPr>
+          <w:ilvl w:val="0"/>
+          <w:numId w:val="30"/>
+        </w:numPr>
+        <w:rPr>
+          <w:sz w:val="22"/>
+        </w:rPr>
+      </w:pPr>
+      <w:r>
+        <w:rPr>
+          <w:rStyle w:val="Strong"/>
+          <w:sz w:val="22"/>
+        </w:rPr>
+        <w:t>AWS Certified Developer – Associate (Preparation &amp; Practical Implementation)</w:t>
       </w:r>
     </w:p>
     <w:p>
       <w:pPr>
-        <w:pStyle w:val="NormalWeb"/>
+        <w:pStyle w:val="ListParagraph"/>
         <w:numPr>
           <w:ilvl w:val="0"/>
-          <w:numId w:val="21"/>
+          <w:numId w:val="30"/>
         </w:numPr>
-        <w:spacing w:before="0" w:beforeAutospacing="0" w:after="0" w:afterAutospacing="0"/>
-        <w:jc w:val="both"/>
-        <w:rPr>
-          <w:rFonts w:ascii="Arial" w:hAnsi="Arial" w:cs="Arial"/>
-          <w:sz w:val="18"/>
-        </w:rPr>
-      </w:pPr>
-      <w:r>
-        <w:rPr>
-          <w:rFonts w:ascii="Arial" w:hAnsi="Arial" w:cs="Arial"/>
-          <w:sz w:val="18"/>
-        </w:rPr>
-        <w:t xml:space="preserve">Built a standardized telemetry layer using </w:t>
-      </w:r>
-      <w:proofErr w:type="spellStart"/>
-      <w:r>
-        <w:rPr>
-          <w:rStyle w:val="Strong"/>
-          <w:rFonts w:ascii="Arial" w:hAnsi="Arial" w:cs="Arial"/>
-          <w:sz w:val="18"/>
-        </w:rPr>
-        <w:t>OpenTelemetry</w:t>
-      </w:r>
-      <w:proofErr w:type="spellEnd"/>
-      <w:r>
-        <w:rPr>
-          <w:rFonts w:ascii="Arial" w:hAnsi="Arial" w:cs="Arial"/>
-          <w:sz w:val="18"/>
-        </w:rPr>
-        <w:t xml:space="preserve"> (traces/metrics/logs) exported to </w:t>
-      </w:r>
-      <w:proofErr w:type="spellStart"/>
-      <w:r>
-        <w:rPr>
-          <w:rStyle w:val="Strong"/>
-          <w:rFonts w:ascii="Arial" w:hAnsi="Arial" w:cs="Arial"/>
-          <w:sz w:val="18"/>
-        </w:rPr>
-        <w:t>Datadog</w:t>
-      </w:r>
-      <w:proofErr w:type="spellEnd"/>
-      <w:r>
-        <w:rPr>
-          <w:rFonts w:ascii="Arial" w:hAnsi="Arial" w:cs="Arial"/>
-          <w:sz w:val="18"/>
-        </w:rPr>
-        <w:t xml:space="preserve">, with dashboards in </w:t>
-      </w:r>
-      <w:proofErr w:type="spellStart"/>
-      <w:r>
-        <w:rPr>
-          <w:rStyle w:val="Strong"/>
-          <w:rFonts w:ascii="Arial" w:hAnsi="Arial" w:cs="Arial"/>
-          <w:sz w:val="18"/>
-        </w:rPr>
-        <w:t>Grafana</w:t>
-      </w:r>
-      <w:proofErr w:type="spellEnd"/>
-      <w:r>
-        <w:rPr>
-          <w:rFonts w:ascii="Arial" w:hAnsi="Arial" w:cs="Arial"/>
-          <w:sz w:val="18"/>
-        </w:rPr>
-        <w:t xml:space="preserve"> and correlation IDs across </w:t>
-      </w:r>
-      <w:r>
-        <w:rPr>
-          <w:rStyle w:val="Strong"/>
-          <w:rFonts w:ascii="Arial" w:hAnsi="Arial" w:cs="Arial"/>
-          <w:sz w:val="18"/>
-        </w:rPr>
-        <w:t>Vue.js → ASP.NET Core → downstream services</w:t>
-      </w:r>
-      <w:r>
-        <w:rPr>
-          <w:rFonts w:ascii="Arial" w:hAnsi="Arial" w:cs="Arial"/>
-          <w:sz w:val="18"/>
-        </w:rPr>
-        <w:t>.</w:t>
+        <w:rPr>
+          <w:sz w:val="22"/>
+        </w:rPr>
+      </w:pPr>
+      <w:r>
+        <w:rPr>
+          <w:rStyle w:val="Strong"/>
+          <w:sz w:val="22"/>
+        </w:rPr>
+        <w:t>Advanced .NET Backend Engineering &amp; API Design</w:t>
       </w:r>
     </w:p>
     <w:p>
       <w:pPr>
-        <w:pStyle w:val="NormalWeb"/>
+        <w:pStyle w:val="ListParagraph"/>
         <w:numPr>
           <w:ilvl w:val="0"/>
-          <w:numId w:val="21"/>
+          <w:numId w:val="30"/>
         </w:numPr>
-        <w:spacing w:before="0" w:beforeAutospacing="0" w:after="0" w:afterAutospacing="0"/>
-        <w:jc w:val="both"/>
-        <w:rPr>
-          <w:rFonts w:ascii="Arial" w:hAnsi="Arial" w:cs="Arial"/>
-          <w:sz w:val="18"/>
-        </w:rPr>
-      </w:pPr>
-      <w:r>
-        <w:rPr>
-          <w:rFonts w:ascii="Arial" w:hAnsi="Arial" w:cs="Arial"/>
-          <w:sz w:val="18"/>
-        </w:rPr>
-        <w:t xml:space="preserve">Added actionable alerting around latency/error SLO signals using </w:t>
-      </w:r>
-      <w:r>
-        <w:rPr>
-          <w:rStyle w:val="Strong"/>
-          <w:rFonts w:ascii="Arial" w:hAnsi="Arial" w:cs="Arial"/>
-          <w:sz w:val="18"/>
-        </w:rPr>
-        <w:t>Prometheus</w:t>
-      </w:r>
-      <w:r>
-        <w:rPr>
-          <w:rFonts w:ascii="Arial" w:hAnsi="Arial" w:cs="Arial"/>
-          <w:sz w:val="18"/>
-        </w:rPr>
-        <w:t xml:space="preserve"> metrics and </w:t>
+        <w:rPr>
+          <w:sz w:val="22"/>
+        </w:rPr>
+      </w:pPr>
+      <w:r>
+        <w:rPr>
+          <w:rStyle w:val="Strong"/>
+          <w:sz w:val="22"/>
+        </w:rPr>
+        <w:t xml:space="preserve">Modern Frontend Architecture with Vue.js &amp; </w:t>
       </w:r>
       <w:proofErr w:type="spellStart"/>
       <w:r>
         <w:rPr>
           <w:rStyle w:val="Strong"/>
-          <w:rFonts w:ascii="Arial" w:hAnsi="Arial" w:cs="Arial"/>
-          <w:sz w:val="18"/>
-        </w:rPr>
-        <w:t>CloudWatch</w:t>
+          <w:sz w:val="22"/>
+        </w:rPr>
+        <w:t>TypeScript</w:t>
       </w:r>
       <w:proofErr w:type="spellEnd"/>
-      <w:r>
-        <w:rPr>
-          <w:rFonts w:ascii="Arial" w:hAnsi="Arial" w:cs="Arial"/>
-          <w:sz w:val="18"/>
-        </w:rPr>
-        <w:t xml:space="preserve"> alarms, then converted recurring pages into prioritized reliability work.</w:t>
-      </w:r>
-    </w:p>
-    <w:p>
-      <w:pPr>
-        <w:pStyle w:val="NormalWeb"/>
-        <w:numPr>
-          <w:ilvl w:val="0"/>
-          <w:numId w:val="21"/>
-        </w:numPr>
-        <w:spacing w:before="0" w:beforeAutospacing="0" w:after="0" w:afterAutospacing="0"/>
-        <w:jc w:val="both"/>
-        <w:rPr>
-          <w:rFonts w:ascii="Arial" w:hAnsi="Arial" w:cs="Arial"/>
-          <w:sz w:val="18"/>
-        </w:rPr>
-      </w:pPr>
-      <w:r>
-        <w:rPr>
-          <w:rFonts w:ascii="Arial" w:hAnsi="Arial" w:cs="Arial"/>
-          <w:sz w:val="18"/>
-        </w:rPr>
-        <w:t xml:space="preserve">Improved root-cause isolation by enforcing structured logging, </w:t>
-      </w:r>
-      <w:r>
-        <w:rPr>
-          <w:rStyle w:val="Strong"/>
-          <w:rFonts w:ascii="Arial" w:hAnsi="Arial" w:cs="Arial"/>
-          <w:sz w:val="18"/>
-        </w:rPr>
-        <w:t>audit logging</w:t>
-      </w:r>
-      <w:r>
-        <w:rPr>
-          <w:rFonts w:ascii="Arial" w:hAnsi="Arial" w:cs="Arial"/>
-          <w:sz w:val="18"/>
-        </w:rPr>
-        <w:t xml:space="preserve">, and </w:t>
-      </w:r>
-      <w:proofErr w:type="spellStart"/>
-      <w:r>
-        <w:rPr>
-          <w:rFonts w:ascii="Arial" w:hAnsi="Arial" w:cs="Arial"/>
-          <w:sz w:val="18"/>
-        </w:rPr>
-        <w:t>runbook</w:t>
-      </w:r>
-      <w:proofErr w:type="spellEnd"/>
-      <w:r>
-        <w:rPr>
-          <w:rFonts w:ascii="Arial" w:hAnsi="Arial" w:cs="Arial"/>
-          <w:sz w:val="18"/>
-        </w:rPr>
-        <w:t>-linked alerts across critical services.</w:t>
-      </w:r>
-    </w:p>
-    <w:p>
-      <w:pPr>
-        <w:pStyle w:val="Heading3"/>
-        <w:jc w:val="both"/>
-        <w:rPr>
-          <w:rFonts w:ascii="Arial" w:hAnsi="Arial" w:cs="Arial"/>
-          <w:color w:val="auto"/>
-          <w:sz w:val="18"/>
-        </w:rPr>
-      </w:pPr>
-      <w:r>
-        <w:rPr>
-          <w:rStyle w:val="Strong"/>
-          <w:rFonts w:ascii="Arial" w:hAnsi="Arial" w:cs="Arial"/>
-          <w:bCs w:val="0"/>
-          <w:color w:val="auto"/>
-          <w:sz w:val="18"/>
-        </w:rPr>
-        <w:t>Event-Driven Background Processing for Data Sync &amp; Reporting</w:t>
-      </w:r>
-    </w:p>
-    <w:p>
-      <w:pPr>
-        <w:pStyle w:val="NormalWeb"/>
-        <w:numPr>
-          <w:ilvl w:val="0"/>
-          <w:numId w:val="20"/>
-        </w:numPr>
-        <w:spacing w:before="0" w:beforeAutospacing="0" w:after="0" w:afterAutospacing="0"/>
-        <w:jc w:val="both"/>
-        <w:rPr>
-          <w:rFonts w:ascii="Arial" w:hAnsi="Arial" w:cs="Arial"/>
-          <w:sz w:val="18"/>
-        </w:rPr>
-      </w:pPr>
-      <w:r>
-        <w:rPr>
-          <w:rFonts w:ascii="Arial" w:hAnsi="Arial" w:cs="Arial"/>
-          <w:sz w:val="18"/>
-        </w:rPr>
-        <w:t xml:space="preserve">Designed asynchronous pipelines using </w:t>
-      </w:r>
-      <w:r>
-        <w:rPr>
-          <w:rStyle w:val="Strong"/>
-          <w:rFonts w:ascii="Arial" w:hAnsi="Arial" w:cs="Arial"/>
-          <w:sz w:val="18"/>
-        </w:rPr>
-        <w:t>AWS SQS/SNS</w:t>
-      </w:r>
-      <w:r>
-        <w:rPr>
-          <w:rFonts w:ascii="Arial" w:hAnsi="Arial" w:cs="Arial"/>
-          <w:sz w:val="18"/>
-        </w:rPr>
-        <w:t xml:space="preserve"> with optional fan-out via </w:t>
-      </w:r>
-      <w:r>
-        <w:rPr>
-          <w:rStyle w:val="Strong"/>
-          <w:rFonts w:ascii="Arial" w:hAnsi="Arial" w:cs="Arial"/>
-          <w:sz w:val="18"/>
-        </w:rPr>
-        <w:t>Kafka/</w:t>
-      </w:r>
-      <w:proofErr w:type="spellStart"/>
-      <w:r>
-        <w:rPr>
-          <w:rStyle w:val="Strong"/>
-          <w:rFonts w:ascii="Arial" w:hAnsi="Arial" w:cs="Arial"/>
-          <w:sz w:val="18"/>
-        </w:rPr>
-        <w:t>RabbitMQ</w:t>
-      </w:r>
-      <w:proofErr w:type="spellEnd"/>
-      <w:r>
-        <w:rPr>
-          <w:rFonts w:ascii="Arial" w:hAnsi="Arial" w:cs="Arial"/>
-          <w:sz w:val="18"/>
-        </w:rPr>
-        <w:t xml:space="preserve">, persisting state in </w:t>
-      </w:r>
-      <w:proofErr w:type="spellStart"/>
-      <w:r>
-        <w:rPr>
-          <w:rStyle w:val="Strong"/>
-          <w:rFonts w:ascii="Arial" w:hAnsi="Arial" w:cs="Arial"/>
-          <w:sz w:val="18"/>
-        </w:rPr>
-        <w:t>PostgreSQL</w:t>
-      </w:r>
-      <w:proofErr w:type="spellEnd"/>
-      <w:r>
-        <w:rPr>
-          <w:rFonts w:ascii="Arial" w:hAnsi="Arial" w:cs="Arial"/>
-          <w:sz w:val="18"/>
-        </w:rPr>
-        <w:t xml:space="preserve"> and </w:t>
-      </w:r>
-      <w:proofErr w:type="spellStart"/>
-      <w:r>
-        <w:rPr>
-          <w:rStyle w:val="Strong"/>
-          <w:rFonts w:ascii="Arial" w:hAnsi="Arial" w:cs="Arial"/>
-          <w:sz w:val="18"/>
-        </w:rPr>
-        <w:t>DynamoDB</w:t>
-      </w:r>
-      <w:proofErr w:type="spellEnd"/>
-      <w:r>
-        <w:rPr>
-          <w:rFonts w:ascii="Arial" w:hAnsi="Arial" w:cs="Arial"/>
-          <w:sz w:val="18"/>
-        </w:rPr>
-        <w:t xml:space="preserve"> with DLQs and replay-safe consumers.</w:t>
-      </w:r>
-    </w:p>
-    <w:p>
-      <w:pPr>
-        <w:pStyle w:val="NormalWeb"/>
-        <w:numPr>
-          <w:ilvl w:val="0"/>
-          <w:numId w:val="20"/>
-        </w:numPr>
-        <w:spacing w:before="0" w:beforeAutospacing="0" w:after="0" w:afterAutospacing="0"/>
-        <w:jc w:val="both"/>
-        <w:rPr>
-          <w:rFonts w:ascii="Arial" w:hAnsi="Arial" w:cs="Arial"/>
-          <w:sz w:val="18"/>
-        </w:rPr>
-      </w:pPr>
-      <w:r>
-        <w:rPr>
-          <w:rFonts w:ascii="Arial" w:hAnsi="Arial" w:cs="Arial"/>
-          <w:sz w:val="18"/>
-        </w:rPr>
-        <w:t xml:space="preserve">Implemented durable search and investigation by indexing entities into </w:t>
-      </w:r>
-      <w:proofErr w:type="spellStart"/>
-      <w:r>
-        <w:rPr>
-          <w:rStyle w:val="Strong"/>
-          <w:rFonts w:ascii="Arial" w:hAnsi="Arial" w:cs="Arial"/>
-          <w:sz w:val="18"/>
-        </w:rPr>
-        <w:t>Elasticsearch</w:t>
-      </w:r>
-      <w:proofErr w:type="spellEnd"/>
-      <w:r>
-        <w:rPr>
-          <w:rStyle w:val="Strong"/>
-          <w:rFonts w:ascii="Arial" w:hAnsi="Arial" w:cs="Arial"/>
-          <w:sz w:val="18"/>
-        </w:rPr>
-        <w:t>/OpenSearch</w:t>
-      </w:r>
-      <w:r>
-        <w:rPr>
-          <w:rFonts w:ascii="Arial" w:hAnsi="Arial" w:cs="Arial"/>
-          <w:sz w:val="18"/>
-        </w:rPr>
-        <w:t>, enabling fast case queries without overloading OLTP databases.</w:t>
-      </w:r>
-    </w:p>
-    <w:p>
-      <w:pPr>
-        <w:pStyle w:val="NormalWeb"/>
-        <w:numPr>
-          <w:ilvl w:val="0"/>
-          <w:numId w:val="20"/>
-        </w:numPr>
-        <w:spacing w:before="0" w:beforeAutospacing="0" w:after="0" w:afterAutospacing="0"/>
-        <w:jc w:val="both"/>
-        <w:rPr>
-          <w:rFonts w:ascii="Arial" w:hAnsi="Arial" w:cs="Arial"/>
-          <w:sz w:val="18"/>
-        </w:rPr>
-      </w:pPr>
-      <w:r>
-        <w:rPr>
-          <w:rFonts w:ascii="Arial" w:hAnsi="Arial" w:cs="Arial"/>
-          <w:sz w:val="18"/>
-        </w:rPr>
-        <w:t xml:space="preserve">Added contract-style verification with </w:t>
-      </w:r>
-      <w:r>
-        <w:rPr>
-          <w:rStyle w:val="Strong"/>
-          <w:rFonts w:ascii="Arial" w:hAnsi="Arial" w:cs="Arial"/>
-          <w:sz w:val="18"/>
-        </w:rPr>
-        <w:t>Pact-style</w:t>
-      </w:r>
-      <w:r>
-        <w:rPr>
-          <w:rFonts w:ascii="Arial" w:hAnsi="Arial" w:cs="Arial"/>
-          <w:sz w:val="18"/>
-        </w:rPr>
-        <w:t xml:space="preserve"> tests plus functional coverage using </w:t>
-      </w:r>
-      <w:r>
-        <w:rPr>
-          <w:rStyle w:val="Strong"/>
-          <w:rFonts w:ascii="Arial" w:hAnsi="Arial" w:cs="Arial"/>
-          <w:sz w:val="18"/>
-        </w:rPr>
-        <w:t>Jest</w:t>
-      </w:r>
-      <w:r>
-        <w:rPr>
-          <w:rFonts w:ascii="Arial" w:hAnsi="Arial" w:cs="Arial"/>
-          <w:sz w:val="18"/>
-        </w:rPr>
-        <w:t xml:space="preserve">, </w:t>
-      </w:r>
-      <w:r>
-        <w:rPr>
-          <w:rStyle w:val="Strong"/>
-          <w:rFonts w:ascii="Arial" w:hAnsi="Arial" w:cs="Arial"/>
-          <w:sz w:val="18"/>
-        </w:rPr>
-        <w:t>Mocha/Chai</w:t>
-      </w:r>
-      <w:r>
-        <w:rPr>
-          <w:rFonts w:ascii="Arial" w:hAnsi="Arial" w:cs="Arial"/>
-          <w:sz w:val="18"/>
-        </w:rPr>
-        <w:t xml:space="preserve">, and UI checks in </w:t>
-      </w:r>
-      <w:r>
-        <w:rPr>
-          <w:rStyle w:val="Strong"/>
-          <w:rFonts w:ascii="Arial" w:hAnsi="Arial" w:cs="Arial"/>
-          <w:sz w:val="18"/>
-        </w:rPr>
-        <w:t>Cypress/Playwright</w:t>
-      </w:r>
-      <w:r>
-        <w:rPr>
-          <w:rFonts w:ascii="Arial" w:hAnsi="Arial" w:cs="Arial"/>
-          <w:sz w:val="18"/>
-        </w:rPr>
-        <w:t>.</w:t>
-      </w:r>
-    </w:p>
-    <w:p>
-      <w:pPr>
-        <w:spacing w:after="80"/>
-      </w:pPr>
-      <w:bookmarkStart w:id="0" w:name="_GoBack"/>
-      <w:bookmarkEnd w:id="0"/>
     </w:p>
     <w:sectPr>
       <w:pgSz w:w="11906" w:h="16838"/>
@@ -5098,6 +3956,460 @@
 <file path=word/numbering.xml><?xml version="1.0" encoding="utf-8"?>
 <w:numbering xmlns:wpc="http://schemas.microsoft.com/office/word/2010/wordprocessingCanvas" xmlns:mc="http://schemas.openxmlformats.org/markup-compatibility/2006" xmlns:o="urn:schemas-microsoft-com:office:office" xmlns:r="http://schemas.openxmlformats.org/officeDocument/2006/relationships" xmlns:m="http://schemas.openxmlformats.org/officeDocument/2006/math" xmlns:v="urn:schemas-microsoft-com:vml" xmlns:wp14="http://schemas.microsoft.com/office/word/2010/wordprocessingDrawing" xmlns:wp="http://schemas.openxmlformats.org/drawingml/2006/wordprocessingDrawing" xmlns:w10="urn:schemas-microsoft-com:office:word" xmlns:w="http://schemas.openxmlformats.org/wordprocessingml/2006/main" xmlns:w14="http://schemas.microsoft.com/office/word/2010/wordml" xmlns:wpg="http://schemas.microsoft.com/office/word/2010/wordprocessingGroup" xmlns:wpi="http://schemas.microsoft.com/office/word/2010/wordprocessingInk" xmlns:wne="http://schemas.microsoft.com/office/word/2006/wordml" xmlns:wps="http://schemas.microsoft.com/office/word/2010/wordprocessingShape" mc:Ignorable="w14 wp14">
   <w:abstractNum w:abstractNumId="0">
+    <w:nsid w:val="00027016"/>
+    <w:multiLevelType w:val="hybridMultilevel"/>
+    <w:tmpl w:val="8B6876BA"/>
+    <w:lvl w:ilvl="0" w:tplc="4B22CC20">
+      <w:start w:val="1"/>
+      <w:numFmt w:val="bullet"/>
+      <w:lvlText w:val="-"/>
+      <w:lvlJc w:val="left"/>
+      <w:pPr>
+        <w:ind w:left="360" w:hanging="360"/>
+      </w:pPr>
+      <w:rPr>
+        <w:rFonts w:ascii="Yu Gothic" w:eastAsia="Yu Gothic" w:hAnsi="Yu Gothic" w:hint="eastAsia"/>
+        <w:sz w:val="22"/>
+      </w:rPr>
+    </w:lvl>
+    <w:lvl w:ilvl="1" w:tplc="04090003" w:tentative="1">
+      <w:start w:val="1"/>
+      <w:numFmt w:val="bullet"/>
+      <w:lvlText w:val="o"/>
+      <w:lvlJc w:val="left"/>
+      <w:pPr>
+        <w:ind w:left="1080" w:hanging="360"/>
+      </w:pPr>
+      <w:rPr>
+        <w:rFonts w:ascii="Courier New" w:hAnsi="Courier New" w:cs="Courier New" w:hint="default"/>
+      </w:rPr>
+    </w:lvl>
+    <w:lvl w:ilvl="2" w:tplc="04090005" w:tentative="1">
+      <w:start w:val="1"/>
+      <w:numFmt w:val="bullet"/>
+      <w:lvlText w:val=""/>
+      <w:lvlJc w:val="left"/>
+      <w:pPr>
+        <w:ind w:left="1800" w:hanging="360"/>
+      </w:pPr>
+      <w:rPr>
+        <w:rFonts w:ascii="Wingdings" w:hAnsi="Wingdings" w:hint="default"/>
+      </w:rPr>
+    </w:lvl>
+    <w:lvl w:ilvl="3" w:tplc="04090001" w:tentative="1">
+      <w:start w:val="1"/>
+      <w:numFmt w:val="bullet"/>
+      <w:lvlText w:val=""/>
+      <w:lvlJc w:val="left"/>
+      <w:pPr>
+        <w:ind w:left="2520" w:hanging="360"/>
+      </w:pPr>
+      <w:rPr>
+        <w:rFonts w:ascii="Symbol" w:hAnsi="Symbol" w:hint="default"/>
+      </w:rPr>
+    </w:lvl>
+    <w:lvl w:ilvl="4" w:tplc="04090003" w:tentative="1">
+      <w:start w:val="1"/>
+      <w:numFmt w:val="bullet"/>
+      <w:lvlText w:val="o"/>
+      <w:lvlJc w:val="left"/>
+      <w:pPr>
+        <w:ind w:left="3240" w:hanging="360"/>
+      </w:pPr>
+      <w:rPr>
+        <w:rFonts w:ascii="Courier New" w:hAnsi="Courier New" w:cs="Courier New" w:hint="default"/>
+      </w:rPr>
+    </w:lvl>
+    <w:lvl w:ilvl="5" w:tplc="04090005" w:tentative="1">
+      <w:start w:val="1"/>
+      <w:numFmt w:val="bullet"/>
+      <w:lvlText w:val=""/>
+      <w:lvlJc w:val="left"/>
+      <w:pPr>
+        <w:ind w:left="3960" w:hanging="360"/>
+      </w:pPr>
+      <w:rPr>
+        <w:rFonts w:ascii="Wingdings" w:hAnsi="Wingdings" w:hint="default"/>
+      </w:rPr>
+    </w:lvl>
+    <w:lvl w:ilvl="6" w:tplc="04090001" w:tentative="1">
+      <w:start w:val="1"/>
+      <w:numFmt w:val="bullet"/>
+      <w:lvlText w:val=""/>
+      <w:lvlJc w:val="left"/>
+      <w:pPr>
+        <w:ind w:left="4680" w:hanging="360"/>
+      </w:pPr>
+      <w:rPr>
+        <w:rFonts w:ascii="Symbol" w:hAnsi="Symbol" w:hint="default"/>
+      </w:rPr>
+    </w:lvl>
+    <w:lvl w:ilvl="7" w:tplc="04090003" w:tentative="1">
+      <w:start w:val="1"/>
+      <w:numFmt w:val="bullet"/>
+      <w:lvlText w:val="o"/>
+      <w:lvlJc w:val="left"/>
+      <w:pPr>
+        <w:ind w:left="5400" w:hanging="360"/>
+      </w:pPr>
+      <w:rPr>
+        <w:rFonts w:ascii="Courier New" w:hAnsi="Courier New" w:cs="Courier New" w:hint="default"/>
+      </w:rPr>
+    </w:lvl>
+    <w:lvl w:ilvl="8" w:tplc="04090005" w:tentative="1">
+      <w:start w:val="1"/>
+      <w:numFmt w:val="bullet"/>
+      <w:lvlText w:val=""/>
+      <w:lvlJc w:val="left"/>
+      <w:pPr>
+        <w:ind w:left="6120" w:hanging="360"/>
+      </w:pPr>
+      <w:rPr>
+        <w:rFonts w:ascii="Wingdings" w:hAnsi="Wingdings" w:hint="default"/>
+      </w:rPr>
+    </w:lvl>
+  </w:abstractNum>
+  <w:abstractNum w:abstractNumId="1">
+    <w:nsid w:val="00852052"/>
+    <w:multiLevelType w:val="hybridMultilevel"/>
+    <w:tmpl w:val="2B8CDF82"/>
+    <w:lvl w:ilvl="0" w:tplc="04090001">
+      <w:numFmt w:val="bullet"/>
+      <w:lvlText w:val=""/>
+      <w:lvlJc w:val="left"/>
+      <w:pPr>
+        <w:ind w:left="720" w:hanging="360"/>
+      </w:pPr>
+      <w:rPr>
+        <w:rFonts w:ascii="Symbol" w:eastAsia="Times New Roman" w:hAnsi="Symbol" w:cs="Times New Roman" w:hint="default"/>
+      </w:rPr>
+    </w:lvl>
+    <w:lvl w:ilvl="1" w:tplc="04090003" w:tentative="1">
+      <w:start w:val="1"/>
+      <w:numFmt w:val="bullet"/>
+      <w:lvlText w:val="o"/>
+      <w:lvlJc w:val="left"/>
+      <w:pPr>
+        <w:ind w:left="1440" w:hanging="360"/>
+      </w:pPr>
+      <w:rPr>
+        <w:rFonts w:ascii="Courier New" w:hAnsi="Courier New" w:cs="Courier New" w:hint="default"/>
+      </w:rPr>
+    </w:lvl>
+    <w:lvl w:ilvl="2" w:tplc="04090005" w:tentative="1">
+      <w:start w:val="1"/>
+      <w:numFmt w:val="bullet"/>
+      <w:lvlText w:val=""/>
+      <w:lvlJc w:val="left"/>
+      <w:pPr>
+        <w:ind w:left="2160" w:hanging="360"/>
+      </w:pPr>
+      <w:rPr>
+        <w:rFonts w:ascii="Wingdings" w:hAnsi="Wingdings" w:hint="default"/>
+      </w:rPr>
+    </w:lvl>
+    <w:lvl w:ilvl="3" w:tplc="04090001" w:tentative="1">
+      <w:start w:val="1"/>
+      <w:numFmt w:val="bullet"/>
+      <w:lvlText w:val=""/>
+      <w:lvlJc w:val="left"/>
+      <w:pPr>
+        <w:ind w:left="2880" w:hanging="360"/>
+      </w:pPr>
+      <w:rPr>
+        <w:rFonts w:ascii="Symbol" w:hAnsi="Symbol" w:hint="default"/>
+      </w:rPr>
+    </w:lvl>
+    <w:lvl w:ilvl="4" w:tplc="04090003" w:tentative="1">
+      <w:start w:val="1"/>
+      <w:numFmt w:val="bullet"/>
+      <w:lvlText w:val="o"/>
+      <w:lvlJc w:val="left"/>
+      <w:pPr>
+        <w:ind w:left="3600" w:hanging="360"/>
+      </w:pPr>
+      <w:rPr>
+        <w:rFonts w:ascii="Courier New" w:hAnsi="Courier New" w:cs="Courier New" w:hint="default"/>
+      </w:rPr>
+    </w:lvl>
+    <w:lvl w:ilvl="5" w:tplc="04090005" w:tentative="1">
+      <w:start w:val="1"/>
+      <w:numFmt w:val="bullet"/>
+      <w:lvlText w:val=""/>
+      <w:lvlJc w:val="left"/>
+      <w:pPr>
+        <w:ind w:left="4320" w:hanging="360"/>
+      </w:pPr>
+      <w:rPr>
+        <w:rFonts w:ascii="Wingdings" w:hAnsi="Wingdings" w:hint="default"/>
+      </w:rPr>
+    </w:lvl>
+    <w:lvl w:ilvl="6" w:tplc="04090001" w:tentative="1">
+      <w:start w:val="1"/>
+      <w:numFmt w:val="bullet"/>
+      <w:lvlText w:val=""/>
+      <w:lvlJc w:val="left"/>
+      <w:pPr>
+        <w:ind w:left="5040" w:hanging="360"/>
+      </w:pPr>
+      <w:rPr>
+        <w:rFonts w:ascii="Symbol" w:hAnsi="Symbol" w:hint="default"/>
+      </w:rPr>
+    </w:lvl>
+    <w:lvl w:ilvl="7" w:tplc="04090003" w:tentative="1">
+      <w:start w:val="1"/>
+      <w:numFmt w:val="bullet"/>
+      <w:lvlText w:val="o"/>
+      <w:lvlJc w:val="left"/>
+      <w:pPr>
+        <w:ind w:left="5760" w:hanging="360"/>
+      </w:pPr>
+      <w:rPr>
+        <w:rFonts w:ascii="Courier New" w:hAnsi="Courier New" w:cs="Courier New" w:hint="default"/>
+      </w:rPr>
+    </w:lvl>
+    <w:lvl w:ilvl="8" w:tplc="04090005" w:tentative="1">
+      <w:start w:val="1"/>
+      <w:numFmt w:val="bullet"/>
+      <w:lvlText w:val=""/>
+      <w:lvlJc w:val="left"/>
+      <w:pPr>
+        <w:ind w:left="6480" w:hanging="360"/>
+      </w:pPr>
+      <w:rPr>
+        <w:rFonts w:ascii="Wingdings" w:hAnsi="Wingdings" w:hint="default"/>
+      </w:rPr>
+    </w:lvl>
+  </w:abstractNum>
+  <w:abstractNum w:abstractNumId="2">
+    <w:nsid w:val="041711C8"/>
+    <w:multiLevelType w:val="hybridMultilevel"/>
+    <w:tmpl w:val="C14044D4"/>
+    <w:lvl w:ilvl="0" w:tplc="4B22CC20">
+      <w:start w:val="1"/>
+      <w:numFmt w:val="bullet"/>
+      <w:lvlText w:val="-"/>
+      <w:lvlJc w:val="left"/>
+      <w:pPr>
+        <w:ind w:left="360" w:hanging="360"/>
+      </w:pPr>
+      <w:rPr>
+        <w:rFonts w:ascii="Yu Gothic" w:eastAsia="Yu Gothic" w:hAnsi="Yu Gothic" w:hint="eastAsia"/>
+        <w:sz w:val="22"/>
+      </w:rPr>
+    </w:lvl>
+    <w:lvl w:ilvl="1" w:tplc="04090003" w:tentative="1">
+      <w:start w:val="1"/>
+      <w:numFmt w:val="bullet"/>
+      <w:lvlText w:val="o"/>
+      <w:lvlJc w:val="left"/>
+      <w:pPr>
+        <w:ind w:left="1080" w:hanging="360"/>
+      </w:pPr>
+      <w:rPr>
+        <w:rFonts w:ascii="Courier New" w:hAnsi="Courier New" w:cs="Courier New" w:hint="default"/>
+      </w:rPr>
+    </w:lvl>
+    <w:lvl w:ilvl="2" w:tplc="04090005" w:tentative="1">
+      <w:start w:val="1"/>
+      <w:numFmt w:val="bullet"/>
+      <w:lvlText w:val=""/>
+      <w:lvlJc w:val="left"/>
+      <w:pPr>
+        <w:ind w:left="1800" w:hanging="360"/>
+      </w:pPr>
+      <w:rPr>
+        <w:rFonts w:ascii="Wingdings" w:hAnsi="Wingdings" w:hint="default"/>
+      </w:rPr>
+    </w:lvl>
+    <w:lvl w:ilvl="3" w:tplc="04090001" w:tentative="1">
+      <w:start w:val="1"/>
+      <w:numFmt w:val="bullet"/>
+      <w:lvlText w:val=""/>
+      <w:lvlJc w:val="left"/>
+      <w:pPr>
+        <w:ind w:left="2520" w:hanging="360"/>
+      </w:pPr>
+      <w:rPr>
+        <w:rFonts w:ascii="Symbol" w:hAnsi="Symbol" w:hint="default"/>
+      </w:rPr>
+    </w:lvl>
+    <w:lvl w:ilvl="4" w:tplc="04090003" w:tentative="1">
+      <w:start w:val="1"/>
+      <w:numFmt w:val="bullet"/>
+      <w:lvlText w:val="o"/>
+      <w:lvlJc w:val="left"/>
+      <w:pPr>
+        <w:ind w:left="3240" w:hanging="360"/>
+      </w:pPr>
+      <w:rPr>
+        <w:rFonts w:ascii="Courier New" w:hAnsi="Courier New" w:cs="Courier New" w:hint="default"/>
+      </w:rPr>
+    </w:lvl>
+    <w:lvl w:ilvl="5" w:tplc="04090005" w:tentative="1">
+      <w:start w:val="1"/>
+      <w:numFmt w:val="bullet"/>
+      <w:lvlText w:val=""/>
+      <w:lvlJc w:val="left"/>
+      <w:pPr>
+        <w:ind w:left="3960" w:hanging="360"/>
+      </w:pPr>
+      <w:rPr>
+        <w:rFonts w:ascii="Wingdings" w:hAnsi="Wingdings" w:hint="default"/>
+      </w:rPr>
+    </w:lvl>
+    <w:lvl w:ilvl="6" w:tplc="04090001" w:tentative="1">
+      <w:start w:val="1"/>
+      <w:numFmt w:val="bullet"/>
+      <w:lvlText w:val=""/>
+      <w:lvlJc w:val="left"/>
+      <w:pPr>
+        <w:ind w:left="4680" w:hanging="360"/>
+      </w:pPr>
+      <w:rPr>
+        <w:rFonts w:ascii="Symbol" w:hAnsi="Symbol" w:hint="default"/>
+      </w:rPr>
+    </w:lvl>
+    <w:lvl w:ilvl="7" w:tplc="04090003" w:tentative="1">
+      <w:start w:val="1"/>
+      <w:numFmt w:val="bullet"/>
+      <w:lvlText w:val="o"/>
+      <w:lvlJc w:val="left"/>
+      <w:pPr>
+        <w:ind w:left="5400" w:hanging="360"/>
+      </w:pPr>
+      <w:rPr>
+        <w:rFonts w:ascii="Courier New" w:hAnsi="Courier New" w:cs="Courier New" w:hint="default"/>
+      </w:rPr>
+    </w:lvl>
+    <w:lvl w:ilvl="8" w:tplc="04090005" w:tentative="1">
+      <w:start w:val="1"/>
+      <w:numFmt w:val="bullet"/>
+      <w:lvlText w:val=""/>
+      <w:lvlJc w:val="left"/>
+      <w:pPr>
+        <w:ind w:left="6120" w:hanging="360"/>
+      </w:pPr>
+      <w:rPr>
+        <w:rFonts w:ascii="Wingdings" w:hAnsi="Wingdings" w:hint="default"/>
+      </w:rPr>
+    </w:lvl>
+  </w:abstractNum>
+  <w:abstractNum w:abstractNumId="3">
+    <w:nsid w:val="0FFD7D0F"/>
+    <w:multiLevelType w:val="hybridMultilevel"/>
+    <w:tmpl w:val="07E2B56C"/>
+    <w:lvl w:ilvl="0" w:tplc="4B22CC20">
+      <w:start w:val="1"/>
+      <w:numFmt w:val="bullet"/>
+      <w:lvlText w:val="-"/>
+      <w:lvlJc w:val="left"/>
+      <w:pPr>
+        <w:ind w:left="360" w:hanging="360"/>
+      </w:pPr>
+      <w:rPr>
+        <w:rFonts w:ascii="Yu Gothic" w:eastAsia="Yu Gothic" w:hAnsi="Yu Gothic" w:hint="eastAsia"/>
+        <w:sz w:val="22"/>
+      </w:rPr>
+    </w:lvl>
+    <w:lvl w:ilvl="1" w:tplc="04090003" w:tentative="1">
+      <w:start w:val="1"/>
+      <w:numFmt w:val="bullet"/>
+      <w:lvlText w:val="o"/>
+      <w:lvlJc w:val="left"/>
+      <w:pPr>
+        <w:ind w:left="1080" w:hanging="360"/>
+      </w:pPr>
+      <w:rPr>
+        <w:rFonts w:ascii="Courier New" w:hAnsi="Courier New" w:cs="Courier New" w:hint="default"/>
+      </w:rPr>
+    </w:lvl>
+    <w:lvl w:ilvl="2" w:tplc="04090005" w:tentative="1">
+      <w:start w:val="1"/>
+      <w:numFmt w:val="bullet"/>
+      <w:lvlText w:val=""/>
+      <w:lvlJc w:val="left"/>
+      <w:pPr>
+        <w:ind w:left="1800" w:hanging="360"/>
+      </w:pPr>
+      <w:rPr>
+        <w:rFonts w:ascii="Wingdings" w:hAnsi="Wingdings" w:hint="default"/>
+      </w:rPr>
+    </w:lvl>
+    <w:lvl w:ilvl="3" w:tplc="04090001" w:tentative="1">
+      <w:start w:val="1"/>
+      <w:numFmt w:val="bullet"/>
+      <w:lvlText w:val=""/>
+      <w:lvlJc w:val="left"/>
+      <w:pPr>
+        <w:ind w:left="2520" w:hanging="360"/>
+      </w:pPr>
+      <w:rPr>
+        <w:rFonts w:ascii="Symbol" w:hAnsi="Symbol" w:hint="default"/>
+      </w:rPr>
+    </w:lvl>
+    <w:lvl w:ilvl="4" w:tplc="04090003" w:tentative="1">
+      <w:start w:val="1"/>
+      <w:numFmt w:val="bullet"/>
+      <w:lvlText w:val="o"/>
+      <w:lvlJc w:val="left"/>
+      <w:pPr>
+        <w:ind w:left="3240" w:hanging="360"/>
+      </w:pPr>
+      <w:rPr>
+        <w:rFonts w:ascii="Courier New" w:hAnsi="Courier New" w:cs="Courier New" w:hint="default"/>
+      </w:rPr>
+    </w:lvl>
+    <w:lvl w:ilvl="5" w:tplc="04090005" w:tentative="1">
+      <w:start w:val="1"/>
+      <w:numFmt w:val="bullet"/>
+      <w:lvlText w:val=""/>
+      <w:lvlJc w:val="left"/>
+      <w:pPr>
+        <w:ind w:left="3960" w:hanging="360"/>
+      </w:pPr>
+      <w:rPr>
+        <w:rFonts w:ascii="Wingdings" w:hAnsi="Wingdings" w:hint="default"/>
+      </w:rPr>
+    </w:lvl>
+    <w:lvl w:ilvl="6" w:tplc="04090001" w:tentative="1">
+      <w:start w:val="1"/>
+      <w:numFmt w:val="bullet"/>
+      <w:lvlText w:val=""/>
+      <w:lvlJc w:val="left"/>
+      <w:pPr>
+        <w:ind w:left="4680" w:hanging="360"/>
+      </w:pPr>
+      <w:rPr>
+        <w:rFonts w:ascii="Symbol" w:hAnsi="Symbol" w:hint="default"/>
+      </w:rPr>
+    </w:lvl>
+    <w:lvl w:ilvl="7" w:tplc="04090003" w:tentative="1">
+      <w:start w:val="1"/>
+      <w:numFmt w:val="bullet"/>
+      <w:lvlText w:val="o"/>
+      <w:lvlJc w:val="left"/>
+      <w:pPr>
+        <w:ind w:left="5400" w:hanging="360"/>
+      </w:pPr>
+      <w:rPr>
+        <w:rFonts w:ascii="Courier New" w:hAnsi="Courier New" w:cs="Courier New" w:hint="default"/>
+      </w:rPr>
+    </w:lvl>
+    <w:lvl w:ilvl="8" w:tplc="04090005" w:tentative="1">
+      <w:start w:val="1"/>
+      <w:numFmt w:val="bullet"/>
+      <w:lvlText w:val=""/>
+      <w:lvlJc w:val="left"/>
+      <w:pPr>
+        <w:ind w:left="6120" w:hanging="360"/>
+      </w:pPr>
+      <w:rPr>
+        <w:rFonts w:ascii="Wingdings" w:hAnsi="Wingdings" w:hint="default"/>
+      </w:rPr>
+    </w:lvl>
+  </w:abstractNum>
+  <w:abstractNum w:abstractNumId="4">
     <w:nsid w:val="1A8C244C"/>
     <w:multiLevelType w:val="hybridMultilevel"/>
     <w:tmpl w:val="6B3EAAF2"/>
@@ -5210,7 +4522,7 @@
       </w:rPr>
     </w:lvl>
   </w:abstractNum>
-  <w:abstractNum w:abstractNumId="1">
+  <w:abstractNum w:abstractNumId="5">
     <w:nsid w:val="1B640FDE"/>
     <w:multiLevelType w:val="multilevel"/>
     <w:tmpl w:val="F32A36FE"/>
@@ -5359,7 +4671,121 @@
       </w:rPr>
     </w:lvl>
   </w:abstractNum>
-  <w:abstractNum w:abstractNumId="2">
+  <w:abstractNum w:abstractNumId="6">
+    <w:nsid w:val="1C830EAB"/>
+    <w:multiLevelType w:val="hybridMultilevel"/>
+    <w:tmpl w:val="E2D0ECAC"/>
+    <w:lvl w:ilvl="0" w:tplc="4B22CC20">
+      <w:start w:val="1"/>
+      <w:numFmt w:val="bullet"/>
+      <w:lvlText w:val="-"/>
+      <w:lvlJc w:val="left"/>
+      <w:pPr>
+        <w:ind w:left="360" w:hanging="360"/>
+      </w:pPr>
+      <w:rPr>
+        <w:rFonts w:ascii="Yu Gothic" w:eastAsia="Yu Gothic" w:hAnsi="Yu Gothic" w:hint="eastAsia"/>
+        <w:sz w:val="22"/>
+      </w:rPr>
+    </w:lvl>
+    <w:lvl w:ilvl="1" w:tplc="04090003" w:tentative="1">
+      <w:start w:val="1"/>
+      <w:numFmt w:val="bullet"/>
+      <w:lvlText w:val="o"/>
+      <w:lvlJc w:val="left"/>
+      <w:pPr>
+        <w:ind w:left="1080" w:hanging="360"/>
+      </w:pPr>
+      <w:rPr>
+        <w:rFonts w:ascii="Courier New" w:hAnsi="Courier New" w:cs="Courier New" w:hint="default"/>
+      </w:rPr>
+    </w:lvl>
+    <w:lvl w:ilvl="2" w:tplc="04090005" w:tentative="1">
+      <w:start w:val="1"/>
+      <w:numFmt w:val="bullet"/>
+      <w:lvlText w:val=""/>
+      <w:lvlJc w:val="left"/>
+      <w:pPr>
+        <w:ind w:left="1800" w:hanging="360"/>
+      </w:pPr>
+      <w:rPr>
+        <w:rFonts w:ascii="Wingdings" w:hAnsi="Wingdings" w:hint="default"/>
+      </w:rPr>
+    </w:lvl>
+    <w:lvl w:ilvl="3" w:tplc="04090001" w:tentative="1">
+      <w:start w:val="1"/>
+      <w:numFmt w:val="bullet"/>
+      <w:lvlText w:val=""/>
+      <w:lvlJc w:val="left"/>
+      <w:pPr>
+        <w:ind w:left="2520" w:hanging="360"/>
+      </w:pPr>
+      <w:rPr>
+        <w:rFonts w:ascii="Symbol" w:hAnsi="Symbol" w:hint="default"/>
+      </w:rPr>
+    </w:lvl>
+    <w:lvl w:ilvl="4" w:tplc="04090003" w:tentative="1">
+      <w:start w:val="1"/>
+      <w:numFmt w:val="bullet"/>
+      <w:lvlText w:val="o"/>
+      <w:lvlJc w:val="left"/>
+      <w:pPr>
+        <w:ind w:left="3240" w:hanging="360"/>
+      </w:pPr>
+      <w:rPr>
+        <w:rFonts w:ascii="Courier New" w:hAnsi="Courier New" w:cs="Courier New" w:hint="default"/>
+      </w:rPr>
+    </w:lvl>
+    <w:lvl w:ilvl="5" w:tplc="04090005" w:tentative="1">
+      <w:start w:val="1"/>
+      <w:numFmt w:val="bullet"/>
+      <w:lvlText w:val=""/>
+      <w:lvlJc w:val="left"/>
+      <w:pPr>
+        <w:ind w:left="3960" w:hanging="360"/>
+      </w:pPr>
+      <w:rPr>
+        <w:rFonts w:ascii="Wingdings" w:hAnsi="Wingdings" w:hint="default"/>
+      </w:rPr>
+    </w:lvl>
+    <w:lvl w:ilvl="6" w:tplc="04090001" w:tentative="1">
+      <w:start w:val="1"/>
+      <w:numFmt w:val="bullet"/>
+      <w:lvlText w:val=""/>
+      <w:lvlJc w:val="left"/>
+      <w:pPr>
+        <w:ind w:left="4680" w:hanging="360"/>
+      </w:pPr>
+      <w:rPr>
+        <w:rFonts w:ascii="Symbol" w:hAnsi="Symbol" w:hint="default"/>
+      </w:rPr>
+    </w:lvl>
+    <w:lvl w:ilvl="7" w:tplc="04090003" w:tentative="1">
+      <w:start w:val="1"/>
+      <w:numFmt w:val="bullet"/>
+      <w:lvlText w:val="o"/>
+      <w:lvlJc w:val="left"/>
+      <w:pPr>
+        <w:ind w:left="5400" w:hanging="360"/>
+      </w:pPr>
+      <w:rPr>
+        <w:rFonts w:ascii="Courier New" w:hAnsi="Courier New" w:cs="Courier New" w:hint="default"/>
+      </w:rPr>
+    </w:lvl>
+    <w:lvl w:ilvl="8" w:tplc="04090005" w:tentative="1">
+      <w:start w:val="1"/>
+      <w:numFmt w:val="bullet"/>
+      <w:lvlText w:val=""/>
+      <w:lvlJc w:val="left"/>
+      <w:pPr>
+        <w:ind w:left="6120" w:hanging="360"/>
+      </w:pPr>
+      <w:rPr>
+        <w:rFonts w:ascii="Wingdings" w:hAnsi="Wingdings" w:hint="default"/>
+      </w:rPr>
+    </w:lvl>
+  </w:abstractNum>
+  <w:abstractNum w:abstractNumId="7">
     <w:nsid w:val="1D6F681D"/>
     <w:multiLevelType w:val="hybridMultilevel"/>
     <w:tmpl w:val="2CC031AA"/>
@@ -5472,7 +4898,7 @@
       </w:rPr>
     </w:lvl>
   </w:abstractNum>
-  <w:abstractNum w:abstractNumId="3">
+  <w:abstractNum w:abstractNumId="8">
     <w:nsid w:val="1FF35BF7"/>
     <w:multiLevelType w:val="hybridMultilevel"/>
     <w:tmpl w:val="B50AC518"/>
@@ -5585,7 +5011,121 @@
       </w:rPr>
     </w:lvl>
   </w:abstractNum>
-  <w:abstractNum w:abstractNumId="4">
+  <w:abstractNum w:abstractNumId="9">
+    <w:nsid w:val="230B1655"/>
+    <w:multiLevelType w:val="hybridMultilevel"/>
+    <w:tmpl w:val="CC4E5812"/>
+    <w:lvl w:ilvl="0" w:tplc="4B22CC20">
+      <w:start w:val="1"/>
+      <w:numFmt w:val="bullet"/>
+      <w:lvlText w:val="-"/>
+      <w:lvlJc w:val="left"/>
+      <w:pPr>
+        <w:ind w:left="360" w:hanging="360"/>
+      </w:pPr>
+      <w:rPr>
+        <w:rFonts w:ascii="Yu Gothic" w:eastAsia="Yu Gothic" w:hAnsi="Yu Gothic" w:hint="eastAsia"/>
+        <w:sz w:val="22"/>
+      </w:rPr>
+    </w:lvl>
+    <w:lvl w:ilvl="1" w:tplc="04090003" w:tentative="1">
+      <w:start w:val="1"/>
+      <w:numFmt w:val="bullet"/>
+      <w:lvlText w:val="o"/>
+      <w:lvlJc w:val="left"/>
+      <w:pPr>
+        <w:ind w:left="1080" w:hanging="360"/>
+      </w:pPr>
+      <w:rPr>
+        <w:rFonts w:ascii="Courier New" w:hAnsi="Courier New" w:cs="Courier New" w:hint="default"/>
+      </w:rPr>
+    </w:lvl>
+    <w:lvl w:ilvl="2" w:tplc="04090005" w:tentative="1">
+      <w:start w:val="1"/>
+      <w:numFmt w:val="bullet"/>
+      <w:lvlText w:val=""/>
+      <w:lvlJc w:val="left"/>
+      <w:pPr>
+        <w:ind w:left="1800" w:hanging="360"/>
+      </w:pPr>
+      <w:rPr>
+        <w:rFonts w:ascii="Wingdings" w:hAnsi="Wingdings" w:hint="default"/>
+      </w:rPr>
+    </w:lvl>
+    <w:lvl w:ilvl="3" w:tplc="04090001" w:tentative="1">
+      <w:start w:val="1"/>
+      <w:numFmt w:val="bullet"/>
+      <w:lvlText w:val=""/>
+      <w:lvlJc w:val="left"/>
+      <w:pPr>
+        <w:ind w:left="2520" w:hanging="360"/>
+      </w:pPr>
+      <w:rPr>
+        <w:rFonts w:ascii="Symbol" w:hAnsi="Symbol" w:hint="default"/>
+      </w:rPr>
+    </w:lvl>
+    <w:lvl w:ilvl="4" w:tplc="04090003" w:tentative="1">
+      <w:start w:val="1"/>
+      <w:numFmt w:val="bullet"/>
+      <w:lvlText w:val="o"/>
+      <w:lvlJc w:val="left"/>
+      <w:pPr>
+        <w:ind w:left="3240" w:hanging="360"/>
+      </w:pPr>
+      <w:rPr>
+        <w:rFonts w:ascii="Courier New" w:hAnsi="Courier New" w:cs="Courier New" w:hint="default"/>
+      </w:rPr>
+    </w:lvl>
+    <w:lvl w:ilvl="5" w:tplc="04090005" w:tentative="1">
+      <w:start w:val="1"/>
+      <w:numFmt w:val="bullet"/>
+      <w:lvlText w:val=""/>
+      <w:lvlJc w:val="left"/>
+      <w:pPr>
+        <w:ind w:left="3960" w:hanging="360"/>
+      </w:pPr>
+      <w:rPr>
+        <w:rFonts w:ascii="Wingdings" w:hAnsi="Wingdings" w:hint="default"/>
+      </w:rPr>
+    </w:lvl>
+    <w:lvl w:ilvl="6" w:tplc="04090001" w:tentative="1">
+      <w:start w:val="1"/>
+      <w:numFmt w:val="bullet"/>
+      <w:lvlText w:val=""/>
+      <w:lvlJc w:val="left"/>
+      <w:pPr>
+        <w:ind w:left="4680" w:hanging="360"/>
+      </w:pPr>
+      <w:rPr>
+        <w:rFonts w:ascii="Symbol" w:hAnsi="Symbol" w:hint="default"/>
+      </w:rPr>
+    </w:lvl>
+    <w:lvl w:ilvl="7" w:tplc="04090003" w:tentative="1">
+      <w:start w:val="1"/>
+      <w:numFmt w:val="bullet"/>
+      <w:lvlText w:val="o"/>
+      <w:lvlJc w:val="left"/>
+      <w:pPr>
+        <w:ind w:left="5400" w:hanging="360"/>
+      </w:pPr>
+      <w:rPr>
+        <w:rFonts w:ascii="Courier New" w:hAnsi="Courier New" w:cs="Courier New" w:hint="default"/>
+      </w:rPr>
+    </w:lvl>
+    <w:lvl w:ilvl="8" w:tplc="04090005" w:tentative="1">
+      <w:start w:val="1"/>
+      <w:numFmt w:val="bullet"/>
+      <w:lvlText w:val=""/>
+      <w:lvlJc w:val="left"/>
+      <w:pPr>
+        <w:ind w:left="6120" w:hanging="360"/>
+      </w:pPr>
+      <w:rPr>
+        <w:rFonts w:ascii="Wingdings" w:hAnsi="Wingdings" w:hint="default"/>
+      </w:rPr>
+    </w:lvl>
+  </w:abstractNum>
+  <w:abstractNum w:abstractNumId="10">
     <w:nsid w:val="2A9130BD"/>
     <w:multiLevelType w:val="hybridMultilevel"/>
     <w:tmpl w:val="E0D62C08"/>
@@ -5698,7 +5238,7 @@
       </w:rPr>
     </w:lvl>
   </w:abstractNum>
-  <w:abstractNum w:abstractNumId="5">
+  <w:abstractNum w:abstractNumId="11">
     <w:nsid w:val="2A9A0572"/>
     <w:multiLevelType w:val="hybridMultilevel"/>
     <w:tmpl w:val="1D8281A0"/>
@@ -5811,7 +5351,119 @@
       </w:rPr>
     </w:lvl>
   </w:abstractNum>
-  <w:abstractNum w:abstractNumId="6">
+  <w:abstractNum w:abstractNumId="12">
+    <w:nsid w:val="2CC24F16"/>
+    <w:multiLevelType w:val="hybridMultilevel"/>
+    <w:tmpl w:val="F490FB8E"/>
+    <w:lvl w:ilvl="0" w:tplc="04090001">
+      <w:numFmt w:val="bullet"/>
+      <w:lvlText w:val=""/>
+      <w:lvlJc w:val="left"/>
+      <w:pPr>
+        <w:ind w:left="720" w:hanging="360"/>
+      </w:pPr>
+      <w:rPr>
+        <w:rFonts w:ascii="Symbol" w:eastAsia="Times New Roman" w:hAnsi="Symbol" w:cs="Times New Roman" w:hint="default"/>
+      </w:rPr>
+    </w:lvl>
+    <w:lvl w:ilvl="1" w:tplc="04090003" w:tentative="1">
+      <w:start w:val="1"/>
+      <w:numFmt w:val="bullet"/>
+      <w:lvlText w:val="o"/>
+      <w:lvlJc w:val="left"/>
+      <w:pPr>
+        <w:ind w:left="1440" w:hanging="360"/>
+      </w:pPr>
+      <w:rPr>
+        <w:rFonts w:ascii="Courier New" w:hAnsi="Courier New" w:cs="Courier New" w:hint="default"/>
+      </w:rPr>
+    </w:lvl>
+    <w:lvl w:ilvl="2" w:tplc="04090005" w:tentative="1">
+      <w:start w:val="1"/>
+      <w:numFmt w:val="bullet"/>
+      <w:lvlText w:val=""/>
+      <w:lvlJc w:val="left"/>
+      <w:pPr>
+        <w:ind w:left="2160" w:hanging="360"/>
+      </w:pPr>
+      <w:rPr>
+        <w:rFonts w:ascii="Wingdings" w:hAnsi="Wingdings" w:hint="default"/>
+      </w:rPr>
+    </w:lvl>
+    <w:lvl w:ilvl="3" w:tplc="04090001" w:tentative="1">
+      <w:start w:val="1"/>
+      <w:numFmt w:val="bullet"/>
+      <w:lvlText w:val=""/>
+      <w:lvlJc w:val="left"/>
+      <w:pPr>
+        <w:ind w:left="2880" w:hanging="360"/>
+      </w:pPr>
+      <w:rPr>
+        <w:rFonts w:ascii="Symbol" w:hAnsi="Symbol" w:hint="default"/>
+      </w:rPr>
+    </w:lvl>
+    <w:lvl w:ilvl="4" w:tplc="04090003" w:tentative="1">
+      <w:start w:val="1"/>
+      <w:numFmt w:val="bullet"/>
+      <w:lvlText w:val="o"/>
+      <w:lvlJc w:val="left"/>
+      <w:pPr>
+        <w:ind w:left="3600" w:hanging="360"/>
+      </w:pPr>
+      <w:rPr>
+        <w:rFonts w:ascii="Courier New" w:hAnsi="Courier New" w:cs="Courier New" w:hint="default"/>
+      </w:rPr>
+    </w:lvl>
+    <w:lvl w:ilvl="5" w:tplc="04090005" w:tentative="1">
+      <w:start w:val="1"/>
+      <w:numFmt w:val="bullet"/>
+      <w:lvlText w:val=""/>
+      <w:lvlJc w:val="left"/>
+      <w:pPr>
+        <w:ind w:left="4320" w:hanging="360"/>
+      </w:pPr>
+      <w:rPr>
+        <w:rFonts w:ascii="Wingdings" w:hAnsi="Wingdings" w:hint="default"/>
+      </w:rPr>
+    </w:lvl>
+    <w:lvl w:ilvl="6" w:tplc="04090001" w:tentative="1">
+      <w:start w:val="1"/>
+      <w:numFmt w:val="bullet"/>
+      <w:lvlText w:val=""/>
+      <w:lvlJc w:val="left"/>
+      <w:pPr>
+        <w:ind w:left="5040" w:hanging="360"/>
+      </w:pPr>
+      <w:rPr>
+        <w:rFonts w:ascii="Symbol" w:hAnsi="Symbol" w:hint="default"/>
+      </w:rPr>
+    </w:lvl>
+    <w:lvl w:ilvl="7" w:tplc="04090003" w:tentative="1">
+      <w:start w:val="1"/>
+      <w:numFmt w:val="bullet"/>
+      <w:lvlText w:val="o"/>
+      <w:lvlJc w:val="left"/>
+      <w:pPr>
+        <w:ind w:left="5760" w:hanging="360"/>
+      </w:pPr>
+      <w:rPr>
+        <w:rFonts w:ascii="Courier New" w:hAnsi="Courier New" w:cs="Courier New" w:hint="default"/>
+      </w:rPr>
+    </w:lvl>
+    <w:lvl w:ilvl="8" w:tplc="04090005" w:tentative="1">
+      <w:start w:val="1"/>
+      <w:numFmt w:val="bullet"/>
+      <w:lvlText w:val=""/>
+      <w:lvlJc w:val="left"/>
+      <w:pPr>
+        <w:ind w:left="6480" w:hanging="360"/>
+      </w:pPr>
+      <w:rPr>
+        <w:rFonts w:ascii="Wingdings" w:hAnsi="Wingdings" w:hint="default"/>
+      </w:rPr>
+    </w:lvl>
+  </w:abstractNum>
+  <w:abstractNum w:abstractNumId="13">
     <w:nsid w:val="334777AF"/>
     <w:multiLevelType w:val="hybridMultilevel"/>
     <w:tmpl w:val="A17CC1A6"/>
@@ -5924,7 +5576,7 @@
       </w:rPr>
     </w:lvl>
   </w:abstractNum>
-  <w:abstractNum w:abstractNumId="7">
+  <w:abstractNum w:abstractNumId="14">
     <w:nsid w:val="347C410B"/>
     <w:multiLevelType w:val="multilevel"/>
     <w:tmpl w:val="1AFEF5D0"/>
@@ -6073,7 +5725,7 @@
       </w:rPr>
     </w:lvl>
   </w:abstractNum>
-  <w:abstractNum w:abstractNumId="8">
+  <w:abstractNum w:abstractNumId="15">
     <w:nsid w:val="36DF36D9"/>
     <w:multiLevelType w:val="multilevel"/>
     <w:tmpl w:val="C9A0AC1E"/>
@@ -6222,7 +5874,7 @@
       </w:rPr>
     </w:lvl>
   </w:abstractNum>
-  <w:abstractNum w:abstractNumId="9">
+  <w:abstractNum w:abstractNumId="16">
     <w:nsid w:val="374F209E"/>
     <w:multiLevelType w:val="multilevel"/>
     <w:tmpl w:val="0658E24A"/>
@@ -6371,7 +6023,7 @@
       </w:rPr>
     </w:lvl>
   </w:abstractNum>
-  <w:abstractNum w:abstractNumId="10">
+  <w:abstractNum w:abstractNumId="17">
     <w:nsid w:val="37AF6D79"/>
     <w:multiLevelType w:val="multilevel"/>
     <w:tmpl w:val="380461B8"/>
@@ -6520,7 +6172,7 @@
       </w:rPr>
     </w:lvl>
   </w:abstractNum>
-  <w:abstractNum w:abstractNumId="11">
+  <w:abstractNum w:abstractNumId="18">
     <w:nsid w:val="3D150F56"/>
     <w:multiLevelType w:val="hybridMultilevel"/>
     <w:tmpl w:val="A99A1682"/>
@@ -6633,7 +6285,7 @@
       </w:rPr>
     </w:lvl>
   </w:abstractNum>
-  <w:abstractNum w:abstractNumId="12">
+  <w:abstractNum w:abstractNumId="19">
     <w:nsid w:val="4A223931"/>
     <w:multiLevelType w:val="multilevel"/>
     <w:tmpl w:val="934C4F34"/>
@@ -6782,7 +6434,121 @@
       </w:rPr>
     </w:lvl>
   </w:abstractNum>
-  <w:abstractNum w:abstractNumId="13">
+  <w:abstractNum w:abstractNumId="20">
+    <w:nsid w:val="4A2B0ABC"/>
+    <w:multiLevelType w:val="hybridMultilevel"/>
+    <w:tmpl w:val="067E811E"/>
+    <w:lvl w:ilvl="0" w:tplc="4B22CC20">
+      <w:start w:val="1"/>
+      <w:numFmt w:val="bullet"/>
+      <w:lvlText w:val="-"/>
+      <w:lvlJc w:val="left"/>
+      <w:pPr>
+        <w:ind w:left="360" w:hanging="360"/>
+      </w:pPr>
+      <w:rPr>
+        <w:rFonts w:ascii="Yu Gothic" w:eastAsia="Yu Gothic" w:hAnsi="Yu Gothic" w:hint="eastAsia"/>
+        <w:sz w:val="22"/>
+      </w:rPr>
+    </w:lvl>
+    <w:lvl w:ilvl="1" w:tplc="04090003" w:tentative="1">
+      <w:start w:val="1"/>
+      <w:numFmt w:val="bullet"/>
+      <w:lvlText w:val="o"/>
+      <w:lvlJc w:val="left"/>
+      <w:pPr>
+        <w:ind w:left="1080" w:hanging="360"/>
+      </w:pPr>
+      <w:rPr>
+        <w:rFonts w:ascii="Courier New" w:hAnsi="Courier New" w:cs="Courier New" w:hint="default"/>
+      </w:rPr>
+    </w:lvl>
+    <w:lvl w:ilvl="2" w:tplc="04090005" w:tentative="1">
+      <w:start w:val="1"/>
+      <w:numFmt w:val="bullet"/>
+      <w:lvlText w:val=""/>
+      <w:lvlJc w:val="left"/>
+      <w:pPr>
+        <w:ind w:left="1800" w:hanging="360"/>
+      </w:pPr>
+      <w:rPr>
+        <w:rFonts w:ascii="Wingdings" w:hAnsi="Wingdings" w:hint="default"/>
+      </w:rPr>
+    </w:lvl>
+    <w:lvl w:ilvl="3" w:tplc="04090001" w:tentative="1">
+      <w:start w:val="1"/>
+      <w:numFmt w:val="bullet"/>
+      <w:lvlText w:val=""/>
+      <w:lvlJc w:val="left"/>
+      <w:pPr>
+        <w:ind w:left="2520" w:hanging="360"/>
+      </w:pPr>
+      <w:rPr>
+        <w:rFonts w:ascii="Symbol" w:hAnsi="Symbol" w:hint="default"/>
+      </w:rPr>
+    </w:lvl>
+    <w:lvl w:ilvl="4" w:tplc="04090003" w:tentative="1">
+      <w:start w:val="1"/>
+      <w:numFmt w:val="bullet"/>
+      <w:lvlText w:val="o"/>
+      <w:lvlJc w:val="left"/>
+      <w:pPr>
+        <w:ind w:left="3240" w:hanging="360"/>
+      </w:pPr>
+      <w:rPr>
+        <w:rFonts w:ascii="Courier New" w:hAnsi="Courier New" w:cs="Courier New" w:hint="default"/>
+      </w:rPr>
+    </w:lvl>
+    <w:lvl w:ilvl="5" w:tplc="04090005" w:tentative="1">
+      <w:start w:val="1"/>
+      <w:numFmt w:val="bullet"/>
+      <w:lvlText w:val=""/>
+      <w:lvlJc w:val="left"/>
+      <w:pPr>
+        <w:ind w:left="3960" w:hanging="360"/>
+      </w:pPr>
+      <w:rPr>
+        <w:rFonts w:ascii="Wingdings" w:hAnsi="Wingdings" w:hint="default"/>
+      </w:rPr>
+    </w:lvl>
+    <w:lvl w:ilvl="6" w:tplc="04090001" w:tentative="1">
+      <w:start w:val="1"/>
+      <w:numFmt w:val="bullet"/>
+      <w:lvlText w:val=""/>
+      <w:lvlJc w:val="left"/>
+      <w:pPr>
+        <w:ind w:left="4680" w:hanging="360"/>
+      </w:pPr>
+      <w:rPr>
+        <w:rFonts w:ascii="Symbol" w:hAnsi="Symbol" w:hint="default"/>
+      </w:rPr>
+    </w:lvl>
+    <w:lvl w:ilvl="7" w:tplc="04090003" w:tentative="1">
+      <w:start w:val="1"/>
+      <w:numFmt w:val="bullet"/>
+      <w:lvlText w:val="o"/>
+      <w:lvlJc w:val="left"/>
+      <w:pPr>
+        <w:ind w:left="5400" w:hanging="360"/>
+      </w:pPr>
+      <w:rPr>
+        <w:rFonts w:ascii="Courier New" w:hAnsi="Courier New" w:cs="Courier New" w:hint="default"/>
+      </w:rPr>
+    </w:lvl>
+    <w:lvl w:ilvl="8" w:tplc="04090005" w:tentative="1">
+      <w:start w:val="1"/>
+      <w:numFmt w:val="bullet"/>
+      <w:lvlText w:val=""/>
+      <w:lvlJc w:val="left"/>
+      <w:pPr>
+        <w:ind w:left="6120" w:hanging="360"/>
+      </w:pPr>
+      <w:rPr>
+        <w:rFonts w:ascii="Wingdings" w:hAnsi="Wingdings" w:hint="default"/>
+      </w:rPr>
+    </w:lvl>
+  </w:abstractNum>
+  <w:abstractNum w:abstractNumId="21">
     <w:nsid w:val="4DB276CD"/>
     <w:multiLevelType w:val="hybridMultilevel"/>
     <w:tmpl w:val="BB02C85A"/>
@@ -6895,7 +6661,121 @@
       </w:rPr>
     </w:lvl>
   </w:abstractNum>
-  <w:abstractNum w:abstractNumId="14">
+  <w:abstractNum w:abstractNumId="22">
+    <w:nsid w:val="4E375194"/>
+    <w:multiLevelType w:val="hybridMultilevel"/>
+    <w:tmpl w:val="9E2ECF4C"/>
+    <w:lvl w:ilvl="0" w:tplc="4B22CC20">
+      <w:start w:val="1"/>
+      <w:numFmt w:val="bullet"/>
+      <w:lvlText w:val="-"/>
+      <w:lvlJc w:val="left"/>
+      <w:pPr>
+        <w:ind w:left="360" w:hanging="360"/>
+      </w:pPr>
+      <w:rPr>
+        <w:rFonts w:ascii="Yu Gothic" w:eastAsia="Yu Gothic" w:hAnsi="Yu Gothic" w:hint="eastAsia"/>
+        <w:sz w:val="22"/>
+      </w:rPr>
+    </w:lvl>
+    <w:lvl w:ilvl="1" w:tplc="04090003" w:tentative="1">
+      <w:start w:val="1"/>
+      <w:numFmt w:val="bullet"/>
+      <w:lvlText w:val="o"/>
+      <w:lvlJc w:val="left"/>
+      <w:pPr>
+        <w:ind w:left="1080" w:hanging="360"/>
+      </w:pPr>
+      <w:rPr>
+        <w:rFonts w:ascii="Courier New" w:hAnsi="Courier New" w:cs="Courier New" w:hint="default"/>
+      </w:rPr>
+    </w:lvl>
+    <w:lvl w:ilvl="2" w:tplc="04090005" w:tentative="1">
+      <w:start w:val="1"/>
+      <w:numFmt w:val="bullet"/>
+      <w:lvlText w:val=""/>
+      <w:lvlJc w:val="left"/>
+      <w:pPr>
+        <w:ind w:left="1800" w:hanging="360"/>
+      </w:pPr>
+      <w:rPr>
+        <w:rFonts w:ascii="Wingdings" w:hAnsi="Wingdings" w:hint="default"/>
+      </w:rPr>
+    </w:lvl>
+    <w:lvl w:ilvl="3" w:tplc="04090001" w:tentative="1">
+      <w:start w:val="1"/>
+      <w:numFmt w:val="bullet"/>
+      <w:lvlText w:val=""/>
+      <w:lvlJc w:val="left"/>
+      <w:pPr>
+        <w:ind w:left="2520" w:hanging="360"/>
+      </w:pPr>
+      <w:rPr>
+        <w:rFonts w:ascii="Symbol" w:hAnsi="Symbol" w:hint="default"/>
+      </w:rPr>
+    </w:lvl>
+    <w:lvl w:ilvl="4" w:tplc="04090003" w:tentative="1">
+      <w:start w:val="1"/>
+      <w:numFmt w:val="bullet"/>
+      <w:lvlText w:val="o"/>
+      <w:lvlJc w:val="left"/>
+      <w:pPr>
+        <w:ind w:left="3240" w:hanging="360"/>
+      </w:pPr>
+      <w:rPr>
+        <w:rFonts w:ascii="Courier New" w:hAnsi="Courier New" w:cs="Courier New" w:hint="default"/>
+      </w:rPr>
+    </w:lvl>
+    <w:lvl w:ilvl="5" w:tplc="04090005" w:tentative="1">
+      <w:start w:val="1"/>
+      <w:numFmt w:val="bullet"/>
+      <w:lvlText w:val=""/>
+      <w:lvlJc w:val="left"/>
+      <w:pPr>
+        <w:ind w:left="3960" w:hanging="360"/>
+      </w:pPr>
+      <w:rPr>
+        <w:rFonts w:ascii="Wingdings" w:hAnsi="Wingdings" w:hint="default"/>
+      </w:rPr>
+    </w:lvl>
+    <w:lvl w:ilvl="6" w:tplc="04090001" w:tentative="1">
+      <w:start w:val="1"/>
+      <w:numFmt w:val="bullet"/>
+      <w:lvlText w:val=""/>
+      <w:lvlJc w:val="left"/>
+      <w:pPr>
+        <w:ind w:left="4680" w:hanging="360"/>
+      </w:pPr>
+      <w:rPr>
+        <w:rFonts w:ascii="Symbol" w:hAnsi="Symbol" w:hint="default"/>
+      </w:rPr>
+    </w:lvl>
+    <w:lvl w:ilvl="7" w:tplc="04090003" w:tentative="1">
+      <w:start w:val="1"/>
+      <w:numFmt w:val="bullet"/>
+      <w:lvlText w:val="o"/>
+      <w:lvlJc w:val="left"/>
+      <w:pPr>
+        <w:ind w:left="5400" w:hanging="360"/>
+      </w:pPr>
+      <w:rPr>
+        <w:rFonts w:ascii="Courier New" w:hAnsi="Courier New" w:cs="Courier New" w:hint="default"/>
+      </w:rPr>
+    </w:lvl>
+    <w:lvl w:ilvl="8" w:tplc="04090005" w:tentative="1">
+      <w:start w:val="1"/>
+      <w:numFmt w:val="bullet"/>
+      <w:lvlText w:val=""/>
+      <w:lvlJc w:val="left"/>
+      <w:pPr>
+        <w:ind w:left="6120" w:hanging="360"/>
+      </w:pPr>
+      <w:rPr>
+        <w:rFonts w:ascii="Wingdings" w:hAnsi="Wingdings" w:hint="default"/>
+      </w:rPr>
+    </w:lvl>
+  </w:abstractNum>
+  <w:abstractNum w:abstractNumId="23">
     <w:nsid w:val="550A31FD"/>
     <w:multiLevelType w:val="multilevel"/>
     <w:tmpl w:val="CF1053AA"/>
@@ -7044,7 +6924,7 @@
       </w:rPr>
     </w:lvl>
   </w:abstractNum>
-  <w:abstractNum w:abstractNumId="15">
+  <w:abstractNum w:abstractNumId="24">
     <w:nsid w:val="5580592F"/>
     <w:multiLevelType w:val="hybridMultilevel"/>
     <w:tmpl w:val="3F3AE058"/>
@@ -7157,7 +7037,7 @@
       </w:rPr>
     </w:lvl>
   </w:abstractNum>
-  <w:abstractNum w:abstractNumId="16">
+  <w:abstractNum w:abstractNumId="25">
     <w:nsid w:val="57B336E3"/>
     <w:multiLevelType w:val="hybridMultilevel"/>
     <w:tmpl w:val="DA84A0A6"/>
@@ -7270,7 +7150,7 @@
       </w:rPr>
     </w:lvl>
   </w:abstractNum>
-  <w:abstractNum w:abstractNumId="17">
+  <w:abstractNum w:abstractNumId="26">
     <w:nsid w:val="6128048D"/>
     <w:multiLevelType w:val="hybridMultilevel"/>
     <w:tmpl w:val="96B8BA7E"/>
@@ -7383,7 +7263,121 @@
       </w:rPr>
     </w:lvl>
   </w:abstractNum>
-  <w:abstractNum w:abstractNumId="18">
+  <w:abstractNum w:abstractNumId="27">
+    <w:nsid w:val="61E30242"/>
+    <w:multiLevelType w:val="hybridMultilevel"/>
+    <w:tmpl w:val="9AC4C13E"/>
+    <w:lvl w:ilvl="0" w:tplc="4B22CC20">
+      <w:start w:val="1"/>
+      <w:numFmt w:val="bullet"/>
+      <w:lvlText w:val="-"/>
+      <w:lvlJc w:val="left"/>
+      <w:pPr>
+        <w:ind w:left="360" w:hanging="360"/>
+      </w:pPr>
+      <w:rPr>
+        <w:rFonts w:ascii="Yu Gothic" w:eastAsia="Yu Gothic" w:hAnsi="Yu Gothic" w:hint="eastAsia"/>
+        <w:sz w:val="22"/>
+      </w:rPr>
+    </w:lvl>
+    <w:lvl w:ilvl="1" w:tplc="04090003" w:tentative="1">
+      <w:start w:val="1"/>
+      <w:numFmt w:val="bullet"/>
+      <w:lvlText w:val="o"/>
+      <w:lvlJc w:val="left"/>
+      <w:pPr>
+        <w:ind w:left="1080" w:hanging="360"/>
+      </w:pPr>
+      <w:rPr>
+        <w:rFonts w:ascii="Courier New" w:hAnsi="Courier New" w:cs="Courier New" w:hint="default"/>
+      </w:rPr>
+    </w:lvl>
+    <w:lvl w:ilvl="2" w:tplc="04090005" w:tentative="1">
+      <w:start w:val="1"/>
+      <w:numFmt w:val="bullet"/>
+      <w:lvlText w:val=""/>
+      <w:lvlJc w:val="left"/>
+      <w:pPr>
+        <w:ind w:left="1800" w:hanging="360"/>
+      </w:pPr>
+      <w:rPr>
+        <w:rFonts w:ascii="Wingdings" w:hAnsi="Wingdings" w:hint="default"/>
+      </w:rPr>
+    </w:lvl>
+    <w:lvl w:ilvl="3" w:tplc="04090001" w:tentative="1">
+      <w:start w:val="1"/>
+      <w:numFmt w:val="bullet"/>
+      <w:lvlText w:val=""/>
+      <w:lvlJc w:val="left"/>
+      <w:pPr>
+        <w:ind w:left="2520" w:hanging="360"/>
+      </w:pPr>
+      <w:rPr>
+        <w:rFonts w:ascii="Symbol" w:hAnsi="Symbol" w:hint="default"/>
+      </w:rPr>
+    </w:lvl>
+    <w:lvl w:ilvl="4" w:tplc="04090003" w:tentative="1">
+      <w:start w:val="1"/>
+      <w:numFmt w:val="bullet"/>
+      <w:lvlText w:val="o"/>
+      <w:lvlJc w:val="left"/>
+      <w:pPr>
+        <w:ind w:left="3240" w:hanging="360"/>
+      </w:pPr>
+      <w:rPr>
+        <w:rFonts w:ascii="Courier New" w:hAnsi="Courier New" w:cs="Courier New" w:hint="default"/>
+      </w:rPr>
+    </w:lvl>
+    <w:lvl w:ilvl="5" w:tplc="04090005" w:tentative="1">
+      <w:start w:val="1"/>
+      <w:numFmt w:val="bullet"/>
+      <w:lvlText w:val=""/>
+      <w:lvlJc w:val="left"/>
+      <w:pPr>
+        <w:ind w:left="3960" w:hanging="360"/>
+      </w:pPr>
+      <w:rPr>
+        <w:rFonts w:ascii="Wingdings" w:hAnsi="Wingdings" w:hint="default"/>
+      </w:rPr>
+    </w:lvl>
+    <w:lvl w:ilvl="6" w:tplc="04090001" w:tentative="1">
+      <w:start w:val="1"/>
+      <w:numFmt w:val="bullet"/>
+      <w:lvlText w:val=""/>
+      <w:lvlJc w:val="left"/>
+      <w:pPr>
+        <w:ind w:left="4680" w:hanging="360"/>
+      </w:pPr>
+      <w:rPr>
+        <w:rFonts w:ascii="Symbol" w:hAnsi="Symbol" w:hint="default"/>
+      </w:rPr>
+    </w:lvl>
+    <w:lvl w:ilvl="7" w:tplc="04090003" w:tentative="1">
+      <w:start w:val="1"/>
+      <w:numFmt w:val="bullet"/>
+      <w:lvlText w:val="o"/>
+      <w:lvlJc w:val="left"/>
+      <w:pPr>
+        <w:ind w:left="5400" w:hanging="360"/>
+      </w:pPr>
+      <w:rPr>
+        <w:rFonts w:ascii="Courier New" w:hAnsi="Courier New" w:cs="Courier New" w:hint="default"/>
+      </w:rPr>
+    </w:lvl>
+    <w:lvl w:ilvl="8" w:tplc="04090005" w:tentative="1">
+      <w:start w:val="1"/>
+      <w:numFmt w:val="bullet"/>
+      <w:lvlText w:val=""/>
+      <w:lvlJc w:val="left"/>
+      <w:pPr>
+        <w:ind w:left="6120" w:hanging="360"/>
+      </w:pPr>
+      <w:rPr>
+        <w:rFonts w:ascii="Wingdings" w:hAnsi="Wingdings" w:hint="default"/>
+      </w:rPr>
+    </w:lvl>
+  </w:abstractNum>
+  <w:abstractNum w:abstractNumId="28">
     <w:nsid w:val="68F01145"/>
     <w:multiLevelType w:val="hybridMultilevel"/>
     <w:tmpl w:val="5C8250CE"/>
@@ -7496,7 +7490,7 @@
       </w:rPr>
     </w:lvl>
   </w:abstractNum>
-  <w:abstractNum w:abstractNumId="19">
+  <w:abstractNum w:abstractNumId="29">
     <w:nsid w:val="6D5070CE"/>
     <w:multiLevelType w:val="hybridMultilevel"/>
     <w:tmpl w:val="CD0267C2"/>
@@ -7609,7 +7603,7 @@
       </w:rPr>
     </w:lvl>
   </w:abstractNum>
-  <w:abstractNum w:abstractNumId="20">
+  <w:abstractNum w:abstractNumId="30">
     <w:nsid w:val="786A4C51"/>
     <w:multiLevelType w:val="multilevel"/>
     <w:tmpl w:val="F9FA7CB2"/>
@@ -7758,68 +7752,215 @@
       </w:rPr>
     </w:lvl>
   </w:abstractNum>
+  <w:abstractNum w:abstractNumId="31">
+    <w:nsid w:val="7AC51DEA"/>
+    <w:multiLevelType w:val="hybridMultilevel"/>
+    <w:tmpl w:val="AC8CF4D0"/>
+    <w:lvl w:ilvl="0" w:tplc="4B22CC20">
+      <w:start w:val="1"/>
+      <w:numFmt w:val="bullet"/>
+      <w:lvlText w:val="-"/>
+      <w:lvlJc w:val="left"/>
+      <w:pPr>
+        <w:ind w:left="360" w:hanging="360"/>
+      </w:pPr>
+      <w:rPr>
+        <w:rFonts w:ascii="Yu Gothic" w:eastAsia="Yu Gothic" w:hAnsi="Yu Gothic" w:hint="eastAsia"/>
+        <w:sz w:val="22"/>
+      </w:rPr>
+    </w:lvl>
+    <w:lvl w:ilvl="1" w:tplc="04090003" w:tentative="1">
+      <w:start w:val="1"/>
+      <w:numFmt w:val="bullet"/>
+      <w:lvlText w:val="o"/>
+      <w:lvlJc w:val="left"/>
+      <w:pPr>
+        <w:ind w:left="1080" w:hanging="360"/>
+      </w:pPr>
+      <w:rPr>
+        <w:rFonts w:ascii="Courier New" w:hAnsi="Courier New" w:cs="Courier New" w:hint="default"/>
+      </w:rPr>
+    </w:lvl>
+    <w:lvl w:ilvl="2" w:tplc="04090005" w:tentative="1">
+      <w:start w:val="1"/>
+      <w:numFmt w:val="bullet"/>
+      <w:lvlText w:val=""/>
+      <w:lvlJc w:val="left"/>
+      <w:pPr>
+        <w:ind w:left="1800" w:hanging="360"/>
+      </w:pPr>
+      <w:rPr>
+        <w:rFonts w:ascii="Wingdings" w:hAnsi="Wingdings" w:hint="default"/>
+      </w:rPr>
+    </w:lvl>
+    <w:lvl w:ilvl="3" w:tplc="04090001" w:tentative="1">
+      <w:start w:val="1"/>
+      <w:numFmt w:val="bullet"/>
+      <w:lvlText w:val=""/>
+      <w:lvlJc w:val="left"/>
+      <w:pPr>
+        <w:ind w:left="2520" w:hanging="360"/>
+      </w:pPr>
+      <w:rPr>
+        <w:rFonts w:ascii="Symbol" w:hAnsi="Symbol" w:hint="default"/>
+      </w:rPr>
+    </w:lvl>
+    <w:lvl w:ilvl="4" w:tplc="04090003" w:tentative="1">
+      <w:start w:val="1"/>
+      <w:numFmt w:val="bullet"/>
+      <w:lvlText w:val="o"/>
+      <w:lvlJc w:val="left"/>
+      <w:pPr>
+        <w:ind w:left="3240" w:hanging="360"/>
+      </w:pPr>
+      <w:rPr>
+        <w:rFonts w:ascii="Courier New" w:hAnsi="Courier New" w:cs="Courier New" w:hint="default"/>
+      </w:rPr>
+    </w:lvl>
+    <w:lvl w:ilvl="5" w:tplc="04090005" w:tentative="1">
+      <w:start w:val="1"/>
+      <w:numFmt w:val="bullet"/>
+      <w:lvlText w:val=""/>
+      <w:lvlJc w:val="left"/>
+      <w:pPr>
+        <w:ind w:left="3960" w:hanging="360"/>
+      </w:pPr>
+      <w:rPr>
+        <w:rFonts w:ascii="Wingdings" w:hAnsi="Wingdings" w:hint="default"/>
+      </w:rPr>
+    </w:lvl>
+    <w:lvl w:ilvl="6" w:tplc="04090001" w:tentative="1">
+      <w:start w:val="1"/>
+      <w:numFmt w:val="bullet"/>
+      <w:lvlText w:val=""/>
+      <w:lvlJc w:val="left"/>
+      <w:pPr>
+        <w:ind w:left="4680" w:hanging="360"/>
+      </w:pPr>
+      <w:rPr>
+        <w:rFonts w:ascii="Symbol" w:hAnsi="Symbol" w:hint="default"/>
+      </w:rPr>
+    </w:lvl>
+    <w:lvl w:ilvl="7" w:tplc="04090003" w:tentative="1">
+      <w:start w:val="1"/>
+      <w:numFmt w:val="bullet"/>
+      <w:lvlText w:val="o"/>
+      <w:lvlJc w:val="left"/>
+      <w:pPr>
+        <w:ind w:left="5400" w:hanging="360"/>
+      </w:pPr>
+      <w:rPr>
+        <w:rFonts w:ascii="Courier New" w:hAnsi="Courier New" w:cs="Courier New" w:hint="default"/>
+      </w:rPr>
+    </w:lvl>
+    <w:lvl w:ilvl="8" w:tplc="04090005" w:tentative="1">
+      <w:start w:val="1"/>
+      <w:numFmt w:val="bullet"/>
+      <w:lvlText w:val=""/>
+      <w:lvlJc w:val="left"/>
+      <w:pPr>
+        <w:ind w:left="6120" w:hanging="360"/>
+      </w:pPr>
+      <w:rPr>
+        <w:rFonts w:ascii="Wingdings" w:hAnsi="Wingdings" w:hint="default"/>
+      </w:rPr>
+    </w:lvl>
+  </w:abstractNum>
   <w:num w:numId="1">
+    <w:abstractNumId w:val="10"/>
+  </w:num>
+  <w:num w:numId="2">
+    <w:abstractNumId w:val="11"/>
+  </w:num>
+  <w:num w:numId="3">
+    <w:abstractNumId w:val="5"/>
+  </w:num>
+  <w:num w:numId="4">
+    <w:abstractNumId w:val="23"/>
+  </w:num>
+  <w:num w:numId="5">
+    <w:abstractNumId w:val="29"/>
+  </w:num>
+  <w:num w:numId="6">
+    <w:abstractNumId w:val="13"/>
+  </w:num>
+  <w:num w:numId="7">
+    <w:abstractNumId w:val="24"/>
+  </w:num>
+  <w:num w:numId="8">
+    <w:abstractNumId w:val="25"/>
+  </w:num>
+  <w:num w:numId="9">
     <w:abstractNumId w:val="4"/>
   </w:num>
-  <w:num w:numId="2">
-    <w:abstractNumId w:val="5"/>
+  <w:num w:numId="10">
+    <w:abstractNumId w:val="26"/>
   </w:num>
-  <w:num w:numId="3">
+  <w:num w:numId="11">
+    <w:abstractNumId w:val="28"/>
+  </w:num>
+  <w:num w:numId="12">
+    <w:abstractNumId w:val="21"/>
+  </w:num>
+  <w:num w:numId="13">
+    <w:abstractNumId w:val="7"/>
+  </w:num>
+  <w:num w:numId="14">
+    <w:abstractNumId w:val="8"/>
+  </w:num>
+  <w:num w:numId="15">
+    <w:abstractNumId w:val="18"/>
+  </w:num>
+  <w:num w:numId="16">
+    <w:abstractNumId w:val="14"/>
+  </w:num>
+  <w:num w:numId="17">
+    <w:abstractNumId w:val="16"/>
+  </w:num>
+  <w:num w:numId="18">
+    <w:abstractNumId w:val="15"/>
+  </w:num>
+  <w:num w:numId="19">
+    <w:abstractNumId w:val="19"/>
+  </w:num>
+  <w:num w:numId="20">
+    <w:abstractNumId w:val="30"/>
+  </w:num>
+  <w:num w:numId="21">
+    <w:abstractNumId w:val="17"/>
+  </w:num>
+  <w:num w:numId="22">
+    <w:abstractNumId w:val="20"/>
+  </w:num>
+  <w:num w:numId="23">
+    <w:abstractNumId w:val="2"/>
+  </w:num>
+  <w:num w:numId="24">
+    <w:abstractNumId w:val="27"/>
+  </w:num>
+  <w:num w:numId="25">
+    <w:abstractNumId w:val="22"/>
+  </w:num>
+  <w:num w:numId="26">
+    <w:abstractNumId w:val="3"/>
+  </w:num>
+  <w:num w:numId="27">
     <w:abstractNumId w:val="1"/>
   </w:num>
-  <w:num w:numId="4">
-    <w:abstractNumId w:val="14"/>
-  </w:num>
-  <w:num w:numId="5">
-    <w:abstractNumId w:val="19"/>
-  </w:num>
-  <w:num w:numId="6">
+  <w:num w:numId="28">
     <w:abstractNumId w:val="6"/>
   </w:num>
-  <w:num w:numId="7">
-    <w:abstractNumId w:val="15"/>
-  </w:num>
-  <w:num w:numId="8">
-    <w:abstractNumId w:val="16"/>
-  </w:num>
-  <w:num w:numId="9">
+  <w:num w:numId="29">
     <w:abstractNumId w:val="0"/>
   </w:num>
-  <w:num w:numId="10">
-    <w:abstractNumId w:val="17"/>
+  <w:num w:numId="30">
+    <w:abstractNumId w:val="31"/>
   </w:num>
-  <w:num w:numId="11">
-    <w:abstractNumId w:val="18"/>
-  </w:num>
-  <w:num w:numId="12">
-    <w:abstractNumId w:val="13"/>
-  </w:num>
-  <w:num w:numId="13">
-    <w:abstractNumId w:val="2"/>
-  </w:num>
-  <w:num w:numId="14">
-    <w:abstractNumId w:val="3"/>
-  </w:num>
-  <w:num w:numId="15">
-    <w:abstractNumId w:val="11"/>
-  </w:num>
-  <w:num w:numId="16">
-    <w:abstractNumId w:val="7"/>
-  </w:num>
-  <w:num w:numId="17">
+  <w:num w:numId="31">
     <w:abstractNumId w:val="9"/>
   </w:num>
-  <w:num w:numId="18">
-    <w:abstractNumId w:val="8"/>
-  </w:num>
-  <w:num w:numId="19">
+  <w:num w:numId="32">
     <w:abstractNumId w:val="12"/>
-  </w:num>
-  <w:num w:numId="20">
-    <w:abstractNumId w:val="20"/>
-  </w:num>
-  <w:num w:numId="21">
-    <w:abstractNumId w:val="10"/>
   </w:num>
   <w:numIdMacAtCleanup w:val="8"/>
 </w:numbering>
@@ -8815,7 +8956,7 @@
 </file>
 
 <file path=customXml/itemProps1.xml><?xml version="1.0" encoding="utf-8"?>
-<ds:datastoreItem xmlns:ds="http://schemas.openxmlformats.org/officeDocument/2006/customXml" ds:itemID="{14EFDD2B-CD7F-4BEB-9EDE-7CC1B7083E70}">
+<ds:datastoreItem xmlns:ds="http://schemas.openxmlformats.org/officeDocument/2006/customXml" ds:itemID="{DE7FA3FF-5A08-431E-A839-994A87ECB262}">
   <ds:schemaRefs>
     <ds:schemaRef ds:uri="http://schemas.openxmlformats.org/officeDocument/2006/bibliography"/>
   </ds:schemaRefs>

--- a/William/.Net Vue/William_Jackson.docx
+++ b/William/.Net Vue/William_Jackson.docx
@@ -177,8 +177,10 @@
                 <w:sz w:val="17"/>
                 <w:szCs w:val="17"/>
               </w:rPr>
-              <w:t>williamjackson.pro@outlook.com</w:t>
+              <w:t>williamjdev@outlook.com</w:t>
             </w:r>
+            <w:bookmarkStart w:id="0" w:name="_GoBack"/>
+            <w:bookmarkEnd w:id="0"/>
             <w:r>
               <w:rPr>
                 <w:rFonts w:ascii="Arial" w:eastAsia="Arial" w:hAnsi="Arial" w:cs="Arial"/>
@@ -204,10 +206,8 @@
                 <w:sz w:val="17"/>
                 <w:szCs w:val="17"/>
               </w:rPr>
-              <w:t>75b9343b6</w:t>
+              <w:t>40036a3ba</w:t>
             </w:r>
-            <w:bookmarkStart w:id="0" w:name="_GoBack"/>
-            <w:bookmarkEnd w:id="0"/>
           </w:p>
         </w:tc>
       </w:tr>
@@ -8956,7 +8956,7 @@
 </file>
 
 <file path=customXml/itemProps1.xml><?xml version="1.0" encoding="utf-8"?>
-<ds:datastoreItem xmlns:ds="http://schemas.openxmlformats.org/officeDocument/2006/customXml" ds:itemID="{DE7FA3FF-5A08-431E-A839-994A87ECB262}">
+<ds:datastoreItem xmlns:ds="http://schemas.openxmlformats.org/officeDocument/2006/customXml" ds:itemID="{25438C71-EBEB-4360-B3FE-D6835DDFFCB3}">
   <ds:schemaRefs>
     <ds:schemaRef ds:uri="http://schemas.openxmlformats.org/officeDocument/2006/bibliography"/>
   </ds:schemaRefs>

--- a/William/.Net Vue/William_Jackson.docx
+++ b/William/.Net Vue/William_Jackson.docx
@@ -179,8 +179,6 @@
               </w:rPr>
               <w:t>williamjdev@outlook.com</w:t>
             </w:r>
-            <w:bookmarkStart w:id="0" w:name="_GoBack"/>
-            <w:bookmarkEnd w:id="0"/>
             <w:r>
               <w:rPr>
                 <w:rFonts w:ascii="Arial" w:eastAsia="Arial" w:hAnsi="Arial" w:cs="Arial"/>
@@ -249,13 +247,20 @@
         </w:rPr>
         <w:t xml:space="preserve">Senior Software Engineer operating within </w:t>
       </w:r>
+      <w:r>
+        <w:rPr>
+          <w:rStyle w:val="Strong"/>
+          <w:sz w:val="22"/>
+        </w:rPr>
+        <w:t xml:space="preserve">SaaS, </w:t>
+      </w:r>
       <w:proofErr w:type="spellStart"/>
       <w:r>
         <w:rPr>
           <w:rStyle w:val="Strong"/>
           <w:sz w:val="22"/>
         </w:rPr>
-        <w:t>SaaS</w:t>
+        <w:t>fintech</w:t>
       </w:r>
       <w:proofErr w:type="spellEnd"/>
       <w:r>
@@ -263,7 +268,20 @@
           <w:rStyle w:val="Strong"/>
           <w:sz w:val="22"/>
         </w:rPr>
-        <w:t xml:space="preserve">, </w:t>
+        <w:t>, and data-intensive platforms</w:t>
+      </w:r>
+      <w:r>
+        <w:rPr>
+          <w:sz w:val="22"/>
+        </w:rPr>
+        <w:t xml:space="preserve">, delivering resilient full-stack systems using </w:t>
+      </w:r>
+      <w:r>
+        <w:rPr>
+          <w:rStyle w:val="Strong"/>
+          <w:sz w:val="22"/>
+        </w:rPr>
+        <w:t xml:space="preserve">Vue.js (2–3), </w:t>
       </w:r>
       <w:proofErr w:type="spellStart"/>
       <w:r>
@@ -271,7 +289,7 @@
           <w:rStyle w:val="Strong"/>
           <w:sz w:val="22"/>
         </w:rPr>
-        <w:t>fintech</w:t>
+        <w:t>TypeScript</w:t>
       </w:r>
       <w:proofErr w:type="spellEnd"/>
       <w:r>
@@ -279,87 +297,42 @@
           <w:rStyle w:val="Strong"/>
           <w:sz w:val="22"/>
         </w:rPr>
-        <w:t>, and data-intensive platforms</w:t>
-      </w:r>
-      <w:r>
-        <w:rPr>
-          <w:sz w:val="22"/>
-        </w:rPr>
-        <w:t xml:space="preserve">, delivering resilient full-stack systems using </w:t>
-      </w:r>
+        <w:t xml:space="preserve"> (3–5), and C#/.NET / ASP.NET Core (2–8)</w:t>
+      </w:r>
+      <w:r>
+        <w:rPr>
+          <w:sz w:val="22"/>
+        </w:rPr>
+        <w:t xml:space="preserve"> across cloud-native environments. Expertise spans </w:t>
+      </w:r>
+      <w:proofErr w:type="spellStart"/>
       <w:r>
         <w:rPr>
           <w:rStyle w:val="Strong"/>
           <w:sz w:val="22"/>
         </w:rPr>
-        <w:t xml:space="preserve">Vue.js (2–3), </w:t>
-      </w:r>
-      <w:proofErr w:type="spellStart"/>
+        <w:t>microservices</w:t>
+      </w:r>
+      <w:proofErr w:type="spellEnd"/>
       <w:r>
         <w:rPr>
           <w:rStyle w:val="Strong"/>
           <w:sz w:val="22"/>
         </w:rPr>
-        <w:t>TypeScript</w:t>
-      </w:r>
-      <w:proofErr w:type="spellEnd"/>
+        <w:t>, event-driven architecture, and secure API ecosystems</w:t>
+      </w:r>
+      <w:r>
+        <w:rPr>
+          <w:sz w:val="22"/>
+        </w:rPr>
+        <w:t xml:space="preserve">, consistently improving system reliability by over </w:t>
+      </w:r>
       <w:r>
         <w:rPr>
           <w:rStyle w:val="Strong"/>
           <w:sz w:val="22"/>
         </w:rPr>
-        <w:t xml:space="preserve"> (3–5), and C#/.NET / ASP.NET Core (2–8)</w:t>
-      </w:r>
-      <w:r>
-        <w:rPr>
-          <w:sz w:val="22"/>
-        </w:rPr>
-        <w:t xml:space="preserve"> across cloud-native environments. Expertise spans </w:t>
-      </w:r>
-      <w:proofErr w:type="spellStart"/>
-      <w:r>
-        <w:rPr>
-          <w:rStyle w:val="Strong"/>
-          <w:sz w:val="22"/>
-        </w:rPr>
-        <w:t>microservices</w:t>
-      </w:r>
-      <w:proofErr w:type="spellEnd"/>
-      <w:r>
-        <w:rPr>
-          <w:rStyle w:val="Strong"/>
-          <w:sz w:val="22"/>
-        </w:rPr>
-        <w:t>, event-driven architecture, and secure API ecosystems</w:t>
-      </w:r>
-      <w:r>
-        <w:rPr>
-          <w:sz w:val="22"/>
-        </w:rPr>
-        <w:t xml:space="preserve">, consistently improving system reliability by over </w:t>
-      </w:r>
-      <w:r>
-        <w:rPr>
-          <w:rStyle w:val="Strong"/>
-          <w:sz w:val="22"/>
-        </w:rPr>
-        <w:t xml:space="preserve">40% through </w:t>
-      </w:r>
-      <w:proofErr w:type="spellStart"/>
-      <w:r>
-        <w:rPr>
-          <w:rStyle w:val="Strong"/>
-          <w:sz w:val="22"/>
-        </w:rPr>
-        <w:t>observability</w:t>
-      </w:r>
-      <w:proofErr w:type="spellEnd"/>
-      <w:r>
-        <w:rPr>
-          <w:rStyle w:val="Strong"/>
-          <w:sz w:val="22"/>
-        </w:rPr>
-        <w:t xml:space="preserve">, </w:t>
+        <w:t xml:space="preserve">40% through observability, </w:t>
       </w:r>
       <w:proofErr w:type="spellStart"/>
       <w:r>
@@ -649,13 +622,26 @@
         </w:rPr>
         <w:t xml:space="preserve"> — </w:t>
       </w:r>
+      <w:r>
+        <w:rPr>
+          <w:rStyle w:val="Strong"/>
+          <w:sz w:val="22"/>
+        </w:rPr>
+        <w:t>PostgreSQL (11–16)</w:t>
+      </w:r>
+      <w:r>
+        <w:rPr>
+          <w:sz w:val="22"/>
+        </w:rPr>
+        <w:t xml:space="preserve">, MySQL, SQL Server, </w:t>
+      </w:r>
       <w:proofErr w:type="spellStart"/>
       <w:r>
         <w:rPr>
           <w:rStyle w:val="Strong"/>
           <w:sz w:val="22"/>
         </w:rPr>
-        <w:t>PostgreSQL</w:t>
+        <w:t>Redis</w:t>
       </w:r>
       <w:proofErr w:type="spellEnd"/>
       <w:r>
@@ -663,49 +649,13 @@
           <w:rStyle w:val="Strong"/>
           <w:sz w:val="22"/>
         </w:rPr>
-        <w:t xml:space="preserve"> (11–16)</w:t>
-      </w:r>
-      <w:r>
-        <w:rPr>
-          <w:sz w:val="22"/>
-        </w:rPr>
-        <w:t xml:space="preserve">, MySQL, SQL Server, </w:t>
-      </w:r>
-      <w:proofErr w:type="spellStart"/>
-      <w:r>
-        <w:rPr>
-          <w:rStyle w:val="Strong"/>
-          <w:sz w:val="22"/>
-        </w:rPr>
-        <w:t>Redis</w:t>
-      </w:r>
-      <w:proofErr w:type="spellEnd"/>
-      <w:r>
-        <w:rPr>
-          <w:rStyle w:val="Strong"/>
-          <w:sz w:val="22"/>
-        </w:rPr>
         <w:t xml:space="preserve"> (5–7)</w:t>
       </w:r>
       <w:r>
         <w:rPr>
           <w:sz w:val="22"/>
         </w:rPr>
-        <w:t xml:space="preserve">, </w:t>
-      </w:r>
-      <w:proofErr w:type="spellStart"/>
-      <w:r>
-        <w:rPr>
-          <w:sz w:val="22"/>
-        </w:rPr>
-        <w:t>MongoDB</w:t>
-      </w:r>
-      <w:proofErr w:type="spellEnd"/>
-      <w:r>
-        <w:rPr>
-          <w:sz w:val="22"/>
-        </w:rPr>
-        <w:t xml:space="preserve">, </w:t>
+        <w:t xml:space="preserve">, MongoDB, </w:t>
       </w:r>
       <w:proofErr w:type="spellStart"/>
       <w:r>
@@ -797,171 +747,107 @@
           <w:rStyle w:val="Strong"/>
           <w:sz w:val="22"/>
         </w:rPr>
-        <w:t xml:space="preserve">Cloud &amp; </w:t>
+        <w:t>Cloud &amp; DevOps</w:t>
+      </w:r>
+      <w:r>
+        <w:rPr>
+          <w:sz w:val="22"/>
+        </w:rPr>
+        <w:t xml:space="preserve"> — </w:t>
+      </w:r>
+      <w:r>
+        <w:rPr>
+          <w:rStyle w:val="Strong"/>
+          <w:sz w:val="22"/>
+        </w:rPr>
+        <w:t>AWS</w:t>
+      </w:r>
+      <w:r>
+        <w:rPr>
+          <w:sz w:val="22"/>
+        </w:rPr>
+        <w:t xml:space="preserve">, </w:t>
+      </w:r>
+      <w:r>
+        <w:rPr>
+          <w:rStyle w:val="Strong"/>
+          <w:sz w:val="22"/>
+        </w:rPr>
+        <w:t>Docker (20.x–26.x)</w:t>
+      </w:r>
+      <w:r>
+        <w:rPr>
+          <w:sz w:val="22"/>
+        </w:rPr>
+        <w:t xml:space="preserve">, </w:t>
+      </w:r>
+      <w:r>
+        <w:rPr>
+          <w:rStyle w:val="Strong"/>
+          <w:sz w:val="22"/>
+        </w:rPr>
+        <w:t>Kubernetes (1.20–1.30)</w:t>
+      </w:r>
+      <w:r>
+        <w:rPr>
+          <w:sz w:val="22"/>
+        </w:rPr>
+        <w:t xml:space="preserve">, Helm, Argo CD, </w:t>
       </w:r>
       <w:proofErr w:type="spellStart"/>
       <w:r>
         <w:rPr>
+          <w:sz w:val="22"/>
+        </w:rPr>
+        <w:t>GitOps</w:t>
+      </w:r>
+      <w:proofErr w:type="spellEnd"/>
+      <w:r>
+        <w:rPr>
+          <w:sz w:val="22"/>
+        </w:rPr>
+        <w:t xml:space="preserve">, </w:t>
+      </w:r>
+      <w:r>
+        <w:rPr>
           <w:rStyle w:val="Strong"/>
           <w:sz w:val="22"/>
         </w:rPr>
-        <w:t>DevOps</w:t>
+        <w:t>Terraform (1.0–1.7)</w:t>
+      </w:r>
+      <w:r>
+        <w:rPr>
+          <w:sz w:val="22"/>
+        </w:rPr>
+        <w:t xml:space="preserve">, </w:t>
+      </w:r>
+      <w:proofErr w:type="spellStart"/>
+      <w:r>
+        <w:rPr>
+          <w:sz w:val="22"/>
+        </w:rPr>
+        <w:t>CloudFormation</w:t>
       </w:r>
       <w:proofErr w:type="spellEnd"/>
       <w:r>
         <w:rPr>
           <w:sz w:val="22"/>
         </w:rPr>
-        <w:t xml:space="preserve"> — </w:t>
-      </w:r>
-      <w:r>
-        <w:rPr>
-          <w:rStyle w:val="Strong"/>
-          <w:sz w:val="22"/>
-        </w:rPr>
-        <w:t>AWS</w:t>
-      </w:r>
-      <w:r>
-        <w:rPr>
-          <w:sz w:val="22"/>
-        </w:rPr>
-        <w:t xml:space="preserve">, </w:t>
+        <w:t xml:space="preserve">, GitHub Actions, </w:t>
       </w:r>
       <w:proofErr w:type="spellStart"/>
       <w:r>
         <w:rPr>
-          <w:rStyle w:val="Strong"/>
-          <w:sz w:val="22"/>
-        </w:rPr>
-        <w:t>Docker</w:t>
+          <w:sz w:val="22"/>
+        </w:rPr>
+        <w:t>GitLab</w:t>
       </w:r>
       <w:proofErr w:type="spellEnd"/>
       <w:r>
         <w:rPr>
-          <w:rStyle w:val="Strong"/>
-          <w:sz w:val="22"/>
-        </w:rPr>
-        <w:t xml:space="preserve"> (20.x–26.x)</w:t>
-      </w:r>
-      <w:r>
-        <w:rPr>
-          <w:sz w:val="22"/>
-        </w:rPr>
-        <w:t xml:space="preserve">, </w:t>
-      </w:r>
-      <w:proofErr w:type="spellStart"/>
-      <w:r>
-        <w:rPr>
-          <w:rStyle w:val="Strong"/>
-          <w:sz w:val="22"/>
-        </w:rPr>
-        <w:t>Kubernetes</w:t>
-      </w:r>
-      <w:proofErr w:type="spellEnd"/>
-      <w:r>
-        <w:rPr>
-          <w:rStyle w:val="Strong"/>
-          <w:sz w:val="22"/>
-        </w:rPr>
-        <w:t xml:space="preserve"> (1.20–1.30)</w:t>
-      </w:r>
-      <w:r>
-        <w:rPr>
-          <w:sz w:val="22"/>
-        </w:rPr>
-        <w:t xml:space="preserve">, Helm, Argo CD, </w:t>
-      </w:r>
-      <w:proofErr w:type="spellStart"/>
-      <w:r>
-        <w:rPr>
-          <w:sz w:val="22"/>
-        </w:rPr>
-        <w:t>GitOps</w:t>
-      </w:r>
-      <w:proofErr w:type="spellEnd"/>
-      <w:r>
-        <w:rPr>
-          <w:sz w:val="22"/>
-        </w:rPr>
-        <w:t xml:space="preserve">, </w:t>
-      </w:r>
-      <w:proofErr w:type="spellStart"/>
-      <w:r>
-        <w:rPr>
-          <w:rStyle w:val="Strong"/>
-          <w:sz w:val="22"/>
-        </w:rPr>
-        <w:t>Terraform</w:t>
-      </w:r>
-      <w:proofErr w:type="spellEnd"/>
-      <w:r>
-        <w:rPr>
-          <w:rStyle w:val="Strong"/>
-          <w:sz w:val="22"/>
-        </w:rPr>
-        <w:t xml:space="preserve"> (1.0–1.7)</w:t>
-      </w:r>
-      <w:r>
-        <w:rPr>
-          <w:sz w:val="22"/>
-        </w:rPr>
-        <w:t xml:space="preserve">, </w:t>
-      </w:r>
-      <w:proofErr w:type="spellStart"/>
-      <w:r>
-        <w:rPr>
-          <w:sz w:val="22"/>
-        </w:rPr>
-        <w:t>CloudFormation</w:t>
-      </w:r>
-      <w:proofErr w:type="spellEnd"/>
-      <w:r>
-        <w:rPr>
-          <w:sz w:val="22"/>
-        </w:rPr>
-        <w:t xml:space="preserve">, </w:t>
-      </w:r>
-      <w:proofErr w:type="spellStart"/>
-      <w:r>
-        <w:rPr>
-          <w:sz w:val="22"/>
-        </w:rPr>
-        <w:t>GitHub</w:t>
-      </w:r>
-      <w:proofErr w:type="spellEnd"/>
-      <w:r>
-        <w:rPr>
-          <w:sz w:val="22"/>
-        </w:rPr>
-        <w:t xml:space="preserve"> Actions, </w:t>
-      </w:r>
-      <w:proofErr w:type="spellStart"/>
-      <w:r>
-        <w:rPr>
-          <w:sz w:val="22"/>
-        </w:rPr>
-        <w:t>GitLab</w:t>
-      </w:r>
-      <w:proofErr w:type="spellEnd"/>
-      <w:r>
-        <w:rPr>
-          <w:sz w:val="22"/>
-        </w:rPr>
-        <w:t xml:space="preserve"> CI, Jenkins, Azure </w:t>
-      </w:r>
-      <w:proofErr w:type="spellStart"/>
-      <w:r>
-        <w:rPr>
-          <w:sz w:val="22"/>
-        </w:rPr>
-        <w:t>DevOps</w:t>
-      </w:r>
-      <w:proofErr w:type="spellEnd"/>
-      <w:r>
-        <w:rPr>
-          <w:sz w:val="22"/>
-        </w:rPr>
-        <w:t xml:space="preserve">, </w:t>
+          <w:sz w:val="22"/>
+        </w:rPr>
+        <w:t xml:space="preserve"> CI, Jenkins, Azure DevOps, </w:t>
       </w:r>
       <w:proofErr w:type="spellStart"/>
       <w:r>
@@ -991,27 +877,61 @@
           <w:sz w:val="22"/>
         </w:rPr>
       </w:pPr>
+      <w:r>
+        <w:rPr>
+          <w:rStyle w:val="Strong"/>
+          <w:sz w:val="22"/>
+        </w:rPr>
+        <w:t>Observability, Quality &amp; Security</w:t>
+      </w:r>
+      <w:r>
+        <w:rPr>
+          <w:sz w:val="22"/>
+        </w:rPr>
+        <w:t xml:space="preserve"> — </w:t>
+      </w:r>
       <w:proofErr w:type="spellStart"/>
       <w:r>
         <w:rPr>
           <w:rStyle w:val="Strong"/>
           <w:sz w:val="22"/>
         </w:rPr>
-        <w:t>Observability</w:t>
+        <w:t>OpenTelemetry</w:t>
       </w:r>
       <w:proofErr w:type="spellEnd"/>
       <w:r>
         <w:rPr>
+          <w:sz w:val="22"/>
+        </w:rPr>
+        <w:t xml:space="preserve">, </w:t>
+      </w:r>
+      <w:proofErr w:type="spellStart"/>
+      <w:r>
+        <w:rPr>
           <w:rStyle w:val="Strong"/>
           <w:sz w:val="22"/>
         </w:rPr>
-        <w:t>, Quality &amp; Security</w:t>
-      </w:r>
-      <w:r>
-        <w:rPr>
-          <w:sz w:val="22"/>
-        </w:rPr>
-        <w:t xml:space="preserve"> — </w:t>
+        <w:t>Datadog</w:t>
+      </w:r>
+      <w:proofErr w:type="spellEnd"/>
+      <w:r>
+        <w:rPr>
+          <w:sz w:val="22"/>
+        </w:rPr>
+        <w:t xml:space="preserve">, </w:t>
+      </w:r>
+      <w:r>
+        <w:rPr>
+          <w:rStyle w:val="Strong"/>
+          <w:sz w:val="22"/>
+        </w:rPr>
+        <w:t>Prometheus</w:t>
+      </w:r>
+      <w:r>
+        <w:rPr>
+          <w:sz w:val="22"/>
+        </w:rPr>
+        <w:t xml:space="preserve">, </w:t>
       </w:r>
       <w:proofErr w:type="spellStart"/>
       <w:r>
@@ -1019,100 +939,48 @@
           <w:rStyle w:val="Strong"/>
           <w:sz w:val="22"/>
         </w:rPr>
-        <w:t>OpenTelemetry</w:t>
+        <w:t>Grafana</w:t>
       </w:r>
       <w:proofErr w:type="spellEnd"/>
       <w:r>
         <w:rPr>
           <w:sz w:val="22"/>
         </w:rPr>
+        <w:t xml:space="preserve">, ELK/EFK, </w:t>
+      </w:r>
+      <w:proofErr w:type="spellStart"/>
+      <w:r>
+        <w:rPr>
+          <w:sz w:val="22"/>
+        </w:rPr>
+        <w:t>CloudWatch</w:t>
+      </w:r>
+      <w:proofErr w:type="spellEnd"/>
+      <w:r>
+        <w:rPr>
+          <w:sz w:val="22"/>
+        </w:rPr>
+        <w:t xml:space="preserve">, Jest, Mocha, Chai, React Testing Library, Cypress, Playwright, Pact-style contract tests, </w:t>
+      </w:r>
+      <w:r>
+        <w:rPr>
+          <w:rStyle w:val="Strong"/>
+          <w:sz w:val="22"/>
+        </w:rPr>
+        <w:t>OAuth2</w:t>
+      </w:r>
+      <w:r>
+        <w:rPr>
+          <w:sz w:val="22"/>
+        </w:rPr>
         <w:t xml:space="preserve">, </w:t>
       </w:r>
-      <w:proofErr w:type="spellStart"/>
       <w:r>
         <w:rPr>
           <w:rStyle w:val="Strong"/>
           <w:sz w:val="22"/>
         </w:rPr>
-        <w:t>Datadog</w:t>
-      </w:r>
-      <w:proofErr w:type="spellEnd"/>
-      <w:r>
-        <w:rPr>
-          <w:sz w:val="22"/>
-        </w:rPr>
-        <w:t xml:space="preserve">, </w:t>
-      </w:r>
-      <w:r>
-        <w:rPr>
-          <w:rStyle w:val="Strong"/>
-          <w:sz w:val="22"/>
-        </w:rPr>
-        <w:t>Prometheus</w:t>
-      </w:r>
-      <w:r>
-        <w:rPr>
-          <w:sz w:val="22"/>
-        </w:rPr>
-        <w:t xml:space="preserve">, </w:t>
-      </w:r>
-      <w:proofErr w:type="spellStart"/>
-      <w:r>
-        <w:rPr>
-          <w:rStyle w:val="Strong"/>
-          <w:sz w:val="22"/>
-        </w:rPr>
-        <w:t>Grafana</w:t>
-      </w:r>
-      <w:proofErr w:type="spellEnd"/>
-      <w:r>
-        <w:rPr>
-          <w:sz w:val="22"/>
-        </w:rPr>
-        <w:t xml:space="preserve">, ELK/EFK, </w:t>
-      </w:r>
-      <w:proofErr w:type="spellStart"/>
-      <w:r>
-        <w:rPr>
-          <w:sz w:val="22"/>
-        </w:rPr>
-        <w:t>CloudWatch</w:t>
-      </w:r>
-      <w:proofErr w:type="spellEnd"/>
-      <w:r>
-        <w:rPr>
-          <w:sz w:val="22"/>
-        </w:rPr>
-        <w:t xml:space="preserve">, Jest, Mocha, Chai, React Testing Library, Cypress, Playwright, Pact-style contract tests, </w:t>
-      </w:r>
-      <w:r>
-        <w:rPr>
-          <w:rStyle w:val="Strong"/>
-          <w:sz w:val="22"/>
-        </w:rPr>
-        <w:t>OAuth2</w:t>
-      </w:r>
-      <w:r>
-        <w:rPr>
-          <w:sz w:val="22"/>
-        </w:rPr>
-        <w:t xml:space="preserve">, </w:t>
-      </w:r>
-      <w:proofErr w:type="spellStart"/>
-      <w:r>
-        <w:rPr>
-          <w:rStyle w:val="Strong"/>
-          <w:sz w:val="22"/>
-        </w:rPr>
-        <w:t>OpenID</w:t>
-      </w:r>
-      <w:proofErr w:type="spellEnd"/>
-      <w:r>
-        <w:rPr>
-          <w:rStyle w:val="Strong"/>
-          <w:sz w:val="22"/>
-        </w:rPr>
-        <w:t xml:space="preserve"> Connect</w:t>
+        <w:t>OpenID Connect</w:t>
       </w:r>
       <w:r>
         <w:rPr>
@@ -1561,23 +1429,13 @@
         </w:rPr>
         <w:t xml:space="preserve">Optimized </w:t>
       </w:r>
-      <w:proofErr w:type="spellStart"/>
       <w:r>
         <w:rPr>
           <w:rStyle w:val="Strong"/>
           <w:sz w:val="22"/>
           <w:szCs w:val="22"/>
         </w:rPr>
-        <w:t>PostgreSQL</w:t>
-      </w:r>
-      <w:proofErr w:type="spellEnd"/>
-      <w:r>
-        <w:rPr>
-          <w:rStyle w:val="Strong"/>
-          <w:sz w:val="22"/>
-          <w:szCs w:val="22"/>
-        </w:rPr>
-        <w:t xml:space="preserve"> query performance</w:t>
+        <w:t>PostgreSQL query performance</w:t>
       </w:r>
       <w:r>
         <w:rPr>
@@ -1897,7 +1755,6 @@
         </w:rPr>
         <w:t xml:space="preserve">, </w:t>
       </w:r>
-      <w:proofErr w:type="spellStart"/>
       <w:r>
         <w:rPr>
           <w:b/>
@@ -1905,17 +1762,7 @@
           <w:sz w:val="22"/>
           <w:szCs w:val="22"/>
         </w:rPr>
-        <w:t>OpenID</w:t>
-      </w:r>
-      <w:proofErr w:type="spellEnd"/>
-      <w:r>
-        <w:rPr>
-          <w:b/>
-          <w:bCs/>
-          <w:sz w:val="22"/>
-          <w:szCs w:val="22"/>
-        </w:rPr>
-        <w:t xml:space="preserve"> Connect</w:t>
+        <w:t>OpenID Connect</w:t>
       </w:r>
       <w:r>
         <w:rPr>
@@ -2180,7 +2027,6 @@
         </w:rPr>
         <w:t xml:space="preserve">Automated deployments using </w:t>
       </w:r>
-      <w:proofErr w:type="spellStart"/>
       <w:r>
         <w:rPr>
           <w:b/>
@@ -2190,7 +2036,6 @@
         </w:rPr>
         <w:t>Docker</w:t>
       </w:r>
-      <w:proofErr w:type="spellEnd"/>
       <w:r>
         <w:rPr>
           <w:sz w:val="22"/>
@@ -2198,7 +2043,6 @@
         </w:rPr>
         <w:t xml:space="preserve">, </w:t>
       </w:r>
-      <w:proofErr w:type="spellStart"/>
       <w:r>
         <w:rPr>
           <w:b/>
@@ -2206,9 +2050,15 @@
           <w:sz w:val="22"/>
           <w:szCs w:val="22"/>
         </w:rPr>
-        <w:t>Kubernetes</w:t>
-      </w:r>
-      <w:proofErr w:type="spellEnd"/>
+        <w:t>Kubernetes (EKS/AKS)</w:t>
+      </w:r>
+      <w:r>
+        <w:rPr>
+          <w:sz w:val="22"/>
+          <w:szCs w:val="22"/>
+        </w:rPr>
+        <w:t xml:space="preserve">, </w:t>
+      </w:r>
       <w:r>
         <w:rPr>
           <w:b/>
@@ -2216,7 +2066,7 @@
           <w:sz w:val="22"/>
           <w:szCs w:val="22"/>
         </w:rPr>
-        <w:t xml:space="preserve"> (EKS/AKS)</w:t>
+        <w:t>ECS</w:t>
       </w:r>
       <w:r>
         <w:rPr>
@@ -2232,14 +2082,14 @@
           <w:sz w:val="22"/>
           <w:szCs w:val="22"/>
         </w:rPr>
-        <w:t>ECS</w:t>
-      </w:r>
-      <w:r>
-        <w:rPr>
-          <w:sz w:val="22"/>
-          <w:szCs w:val="22"/>
-        </w:rPr>
-        <w:t xml:space="preserve">, </w:t>
+        <w:t>Helm</w:t>
+      </w:r>
+      <w:r>
+        <w:rPr>
+          <w:sz w:val="22"/>
+          <w:szCs w:val="22"/>
+        </w:rPr>
+        <w:t xml:space="preserve">, and </w:t>
       </w:r>
       <w:r>
         <w:rPr>
@@ -2248,26 +2098,8 @@
           <w:sz w:val="22"/>
           <w:szCs w:val="22"/>
         </w:rPr>
-        <w:t>Helm</w:t>
-      </w:r>
-      <w:r>
-        <w:rPr>
-          <w:sz w:val="22"/>
-          <w:szCs w:val="22"/>
-        </w:rPr>
-        <w:t xml:space="preserve">, and </w:t>
-      </w:r>
-      <w:proofErr w:type="spellStart"/>
-      <w:r>
-        <w:rPr>
-          <w:b/>
-          <w:bCs/>
-          <w:sz w:val="22"/>
-          <w:szCs w:val="22"/>
-        </w:rPr>
         <w:t>Terraform</w:t>
       </w:r>
-      <w:proofErr w:type="spellEnd"/>
       <w:r>
         <w:rPr>
           <w:sz w:val="22"/>
@@ -2467,21 +2299,7 @@
         <w:rPr>
           <w:sz w:val="22"/>
         </w:rPr>
-        <w:t xml:space="preserve">Designed </w:t>
-      </w:r>
-      <w:proofErr w:type="spellStart"/>
-      <w:r>
-        <w:rPr>
-          <w:sz w:val="22"/>
-        </w:rPr>
-        <w:t>RESTful</w:t>
-      </w:r>
-      <w:proofErr w:type="spellEnd"/>
-      <w:r>
-        <w:rPr>
-          <w:sz w:val="22"/>
-        </w:rPr>
-        <w:t xml:space="preserve"> services with stable payload contracts, reducing frontend regressions and improving integration reliability across releases.</w:t>
+        <w:t>Designed RESTful services with stable payload contracts, reducing frontend regressions and improving integration reliability across releases.</w:t>
       </w:r>
     </w:p>
     <w:p>
@@ -2575,21 +2393,12 @@
         </w:rPr>
         <w:t xml:space="preserve">Improved database reliability across </w:t>
       </w:r>
-      <w:proofErr w:type="spellStart"/>
       <w:r>
         <w:rPr>
           <w:rStyle w:val="Strong"/>
           <w:sz w:val="22"/>
         </w:rPr>
-        <w:t>PostgreSQL</w:t>
-      </w:r>
-      <w:proofErr w:type="spellEnd"/>
-      <w:r>
-        <w:rPr>
-          <w:rStyle w:val="Strong"/>
-          <w:sz w:val="22"/>
-        </w:rPr>
-        <w:t>, MySQL, and SQL Server</w:t>
+        <w:t>PostgreSQL, MySQL, and SQL Server</w:t>
       </w:r>
       <w:r>
         <w:rPr>
@@ -2706,21 +2515,7 @@
         <w:rPr>
           <w:sz w:val="22"/>
         </w:rPr>
-        <w:t xml:space="preserve">Enhanced </w:t>
-      </w:r>
-      <w:proofErr w:type="spellStart"/>
-      <w:r>
-        <w:rPr>
-          <w:sz w:val="22"/>
-        </w:rPr>
-        <w:t>observability</w:t>
-      </w:r>
-      <w:proofErr w:type="spellEnd"/>
-      <w:r>
-        <w:rPr>
-          <w:sz w:val="22"/>
-        </w:rPr>
-        <w:t xml:space="preserve"> through </w:t>
+        <w:t xml:space="preserve">Enhanced observability through </w:t>
       </w:r>
       <w:proofErr w:type="spellStart"/>
       <w:r>
@@ -3002,21 +2797,12 @@
         </w:rPr>
         <w:t xml:space="preserve">Designed transactional data systems across </w:t>
       </w:r>
-      <w:proofErr w:type="spellStart"/>
       <w:r>
         <w:rPr>
           <w:rStyle w:val="Strong"/>
           <w:sz w:val="22"/>
         </w:rPr>
-        <w:t>PostgreSQL</w:t>
-      </w:r>
-      <w:proofErr w:type="spellEnd"/>
-      <w:r>
-        <w:rPr>
-          <w:rStyle w:val="Strong"/>
-          <w:sz w:val="22"/>
-        </w:rPr>
-        <w:t xml:space="preserve"> and MySQL</w:t>
+        <w:t>PostgreSQL and MySQL</w:t>
       </w:r>
       <w:r>
         <w:rPr>
@@ -3100,21 +2886,12 @@
         </w:rPr>
         <w:t xml:space="preserve">Introduced </w:t>
       </w:r>
-      <w:proofErr w:type="spellStart"/>
       <w:r>
         <w:rPr>
           <w:rStyle w:val="Strong"/>
           <w:sz w:val="22"/>
         </w:rPr>
-        <w:t>MongoDB</w:t>
-      </w:r>
-      <w:proofErr w:type="spellEnd"/>
-      <w:r>
-        <w:rPr>
-          <w:rStyle w:val="Strong"/>
-          <w:sz w:val="22"/>
-        </w:rPr>
-        <w:t xml:space="preserve"> for flexible document storage</w:t>
+        <w:t>MongoDB for flexible document storage</w:t>
       </w:r>
       <w:r>
         <w:rPr>
@@ -3776,18 +3553,25 @@
       </w:tr>
     </w:tbl>
     <w:p>
-      <w:r>
-        <w:rPr>
-          <w:rFonts w:ascii="Arial" w:eastAsia="Arial" w:hAnsi="Arial" w:cs="Arial"/>
+      <w:pPr>
+        <w:rPr>
+          <w:sz w:val="18"/>
+        </w:rPr>
+      </w:pPr>
+      <w:bookmarkStart w:id="0" w:name="_GoBack"/>
+      <w:r>
+        <w:rPr>
+          <w:rFonts w:ascii="Arial" w:hAnsi="Arial" w:cs="Arial"/>
           <w:b/>
           <w:bCs/>
-          <w:color w:val="111111"/>
-          <w:sz w:val="22"/>
-          <w:szCs w:val="18"/>
-        </w:rPr>
-        <w:t>Stanford University Department of Computer Science</w:t>
+          <w:color w:val="000000"/>
+          <w:sz w:val="22"/>
+          <w:szCs w:val="23"/>
+        </w:rPr>
+        <w:t>Harvard University</w:t>
       </w:r>
     </w:p>
+    <w:bookmarkEnd w:id="0"/>
     <w:p>
       <w:pPr>
         <w:pStyle w:val="ListParagraph"/>
@@ -8956,7 +8740,7 @@
 </file>
 
 <file path=customXml/itemProps1.xml><?xml version="1.0" encoding="utf-8"?>
-<ds:datastoreItem xmlns:ds="http://schemas.openxmlformats.org/officeDocument/2006/customXml" ds:itemID="{25438C71-EBEB-4360-B3FE-D6835DDFFCB3}">
+<ds:datastoreItem xmlns:ds="http://schemas.openxmlformats.org/officeDocument/2006/customXml" ds:itemID="{C6A4C73E-D4AC-42FD-918C-96B49625EEC1}">
   <ds:schemaRefs>
     <ds:schemaRef ds:uri="http://schemas.openxmlformats.org/officeDocument/2006/bibliography"/>
   </ds:schemaRefs>
